--- a/MobiCova-USSD-Menu-Walkthrough.docx
+++ b/MobiCova-USSD-Menu-Walkthrough.docx
@@ -1,9 +1,16 @@
 
 <file path=word/document.xml><?xml version="1.0" encoding="utf-8"?>
-<w:document xmlns:w="http://schemas.openxmlformats.org/wordprocessingml/2006/main" xmlns:m="http://schemas.openxmlformats.org/officeDocument/2006/math" xmlns:r="http://schemas.openxmlformats.org/officeDocument/2006/relationships" xmlns:o="urn:schemas-microsoft-com:office:office" xmlns:v="urn:schemas-microsoft-com:vml" xmlns:w10="urn:schemas-microsoft-com:office:word" xmlns:a="http://schemas.openxmlformats.org/drawingml/2006/main" xmlns:pic="http://schemas.openxmlformats.org/drawingml/2006/picture" xmlns:wp="http://schemas.openxmlformats.org/drawingml/2006/wordprocessingDrawing">
+<w:document xmlns:wpc="http://schemas.microsoft.com/office/word/2010/wordprocessingCanvas" xmlns:cx="http://schemas.microsoft.com/office/drawing/2014/chartex" xmlns:cx1="http://schemas.microsoft.com/office/drawing/2015/9/8/chartex" xmlns:cx2="http://schemas.microsoft.com/office/drawing/2015/10/21/chartex" xmlns:cx3="http://schemas.microsoft.com/office/drawing/2016/5/9/chartex" xmlns:cx4="http://schemas.microsoft.com/office/drawing/2016/5/10/chartex" xmlns:cx5="http://schemas.microsoft.com/office/drawing/2016/5/11/chartex" xmlns:cx6="http://schemas.microsoft.com/office/drawing/2016/5/12/chartex" xmlns:cx7="http://schemas.microsoft.com/office/drawing/2016/5/13/chartex" xmlns:cx8="http://schemas.microsoft.com/office/drawing/2016/5/14/chartex" xmlns:mc="http://schemas.openxmlformats.org/markup-compatibility/2006" xmlns:aink="http://schemas.microsoft.com/office/drawing/2016/ink" xmlns:am3d="http://schemas.microsoft.com/office/drawing/2017/model3d" xmlns:o="urn:schemas-microsoft-com:office:office" xmlns:oel="http://schemas.microsoft.com/office/2019/extlst" xmlns:r="http://schemas.openxmlformats.org/officeDocument/2006/relationships" xmlns:m="http://schemas.openxmlformats.org/officeDocument/2006/math" xmlns:v="urn:schemas-microsoft-com:vml" xmlns:wp14="http://schemas.microsoft.com/office/word/2010/wordprocessingDrawing" xmlns:wp="http://schemas.openxmlformats.org/drawingml/2006/wordprocessingDrawing" xmlns:w10="urn:schemas-microsoft-com:office:word" xmlns:w="http://schemas.openxmlformats.org/wordprocessingml/2006/main" xmlns:w14="http://schemas.microsoft.com/office/word/2010/wordml" xmlns:w15="http://schemas.microsoft.com/office/word/2012/wordml" xmlns:w16cex="http://schemas.microsoft.com/office/word/2018/wordml/cex" xmlns:w16cid="http://schemas.microsoft.com/office/word/2016/wordml/cid" xmlns:w16="http://schemas.microsoft.com/office/word/2018/wordml" xmlns:w16du="http://schemas.microsoft.com/office/word/2023/wordml/word16du" xmlns:w16sdtdh="http://schemas.microsoft.com/office/word/2020/wordml/sdtdatahash" xmlns:w16sdtfl="http://schemas.microsoft.com/office/word/2024/wordml/sdtformatlock" xmlns:w16se="http://schemas.microsoft.com/office/word/2015/wordml/symex" xmlns:wpg="http://schemas.microsoft.com/office/word/2010/wordprocessingGroup" xmlns:wpi="http://schemas.microsoft.com/office/word/2010/wordprocessingInk" xmlns:wne="http://schemas.microsoft.com/office/word/2006/wordml" xmlns:wps="http://schemas.microsoft.com/office/word/2010/wordprocessingShape" mc:Ignorable="w14 w15 w16se w16cid w16 w16cex w16sdtdh w16sdtfl w16du wp14">
   <w:body>
     <w:sdt>
       <w:sdtPr>
+        <w:rPr>
+          <w:rFonts w:ascii="Calibri" w:eastAsiaTheme="minorEastAsia" w:hAnsi="Calibri" w:cstheme="minorBidi"/>
+          <w:color w:val="auto"/>
+          <w:sz w:val="22"/>
+          <w:szCs w:val="24"/>
+        </w:rPr>
+        <w:id w:val="-1756050265"/>
         <w:docPartObj>
           <w:docPartGallery w:val="Table of Contents"/>
           <w:docPartUnique/>
@@ -15,41 +22,51 @@
             <w:pStyle w:val="TOCHeading"/>
           </w:pPr>
           <w:r>
-            <w:t xml:space="preserve">Table of Contents</w:t>
+            <w:t>Table of Contents</w:t>
           </w:r>
         </w:p>
         <w:p>
           <w:r>
-            <w:fldChar w:fldCharType="begin" w:dirty="true"/>
-            <w:instrText xml:space="preserve">TOC \o "1-2" \h \z \u</w:instrText>
+            <w:fldChar w:fldCharType="begin"/>
+          </w:r>
+          <w:r>
+            <w:instrText>TOC \o "1-2" \h \z \u</w:instrText>
+          </w:r>
+          <w:r>
             <w:fldChar w:fldCharType="separate"/>
+          </w:r>
+          <w:r>
             <w:fldChar w:fldCharType="end"/>
           </w:r>
         </w:p>
       </w:sdtContent>
     </w:sdt>
-    <w:bookmarkStart w:id="21" w:name="mobicova-ussd-service-menu-walkthrough"/>
     <w:p>
       <w:pPr>
         <w:jc w:val="center"/>
       </w:pPr>
-      <w:r>
+      <w:bookmarkStart w:id="0" w:name="mobicova-ussd-service-menu-walkthrough"/>
+      <w:r>
+        <w:rPr>
+          <w:noProof/>
+        </w:rPr>
         <w:drawing>
-          <wp:inline>
+          <wp:inline distT="0" distB="0" distL="0" distR="0" wp14:anchorId="1815E456" wp14:editId="1AE5761C">
             <wp:extent cx="5760720" cy="1128141"/>
+            <wp:effectExtent l="0" t="0" r="0" b="0"/>
             <wp:docPr id="1" name="Picture 1"/>
             <wp:cNvGraphicFramePr>
-              <a:graphicFrameLocks noChangeAspect="1"/>
+              <a:graphicFrameLocks xmlns:a="http://schemas.openxmlformats.org/drawingml/2006/main" noChangeAspect="1"/>
             </wp:cNvGraphicFramePr>
-            <a:graphic>
+            <a:graphic xmlns:a="http://schemas.openxmlformats.org/drawingml/2006/main">
               <a:graphicData uri="http://schemas.openxmlformats.org/drawingml/2006/picture">
-                <pic:pic>
+                <pic:pic xmlns:pic="http://schemas.openxmlformats.org/drawingml/2006/picture">
                   <pic:nvPicPr>
                     <pic:cNvPr id="0" name="_banner.png"/>
                     <pic:cNvPicPr/>
                   </pic:nvPicPr>
                   <pic:blipFill>
-                    <a:blip r:embed="rId9"/>
+                    <a:blip r:embed="rId5"/>
                     <a:stretch>
                       <a:fillRect/>
                     </a:stretch>
@@ -59,7 +76,9 @@
                       <a:off x="0" y="0"/>
                       <a:ext cx="5760720" cy="1128141"/>
                     </a:xfrm>
-                    <a:prstGeom prst="rect"/>
+                    <a:prstGeom prst="rect">
+                      <a:avLst/>
+                    </a:prstGeom>
                   </pic:spPr>
                 </pic:pic>
               </a:graphicData>
@@ -72,8 +91,16 @@
       <w:pPr>
         <w:pStyle w:val="Heading1"/>
       </w:pPr>
-      <w:r>
-        <w:t xml:space="preserve">MobiCova USSD Service — Menu Walkthrough</w:t>
+      <w:proofErr w:type="spellStart"/>
+      <w:r>
+        <w:t>MobiCova</w:t>
+      </w:r>
+      <w:proofErr w:type="spellEnd"/>
+      <w:r>
+        <w:t xml:space="preserve"> Health</w:t>
+      </w:r>
+      <w:r>
+        <w:t xml:space="preserve"> USSD Service — Menu Walkthrough</w:t>
       </w:r>
     </w:p>
     <w:p>
@@ -85,39 +112,54 @@
           <w:b/>
           <w:bCs/>
         </w:rPr>
-        <w:t xml:space="preserve">Prepared for:</w:t>
-      </w:r>
-      <w:r>
-        <w:t xml:space="preserve"> </w:t>
-      </w:r>
-      <w:r>
-        <w:t xml:space="preserve">Africa’s Talking (USSD Service Application)</w:t>
-      </w:r>
-      <w:r>
-        <w:t xml:space="preserve"> </w:t>
+        <w:t>Prepared for:</w:t>
+      </w:r>
+      <w:r>
+        <w:t xml:space="preserve"> Africa’s Talking (USSD Service Application) </w:t>
       </w:r>
       <w:r>
         <w:rPr>
           <w:b/>
           <w:bCs/>
         </w:rPr>
-        <w:t xml:space="preserve">Service name:</w:t>
+        <w:t>Service name:</w:t>
       </w:r>
       <w:r>
         <w:t xml:space="preserve"> </w:t>
       </w:r>
-      <w:r>
-        <w:t xml:space="preserve">MobiCova Digital Health</w:t>
-      </w:r>
+      <w:proofErr w:type="spellStart"/>
+      <w:r>
+        <w:t>MobiCova</w:t>
+      </w:r>
+      <w:proofErr w:type="spellEnd"/>
       <w:r>
         <w:t xml:space="preserve"> </w:t>
+      </w:r>
+      <w:r>
+        <w:t xml:space="preserve">Digital Health </w:t>
       </w:r>
       <w:r>
         <w:rPr>
           <w:b/>
           <w:bCs/>
         </w:rPr>
-        <w:t xml:space="preserve">USSD shortcode:</w:t>
+        <w:t xml:space="preserve">USSD </w:t>
+      </w:r>
+      <w:proofErr w:type="spellStart"/>
+      <w:r>
+        <w:rPr>
+          <w:b/>
+          <w:bCs/>
+        </w:rPr>
+        <w:t>shortcode</w:t>
+      </w:r>
+      <w:proofErr w:type="spellEnd"/>
+      <w:r>
+        <w:rPr>
+          <w:b/>
+          <w:bCs/>
+        </w:rPr>
+        <w:t>:</w:t>
       </w:r>
       <w:r>
         <w:t xml:space="preserve"> </w:t>
@@ -126,7 +168,14 @@
         <w:rPr>
           <w:rStyle w:val="VerbatimChar"/>
         </w:rPr>
-        <w:t xml:space="preserve">*XYZ#</w:t>
+        <w:t>*</w:t>
+      </w:r>
+      <w:proofErr w:type="gramStart"/>
+      <w:r>
+        <w:rPr>
+          <w:rStyle w:val="VerbatimChar"/>
+        </w:rPr>
+        <w:t>XYZ#</w:t>
       </w:r>
       <w:r>
         <w:t xml:space="preserve"> </w:t>
@@ -136,7 +185,15 @@
           <w:i/>
           <w:iCs/>
         </w:rPr>
-        <w:t xml:space="preserve">(placeholder — replace with the dedicated shortcode assigned by AT)</w:t>
+        <w:t>(</w:t>
+      </w:r>
+      <w:proofErr w:type="gramEnd"/>
+      <w:r>
+        <w:rPr>
+          <w:i/>
+          <w:iCs/>
+        </w:rPr>
+        <w:t>placeholder — replace with the dedicated shortcode assigned by AT)</w:t>
       </w:r>
       <w:r>
         <w:t xml:space="preserve"> </w:t>
@@ -146,13 +203,10 @@
           <w:b/>
           <w:bCs/>
         </w:rPr>
-        <w:t xml:space="preserve">Document version:</w:t>
-      </w:r>
-      <w:r>
-        <w:t xml:space="preserve"> </w:t>
-      </w:r>
-      <w:r>
-        <w:t xml:space="preserve">1.0 — 11 June 2026</w:t>
+        <w:t>Document version:</w:t>
+      </w:r>
+      <w:r>
+        <w:t xml:space="preserve"> 1.0 — 11 June 2026</w:t>
       </w:r>
     </w:p>
     <w:p>
@@ -164,93 +218,107 @@
           <w:b/>
           <w:bCs/>
         </w:rPr>
-        <w:t xml:space="preserve">Change control:</w:t>
-      </w:r>
-      <w:r>
-        <w:t xml:space="preserve"> </w:t>
-      </w:r>
-      <w:r>
-        <w:t xml:space="preserve">This menu structure and flow are fixed as documented. MobiCova will not alter the menu, options, ordering, or text without prior</w:t>
-      </w:r>
-      <w:r>
-        <w:t xml:space="preserve"> </w:t>
+        <w:t>Change control:</w:t>
+      </w:r>
+      <w:r>
+        <w:t xml:space="preserve"> This menu structure and flow are fixed as documented. </w:t>
+      </w:r>
+      <w:proofErr w:type="spellStart"/>
+      <w:r>
+        <w:t>MobiCova</w:t>
+      </w:r>
+      <w:proofErr w:type="spellEnd"/>
+      <w:r>
+        <w:t xml:space="preserve"> Health</w:t>
+      </w:r>
+      <w:r>
+        <w:t xml:space="preserve"> will not alter the menu, options, ordering, or text without prior </w:t>
       </w:r>
       <w:r>
         <w:rPr>
           <w:b/>
           <w:bCs/>
         </w:rPr>
-        <w:t xml:space="preserve">written notice to Africa’s Talking.</w:t>
-      </w:r>
-    </w:p>
-    <w:p>
-      <w:r>
-        <w:pict>
-          <v:rect style="width:0;height:1.5pt" o:hralign="center" o:hrstd="t" o:hr="t"/>
+        <w:t>written notice to Africa’s Talking.</w:t>
+      </w:r>
+    </w:p>
+    <w:p>
+      <w:r>
+        <w:pict w14:anchorId="6FF0D2DB">
+          <v:rect id="_x0000_i1025" style="width:0;height:1.5pt" o:hralign="center" o:hrstd="t" o:hr="t"/>
         </w:pict>
       </w:r>
     </w:p>
-    <w:bookmarkStart w:id="9" w:name="technical-session-conventions"/>
     <w:p>
       <w:pPr>
         <w:pStyle w:val="Heading2"/>
       </w:pPr>
-      <w:r>
-        <w:t xml:space="preserve">1. Technical &amp; session conventions</w:t>
+      <w:bookmarkStart w:id="1" w:name="technical-session-conventions"/>
+      <w:r>
+        <w:t>1. Technical &amp; session conventions</w:t>
       </w:r>
     </w:p>
     <w:tbl>
       <w:tblPr>
         <w:tblStyle w:val="Table"/>
-        <w:tblW w:type="pct" w:w="5000"/>
+        <w:tblW w:w="5000" w:type="pct"/>
         <w:tblLayout w:type="fixed"/>
-        <w:tblLook w:firstRow="1" w:lastRow="0" w:firstColumn="0" w:lastColumn="0" w:noHBand="0" w:noVBand="0" w:val="0020"/>
+        <w:tblLook w:val="0020" w:firstRow="1" w:lastRow="0" w:firstColumn="0" w:lastColumn="0" w:noHBand="0" w:noVBand="0"/>
       </w:tblPr>
       <w:tblGrid>
-        <w:gridCol w:w="3960"/>
-        <w:gridCol w:w="3960"/>
+        <w:gridCol w:w="4788"/>
+        <w:gridCol w:w="4788"/>
       </w:tblGrid>
       <w:tr>
         <w:trPr>
-          <w:tblHeader w:val="on"/>
+          <w:cnfStyle w:val="100000000000" w:firstRow="1" w:lastRow="0" w:firstColumn="0" w:lastColumn="0" w:oddVBand="0" w:evenVBand="0" w:oddHBand="0" w:evenHBand="0" w:firstRowFirstColumn="0" w:firstRowLastColumn="0" w:lastRowFirstColumn="0" w:lastRowLastColumn="0"/>
+          <w:tblHeader/>
         </w:trPr>
         <w:tc>
-          <w:tcPr/>
+          <w:tcPr>
+            <w:tcW w:w="3960" w:type="dxa"/>
+          </w:tcPr>
           <w:p>
             <w:pPr>
               <w:pStyle w:val="Compact"/>
             </w:pPr>
             <w:r>
-              <w:t xml:space="preserve">Item</w:t>
+              <w:t>Item</w:t>
             </w:r>
           </w:p>
         </w:tc>
         <w:tc>
-          <w:tcPr/>
+          <w:tcPr>
+            <w:tcW w:w="3960" w:type="dxa"/>
+          </w:tcPr>
           <w:p>
             <w:pPr>
               <w:pStyle w:val="Compact"/>
             </w:pPr>
             <w:r>
-              <w:t xml:space="preserve">Specification</w:t>
+              <w:t>Specification</w:t>
             </w:r>
           </w:p>
         </w:tc>
       </w:tr>
       <w:tr>
         <w:tc>
-          <w:tcPr/>
+          <w:tcPr>
+            <w:tcW w:w="3960" w:type="dxa"/>
+          </w:tcPr>
           <w:p>
             <w:pPr>
               <w:pStyle w:val="Compact"/>
             </w:pPr>
             <w:r>
-              <w:t xml:space="preserve">Session model</w:t>
+              <w:t>Session model</w:t>
             </w:r>
           </w:p>
         </w:tc>
         <w:tc>
-          <w:tcPr/>
+          <w:tcPr>
+            <w:tcW w:w="3960" w:type="dxa"/>
+          </w:tcPr>
           <w:p>
             <w:pPr>
               <w:pStyle w:val="Compact"/>
@@ -259,104 +327,104 @@
               <w:rPr>
                 <w:rStyle w:val="VerbatimChar"/>
               </w:rPr>
-              <w:t xml:space="preserve">CON</w:t>
-            </w:r>
-            <w:r>
-              <w:t xml:space="preserve"> </w:t>
-            </w:r>
-            <w:r>
-              <w:t xml:space="preserve">= menu continues (awaits input);</w:t>
-            </w:r>
-            <w:r>
-              <w:t xml:space="preserve"> </w:t>
+              <w:t>CON</w:t>
+            </w:r>
+            <w:r>
+              <w:t xml:space="preserve"> = menu continues (awaits input); </w:t>
             </w:r>
             <w:r>
               <w:rPr>
                 <w:rStyle w:val="VerbatimChar"/>
               </w:rPr>
-              <w:t xml:space="preserve">END</w:t>
-            </w:r>
-            <w:r>
-              <w:t xml:space="preserve"> </w:t>
-            </w:r>
-            <w:r>
-              <w:t xml:space="preserve">= session terminates</w:t>
+              <w:t>END</w:t>
+            </w:r>
+            <w:r>
+              <w:t xml:space="preserve"> = session terminates</w:t>
             </w:r>
           </w:p>
         </w:tc>
       </w:tr>
       <w:tr>
         <w:tc>
-          <w:tcPr/>
+          <w:tcPr>
+            <w:tcW w:w="3960" w:type="dxa"/>
+          </w:tcPr>
           <w:p>
             <w:pPr>
               <w:pStyle w:val="Compact"/>
             </w:pPr>
             <w:r>
-              <w:t xml:space="preserve">Screen limit</w:t>
+              <w:t>Screen limit</w:t>
             </w:r>
           </w:p>
         </w:tc>
         <w:tc>
-          <w:tcPr/>
+          <w:tcPr>
+            <w:tcW w:w="3960" w:type="dxa"/>
+          </w:tcPr>
           <w:p>
             <w:pPr>
               <w:pStyle w:val="Compact"/>
             </w:pPr>
             <w:r>
-              <w:t xml:space="preserve">Each screen kept within</w:t>
-            </w:r>
-            <w:r>
-              <w:t xml:space="preserve"> </w:t>
+              <w:t xml:space="preserve">Each screen kept within </w:t>
             </w:r>
             <w:r>
               <w:rPr>
                 <w:b/>
                 <w:bCs/>
               </w:rPr>
-              <w:t xml:space="preserve">182 characters</w:t>
+              <w:t>182 characters</w:t>
             </w:r>
           </w:p>
         </w:tc>
       </w:tr>
       <w:tr>
         <w:tc>
-          <w:tcPr/>
+          <w:tcPr>
+            <w:tcW w:w="3960" w:type="dxa"/>
+          </w:tcPr>
           <w:p>
             <w:pPr>
               <w:pStyle w:val="Compact"/>
             </w:pPr>
             <w:r>
-              <w:t xml:space="preserve">Input</w:t>
+              <w:t>Input</w:t>
             </w:r>
           </w:p>
         </w:tc>
         <w:tc>
-          <w:tcPr/>
+          <w:tcPr>
+            <w:tcW w:w="3960" w:type="dxa"/>
+          </w:tcPr>
           <w:p>
             <w:pPr>
               <w:pStyle w:val="Compact"/>
             </w:pPr>
             <w:r>
-              <w:t xml:space="preserve">Single digit/number per screen unless capturing an ID, PIN, or free text</w:t>
+              <w:t>Single digit/number per screen unless capturing an ID, PIN, or free text</w:t>
             </w:r>
           </w:p>
         </w:tc>
       </w:tr>
       <w:tr>
         <w:tc>
-          <w:tcPr/>
+          <w:tcPr>
+            <w:tcW w:w="3960" w:type="dxa"/>
+          </w:tcPr>
           <w:p>
             <w:pPr>
               <w:pStyle w:val="Compact"/>
             </w:pPr>
             <w:r>
-              <w:t xml:space="preserve">Navigation</w:t>
+              <w:t>Navigation</w:t>
             </w:r>
           </w:p>
         </w:tc>
         <w:tc>
-          <w:tcPr/>
+          <w:tcPr>
+            <w:tcW w:w="3960" w:type="dxa"/>
+          </w:tcPr>
           <w:p>
             <w:pPr>
               <w:pStyle w:val="Compact"/>
@@ -365,146 +433,131 @@
               <w:rPr>
                 <w:rStyle w:val="VerbatimChar"/>
               </w:rPr>
-              <w:t xml:space="preserve">0</w:t>
-            </w:r>
-            <w:r>
-              <w:t xml:space="preserve"> </w:t>
-            </w:r>
-            <w:r>
-              <w:t xml:space="preserve">= Back one level ·</w:t>
-            </w:r>
-            <w:r>
-              <w:t xml:space="preserve"> </w:t>
+              <w:t>0</w:t>
+            </w:r>
+            <w:r>
+              <w:t xml:space="preserve"> = Back one level · </w:t>
             </w:r>
             <w:r>
               <w:rPr>
                 <w:rStyle w:val="VerbatimChar"/>
               </w:rPr>
-              <w:t xml:space="preserve">00</w:t>
-            </w:r>
-            <w:r>
-              <w:t xml:space="preserve"> </w:t>
-            </w:r>
-            <w:r>
-              <w:t xml:space="preserve">= Main menu ·</w:t>
-            </w:r>
-            <w:r>
-              <w:t xml:space="preserve"> </w:t>
+              <w:t>00</w:t>
+            </w:r>
+            <w:r>
+              <w:t xml:space="preserve"> = Main menu · </w:t>
             </w:r>
             <w:r>
               <w:rPr>
                 <w:rStyle w:val="VerbatimChar"/>
               </w:rPr>
-              <w:t xml:space="preserve">98</w:t>
-            </w:r>
-            <w:r>
-              <w:t xml:space="preserve"> </w:t>
-            </w:r>
-            <w:r>
-              <w:t xml:space="preserve">= Next page (where lists are long)</w:t>
+              <w:t>98</w:t>
+            </w:r>
+            <w:r>
+              <w:t xml:space="preserve"> = Next page (where lists are long)</w:t>
             </w:r>
           </w:p>
         </w:tc>
       </w:tr>
       <w:tr>
         <w:tc>
-          <w:tcPr/>
+          <w:tcPr>
+            <w:tcW w:w="3960" w:type="dxa"/>
+          </w:tcPr>
           <w:p>
             <w:pPr>
               <w:pStyle w:val="Compact"/>
             </w:pPr>
             <w:r>
-              <w:t xml:space="preserve">Session timeout</w:t>
+              <w:t>Session timeout</w:t>
             </w:r>
           </w:p>
         </w:tc>
         <w:tc>
-          <w:tcPr/>
+          <w:tcPr>
+            <w:tcW w:w="3960" w:type="dxa"/>
+          </w:tcPr>
           <w:p>
             <w:pPr>
               <w:pStyle w:val="Compact"/>
             </w:pPr>
             <w:r>
-              <w:t xml:space="preserve">Per AT default (member re-dials</w:t>
-            </w:r>
-            <w:r>
-              <w:t xml:space="preserve"> </w:t>
+              <w:t xml:space="preserve">Per AT default (member re-dials </w:t>
             </w:r>
             <w:r>
               <w:rPr>
                 <w:rStyle w:val="VerbatimChar"/>
               </w:rPr>
-              <w:t xml:space="preserve">*XYZ#</w:t>
-            </w:r>
-            <w:r>
-              <w:t xml:space="preserve"> </w:t>
-            </w:r>
-            <w:r>
-              <w:t xml:space="preserve">to resume)</w:t>
+              <w:t>*XYZ#</w:t>
+            </w:r>
+            <w:r>
+              <w:t xml:space="preserve"> to resume)</w:t>
             </w:r>
           </w:p>
         </w:tc>
       </w:tr>
       <w:tr>
         <w:tc>
-          <w:tcPr/>
+          <w:tcPr>
+            <w:tcW w:w="3960" w:type="dxa"/>
+          </w:tcPr>
           <w:p>
             <w:pPr>
               <w:pStyle w:val="Compact"/>
             </w:pPr>
             <w:r>
-              <w:t xml:space="preserve">Authentication</w:t>
+              <w:t>Authentication</w:t>
             </w:r>
           </w:p>
         </w:tc>
         <w:tc>
-          <w:tcPr/>
+          <w:tcPr>
+            <w:tcW w:w="3960" w:type="dxa"/>
+          </w:tcPr>
           <w:p>
             <w:pPr>
               <w:pStyle w:val="Compact"/>
             </w:pPr>
             <w:r>
-              <w:t xml:space="preserve">Member auto-recognised by calling number (MSISDN). A</w:t>
-            </w:r>
-            <w:r>
-              <w:t xml:space="preserve"> </w:t>
+              <w:t xml:space="preserve">Member auto-recognised by calling number (MSISDN). A </w:t>
             </w:r>
             <w:r>
               <w:rPr>
                 <w:b/>
                 <w:bCs/>
               </w:rPr>
-              <w:t xml:space="preserve">4-digit PIN</w:t>
-            </w:r>
-            <w:r>
-              <w:t xml:space="preserve"> </w:t>
-            </w:r>
-            <w:r>
-              <w:t xml:space="preserve">is required before any sensitive action (membership/cover details, telemedicine, PIN change). Public actions (symptom check, find care) need no PIN.</w:t>
+              <w:t>4-digit PIN</w:t>
+            </w:r>
+            <w:r>
+              <w:t xml:space="preserve"> is required before any sensitive action (membership/cover details, telemedicine, PIN change). Public actions (symptom check, find care) need no PIN.</w:t>
             </w:r>
           </w:p>
         </w:tc>
       </w:tr>
       <w:tr>
         <w:tc>
-          <w:tcPr/>
+          <w:tcPr>
+            <w:tcW w:w="3960" w:type="dxa"/>
+          </w:tcPr>
           <w:p>
             <w:pPr>
               <w:pStyle w:val="Compact"/>
             </w:pPr>
             <w:r>
-              <w:t xml:space="preserve">Language</w:t>
+              <w:t>Language</w:t>
             </w:r>
           </w:p>
         </w:tc>
         <w:tc>
-          <w:tcPr/>
+          <w:tcPr>
+            <w:tcW w:w="3960" w:type="dxa"/>
+          </w:tcPr>
           <w:p>
             <w:pPr>
               <w:pStyle w:val="Compact"/>
             </w:pPr>
             <w:r>
-              <w:t xml:space="preserve">English (v1.0)</w:t>
+              <w:t>English (v1.0)</w:t>
             </w:r>
           </w:p>
         </w:tc>
@@ -512,19 +565,19 @@
     </w:tbl>
     <w:p>
       <w:r>
-        <w:pict>
-          <v:rect style="width:0;height:1.5pt" o:hralign="center" o:hrstd="t" o:hr="t"/>
+        <w:pict w14:anchorId="04D60EBA">
+          <v:rect id="_x0000_i1026" style="width:0;height:1.5pt" o:hralign="center" o:hrstd="t" o:hr="t"/>
         </w:pict>
       </w:r>
     </w:p>
-    <w:bookmarkEnd w:id="9"/>
-    <w:bookmarkStart w:id="10" w:name="menu-tree-overview"/>
     <w:p>
       <w:pPr>
         <w:pStyle w:val="Heading2"/>
       </w:pPr>
-      <w:r>
-        <w:t xml:space="preserve">2. Menu tree (overview)</w:t>
+      <w:bookmarkStart w:id="2" w:name="menu-tree-overview"/>
+      <w:bookmarkEnd w:id="1"/>
+      <w:r>
+        <w:t>2. Menu tree (overview)</w:t>
       </w:r>
     </w:p>
     <w:p>
@@ -535,88 +588,101 @@
         <w:rPr>
           <w:rStyle w:val="VerbatimChar"/>
         </w:rPr>
-        <w:t xml:space="preserve">*XYZ#  (dial)</w:t>
-      </w:r>
-      <w:r>
-        <w:br/>
-      </w:r>
-      <w:r>
-        <w:rPr>
-          <w:rStyle w:val="VerbatimChar"/>
-        </w:rPr>
-        <w:t xml:space="preserve">│</w:t>
-      </w:r>
-      <w:r>
-        <w:br/>
-      </w:r>
-      <w:r>
-        <w:rPr>
-          <w:rStyle w:val="VerbatimChar"/>
-        </w:rPr>
-        <w:t xml:space="preserve">├─ [Recognised member] → MAIN MENU</w:t>
-      </w:r>
-      <w:r>
-        <w:br/>
-      </w:r>
-      <w:r>
-        <w:rPr>
-          <w:rStyle w:val="VerbatimChar"/>
-        </w:rPr>
-        <w:t xml:space="preserve">│   1. My Membership &amp; Cover        → PIN required</w:t>
-      </w:r>
-      <w:r>
-        <w:br/>
-      </w:r>
-      <w:r>
-        <w:rPr>
-          <w:rStyle w:val="VerbatimChar"/>
-        </w:rPr>
-        <w:t xml:space="preserve">│   2. Request Telemedicine          → PIN required</w:t>
-      </w:r>
-      <w:r>
-        <w:br/>
-      </w:r>
-      <w:r>
-        <w:rPr>
-          <w:rStyle w:val="VerbatimChar"/>
-        </w:rPr>
-        <w:t xml:space="preserve">│   3. AI Symptom Check              → no PIN</w:t>
-      </w:r>
-      <w:r>
-        <w:br/>
-      </w:r>
-      <w:r>
-        <w:rPr>
-          <w:rStyle w:val="VerbatimChar"/>
-        </w:rPr>
-        <w:t xml:space="preserve">│   4. Find Care Near Me             → no PIN</w:t>
-      </w:r>
-      <w:r>
-        <w:br/>
-      </w:r>
-      <w:r>
-        <w:rPr>
-          <w:rStyle w:val="VerbatimChar"/>
-        </w:rPr>
-        <w:t xml:space="preserve">│   5. Help &amp; Settings               → mixed</w:t>
-      </w:r>
-      <w:r>
-        <w:br/>
-      </w:r>
-      <w:r>
-        <w:rPr>
-          <w:rStyle w:val="VerbatimChar"/>
-        </w:rPr>
-        <w:t xml:space="preserve">│</w:t>
-      </w:r>
-      <w:r>
-        <w:br/>
-      </w:r>
-      <w:r>
-        <w:rPr>
-          <w:rStyle w:val="VerbatimChar"/>
-        </w:rPr>
-        <w:t xml:space="preserve">└─ [Unrecognised number] → WELCOME MENU</w:t>
+        <w:t>*XYZ#  (dial)</w:t>
+      </w:r>
+      <w:r>
+        <w:br/>
+      </w:r>
+      <w:r>
+        <w:rPr>
+          <w:rStyle w:val="VerbatimChar"/>
+        </w:rPr>
+        <w:t>│</w:t>
+      </w:r>
+      <w:r>
+        <w:br/>
+      </w:r>
+      <w:r>
+        <w:rPr>
+          <w:rStyle w:val="VerbatimChar"/>
+        </w:rPr>
+        <w:t>├─ [Recognised member] → MAIN MENU</w:t>
+      </w:r>
+      <w:r>
+        <w:br/>
+      </w:r>
+      <w:r>
+        <w:rPr>
+          <w:rStyle w:val="VerbatimChar"/>
+        </w:rPr>
+        <w:lastRenderedPageBreak/>
+        <w:t xml:space="preserve">│   1. My Membership &amp; Cover      </w:t>
+      </w:r>
+      <w:r>
+        <w:rPr>
+          <w:rStyle w:val="VerbatimChar"/>
+        </w:rPr>
+        <w:t xml:space="preserve"> </w:t>
+      </w:r>
+      <w:r>
+        <w:rPr>
+          <w:rStyle w:val="VerbatimChar"/>
+        </w:rPr>
+        <w:t xml:space="preserve">  → PIN required</w:t>
+      </w:r>
+      <w:r>
+        <w:br/>
+      </w:r>
+      <w:r>
+        <w:rPr>
+          <w:rStyle w:val="VerbatimChar"/>
+        </w:rPr>
+        <w:t>│   2. Request Telemedicine          → PIN required</w:t>
+      </w:r>
+      <w:r>
+        <w:br/>
+      </w:r>
+      <w:r>
+        <w:rPr>
+          <w:rStyle w:val="VerbatimChar"/>
+        </w:rPr>
+        <w:t>│   3. AI Symptom Check              → no PIN</w:t>
+      </w:r>
+      <w:r>
+        <w:br/>
+      </w:r>
+      <w:r>
+        <w:rPr>
+          <w:rStyle w:val="VerbatimChar"/>
+        </w:rPr>
+        <w:t>│   4. Find Care Near Me             → no PIN</w:t>
+      </w:r>
+      <w:r>
+        <w:br/>
+      </w:r>
+      <w:r>
+        <w:rPr>
+          <w:rStyle w:val="VerbatimChar"/>
+        </w:rPr>
+        <w:t>│   5. Help &amp; Settings               → mixed</w:t>
+      </w:r>
+      <w:r>
+        <w:br/>
+      </w:r>
+      <w:r>
+        <w:rPr>
+          <w:rStyle w:val="VerbatimChar"/>
+        </w:rPr>
+        <w:t>│</w:t>
+      </w:r>
+      <w:r>
+        <w:br/>
+      </w:r>
+      <w:r>
+        <w:rPr>
+          <w:rStyle w:val="VerbatimChar"/>
+        </w:rPr>
+        <w:t>└─ [Unrecognised number] → WELCOME MENU</w:t>
       </w:r>
       <w:r>
         <w:br/>
@@ -643,42 +709,53 @@
         <w:rPr>
           <w:rStyle w:val="VerbatimChar"/>
         </w:rPr>
-        <w:t xml:space="preserve">    3. About MobiCova</w:t>
-      </w:r>
-    </w:p>
-    <w:p>
-      <w:r>
-        <w:pict>
-          <v:rect style="width:0;height:1.5pt" o:hralign="center" o:hrstd="t" o:hr="t"/>
+        <w:t xml:space="preserve">    3. About </w:t>
+      </w:r>
+      <w:proofErr w:type="spellStart"/>
+      <w:r>
+        <w:rPr>
+          <w:rStyle w:val="VerbatimChar"/>
+        </w:rPr>
+        <w:t>MobiCova</w:t>
+      </w:r>
+      <w:proofErr w:type="spellEnd"/>
+      <w:r>
+        <w:rPr>
+          <w:rStyle w:val="VerbatimChar"/>
+        </w:rPr>
+        <w:t xml:space="preserve"> Health</w:t>
+      </w:r>
+    </w:p>
+    <w:p>
+      <w:r>
+        <w:pict w14:anchorId="22FFB017">
+          <v:rect id="_x0000_i1027" style="width:0;height:1.5pt" o:hralign="center" o:hrstd="t" o:hr="t"/>
         </w:pict>
       </w:r>
     </w:p>
-    <w:bookmarkEnd w:id="10"/>
-    <w:bookmarkStart w:id="18" w:name="screen-by-screen-walkthrough"/>
     <w:p>
       <w:pPr>
         <w:pStyle w:val="Heading2"/>
       </w:pPr>
-      <w:r>
-        <w:t xml:space="preserve">3. Screen-by-screen walkthrough</w:t>
-      </w:r>
-    </w:p>
-    <w:bookmarkStart w:id="11" w:name="entry-dial-xyz"/>
+      <w:bookmarkStart w:id="3" w:name="screen-by-screen-walkthrough"/>
+      <w:bookmarkEnd w:id="2"/>
+      <w:r>
+        <w:t>3. Screen-by-screen walkthrough</w:t>
+      </w:r>
+    </w:p>
     <w:p>
       <w:pPr>
         <w:pStyle w:val="Heading3"/>
       </w:pPr>
-      <w:r>
-        <w:t xml:space="preserve">3.0 Entry — dial</w:t>
-      </w:r>
-      <w:r>
-        <w:t xml:space="preserve"> </w:t>
-      </w:r>
-      <w:r>
-        <w:rPr>
-          <w:rStyle w:val="VerbatimChar"/>
-        </w:rPr>
-        <w:t xml:space="preserve">*XYZ#</w:t>
+      <w:bookmarkStart w:id="4" w:name="entry-dial-xyz"/>
+      <w:r>
+        <w:t xml:space="preserve">3.0 Entry — dial </w:t>
+      </w:r>
+      <w:r>
+        <w:rPr>
+          <w:rStyle w:val="VerbatimChar"/>
+        </w:rPr>
+        <w:t>*XYZ#</w:t>
       </w:r>
     </w:p>
     <w:p>
@@ -690,7 +767,7 @@
           <w:b/>
           <w:bCs/>
         </w:rPr>
-        <w:t xml:space="preserve">A. If the calling number IS linked to a member:</w:t>
+        <w:t>A. If the calling number IS linked to a member:</w:t>
       </w:r>
     </w:p>
     <w:p>
@@ -701,52 +778,72 @@
         <w:rPr>
           <w:rStyle w:val="VerbatimChar"/>
         </w:rPr>
-        <w:t xml:space="preserve">CON Welcome to MobiCova, [FirstName].</w:t>
-      </w:r>
-      <w:r>
-        <w:br/>
-      </w:r>
-      <w:r>
-        <w:rPr>
-          <w:rStyle w:val="VerbatimChar"/>
-        </w:rPr>
-        <w:t xml:space="preserve">1. My Membership &amp; Cover</w:t>
-      </w:r>
-      <w:r>
-        <w:br/>
-      </w:r>
-      <w:r>
-        <w:rPr>
-          <w:rStyle w:val="VerbatimChar"/>
-        </w:rPr>
-        <w:t xml:space="preserve">2. Request Telemedicine</w:t>
-      </w:r>
-      <w:r>
-        <w:br/>
-      </w:r>
-      <w:r>
-        <w:rPr>
-          <w:rStyle w:val="VerbatimChar"/>
-        </w:rPr>
-        <w:t xml:space="preserve">3. AI Symptom Check</w:t>
-      </w:r>
-      <w:r>
-        <w:br/>
-      </w:r>
-      <w:r>
-        <w:rPr>
-          <w:rStyle w:val="VerbatimChar"/>
-        </w:rPr>
-        <w:t xml:space="preserve">4. Find Care Near Me</w:t>
-      </w:r>
-      <w:r>
-        <w:br/>
-      </w:r>
-      <w:r>
-        <w:rPr>
-          <w:rStyle w:val="VerbatimChar"/>
-        </w:rPr>
-        <w:t xml:space="preserve">5. Help &amp; Settings</w:t>
+        <w:t xml:space="preserve">CON Welcome to </w:t>
+      </w:r>
+      <w:proofErr w:type="spellStart"/>
+      <w:r>
+        <w:rPr>
+          <w:rStyle w:val="VerbatimChar"/>
+        </w:rPr>
+        <w:t>MobiCova</w:t>
+      </w:r>
+      <w:proofErr w:type="spellEnd"/>
+      <w:r>
+        <w:rPr>
+          <w:rStyle w:val="VerbatimChar"/>
+        </w:rPr>
+        <w:t xml:space="preserve"> Health</w:t>
+      </w:r>
+      <w:r>
+        <w:rPr>
+          <w:rStyle w:val="VerbatimChar"/>
+        </w:rPr>
+        <w:t>, [FirstName].</w:t>
+      </w:r>
+      <w:r>
+        <w:br/>
+      </w:r>
+      <w:r>
+        <w:rPr>
+          <w:rStyle w:val="VerbatimChar"/>
+        </w:rPr>
+        <w:t>1. My Membership &amp; Cover</w:t>
+      </w:r>
+      <w:r>
+        <w:br/>
+      </w:r>
+      <w:r>
+        <w:rPr>
+          <w:rStyle w:val="VerbatimChar"/>
+        </w:rPr>
+        <w:t>2. Request Telemedicine</w:t>
+      </w:r>
+      <w:r>
+        <w:br/>
+      </w:r>
+      <w:r>
+        <w:rPr>
+          <w:rStyle w:val="VerbatimChar"/>
+        </w:rPr>
+        <w:t>3. AI Symptom Check</w:t>
+      </w:r>
+      <w:r>
+        <w:br/>
+      </w:r>
+      <w:r>
+        <w:rPr>
+          <w:rStyle w:val="VerbatimChar"/>
+        </w:rPr>
+        <w:t>4. Find Care Near Me</w:t>
+      </w:r>
+      <w:r>
+        <w:br/>
+      </w:r>
+      <w:r>
+        <w:rPr>
+          <w:rStyle w:val="VerbatimChar"/>
+        </w:rPr>
+        <w:t>5. Help &amp; Settings</w:t>
       </w:r>
     </w:p>
     <w:p>
@@ -758,7 +855,7 @@
           <w:b/>
           <w:bCs/>
         </w:rPr>
-        <w:t xml:space="preserve">B. If the calling number is NOT linked to a member:</w:t>
+        <w:t>B. If the calling number is NOT linked to a member:</w:t>
       </w:r>
     </w:p>
     <w:p>
@@ -769,60 +866,94 @@
         <w:rPr>
           <w:rStyle w:val="VerbatimChar"/>
         </w:rPr>
-        <w:t xml:space="preserve">CON Welcome to MobiCova.</w:t>
-      </w:r>
-      <w:r>
-        <w:br/>
-      </w:r>
-      <w:r>
-        <w:rPr>
-          <w:rStyle w:val="VerbatimChar"/>
-        </w:rPr>
-        <w:t xml:space="preserve">This number isn't linked to a membership.</w:t>
-      </w:r>
-      <w:r>
-        <w:br/>
-      </w:r>
-      <w:r>
-        <w:rPr>
-          <w:rStyle w:val="VerbatimChar"/>
-        </w:rPr>
-        <w:t xml:space="preserve">1. Register</w:t>
-      </w:r>
-      <w:r>
-        <w:br/>
-      </w:r>
-      <w:r>
-        <w:rPr>
-          <w:rStyle w:val="VerbatimChar"/>
-        </w:rPr>
-        <w:t xml:space="preserve">2. Find Care Near Me</w:t>
-      </w:r>
-      <w:r>
-        <w:br/>
-      </w:r>
-      <w:r>
-        <w:rPr>
-          <w:rStyle w:val="VerbatimChar"/>
-        </w:rPr>
-        <w:t xml:space="preserve">3. About MobiCova</w:t>
-      </w:r>
-    </w:p>
-    <w:p>
-      <w:r>
-        <w:pict>
-          <v:rect style="width:0;height:1.5pt" o:hralign="center" o:hrstd="t" o:hr="t"/>
+        <w:t xml:space="preserve">CON Welcome to </w:t>
+      </w:r>
+      <w:proofErr w:type="spellStart"/>
+      <w:r>
+        <w:rPr>
+          <w:rStyle w:val="VerbatimChar"/>
+        </w:rPr>
+        <w:t>MobiCova</w:t>
+      </w:r>
+      <w:proofErr w:type="spellEnd"/>
+      <w:r>
+        <w:rPr>
+          <w:rStyle w:val="VerbatimChar"/>
+        </w:rPr>
+        <w:t xml:space="preserve"> Health</w:t>
+      </w:r>
+      <w:r>
+        <w:rPr>
+          <w:rStyle w:val="VerbatimChar"/>
+        </w:rPr>
+        <w:t>.</w:t>
+      </w:r>
+      <w:r>
+        <w:br/>
+      </w:r>
+      <w:r>
+        <w:rPr>
+          <w:rStyle w:val="VerbatimChar"/>
+        </w:rPr>
+        <w:t>This number isn't linked to a membership.</w:t>
+      </w:r>
+      <w:r>
+        <w:br/>
+      </w:r>
+      <w:r>
+        <w:rPr>
+          <w:rStyle w:val="VerbatimChar"/>
+        </w:rPr>
+        <w:t>1. Register</w:t>
+      </w:r>
+      <w:r>
+        <w:br/>
+      </w:r>
+      <w:r>
+        <w:rPr>
+          <w:rStyle w:val="VerbatimChar"/>
+        </w:rPr>
+        <w:t>2. Find Care Near Me</w:t>
+      </w:r>
+      <w:r>
+        <w:br/>
+      </w:r>
+      <w:r>
+        <w:rPr>
+          <w:rStyle w:val="VerbatimChar"/>
+        </w:rPr>
+        <w:t xml:space="preserve">3. About </w:t>
+      </w:r>
+      <w:proofErr w:type="spellStart"/>
+      <w:r>
+        <w:rPr>
+          <w:rStyle w:val="VerbatimChar"/>
+        </w:rPr>
+        <w:t>MobiCova</w:t>
+      </w:r>
+      <w:proofErr w:type="spellEnd"/>
+      <w:r>
+        <w:rPr>
+          <w:rStyle w:val="VerbatimChar"/>
+        </w:rPr>
+        <w:t xml:space="preserve"> Health</w:t>
+      </w:r>
+    </w:p>
+    <w:p>
+      <w:r>
+        <w:pict w14:anchorId="461336E0">
+          <v:rect id="_x0000_i1028" style="width:0;height:1.5pt" o:hralign="center" o:hrstd="t" o:hr="t"/>
         </w:pict>
       </w:r>
     </w:p>
-    <w:bookmarkEnd w:id="11"/>
-    <w:bookmarkStart w:id="12" w:name="register-from-welcome-1"/>
     <w:p>
       <w:pPr>
         <w:pStyle w:val="Heading3"/>
       </w:pPr>
-      <w:r>
-        <w:t xml:space="preserve">3.1 Register (from Welcome → 1)</w:t>
+      <w:bookmarkStart w:id="5" w:name="register-from-welcome-1"/>
+      <w:bookmarkEnd w:id="4"/>
+      <w:r>
+        <w:t>3.1 Register (from Welcome → 1)</w:t>
       </w:r>
     </w:p>
     <w:p>
@@ -833,7 +964,27 @@
         <w:rPr>
           <w:rStyle w:val="VerbatimChar"/>
         </w:rPr>
-        <w:t xml:space="preserve">CON Enter your MobiCova Membership ID:</w:t>
+        <w:t xml:space="preserve">CON Enter your </w:t>
+      </w:r>
+      <w:proofErr w:type="spellStart"/>
+      <w:r>
+        <w:rPr>
+          <w:rStyle w:val="VerbatimChar"/>
+        </w:rPr>
+        <w:t>MobiCova</w:t>
+      </w:r>
+      <w:proofErr w:type="spellEnd"/>
+      <w:r>
+        <w:rPr>
+          <w:rStyle w:val="VerbatimChar"/>
+        </w:rPr>
+        <w:t xml:space="preserve"> Health</w:t>
+      </w:r>
+      <w:r>
+        <w:rPr>
+          <w:rStyle w:val="VerbatimChar"/>
+        </w:rPr>
+        <w:t xml:space="preserve"> Membership ID:</w:t>
       </w:r>
     </w:p>
     <w:p>
@@ -841,16 +992,16 @@
         <w:pStyle w:val="FirstParagraph"/>
       </w:pPr>
       <w:r>
-        <w:t xml:space="preserve">↳ member types ID (e.g. </w:t>
-      </w:r>
-      <w:r>
-        <w:rPr>
-          <w:rStyle w:val="VerbatimChar"/>
-        </w:rPr>
-        <w:t xml:space="preserve">MC100245</w:t>
-      </w:r>
-      <w:r>
-        <w:t xml:space="preserve">)</w:t>
+        <w:t>↳ member types ID (e.g. </w:t>
+      </w:r>
+      <w:r>
+        <w:rPr>
+          <w:rStyle w:val="VerbatimChar"/>
+        </w:rPr>
+        <w:t>MC100245</w:t>
+      </w:r>
+      <w:r>
+        <w:t>)</w:t>
       </w:r>
     </w:p>
     <w:p>
@@ -861,7 +1012,7 @@
         <w:rPr>
           <w:rStyle w:val="VerbatimChar"/>
         </w:rPr>
-        <w:t xml:space="preserve">CON Create a 4-digit PIN:</w:t>
+        <w:t>CON Create a 4-digit PIN:</w:t>
       </w:r>
     </w:p>
     <w:p>
@@ -869,16 +1020,16 @@
         <w:pStyle w:val="FirstParagraph"/>
       </w:pPr>
       <w:r>
-        <w:t xml:space="preserve">↳ member types PIN (e.g. </w:t>
-      </w:r>
-      <w:r>
-        <w:rPr>
-          <w:rStyle w:val="VerbatimChar"/>
-        </w:rPr>
-        <w:t xml:space="preserve">1234</w:t>
-      </w:r>
-      <w:r>
-        <w:t xml:space="preserve">)</w:t>
+        <w:t>↳ member types PIN (e.g. </w:t>
+      </w:r>
+      <w:r>
+        <w:rPr>
+          <w:rStyle w:val="VerbatimChar"/>
+        </w:rPr>
+        <w:t>1234</w:t>
+      </w:r>
+      <w:r>
+        <w:t>)</w:t>
       </w:r>
     </w:p>
     <w:p>
@@ -889,7 +1040,7 @@
         <w:rPr>
           <w:rStyle w:val="VerbatimChar"/>
         </w:rPr>
-        <w:t xml:space="preserve">CON Confirm your 4-digit PIN:</w:t>
+        <w:t>CON Confirm your 4-digit PIN:</w:t>
       </w:r>
     </w:p>
     <w:p>
@@ -897,7 +1048,7 @@
         <w:pStyle w:val="FirstParagraph"/>
       </w:pPr>
       <w:r>
-        <w:t xml:space="preserve">↳ member re-types PIN</w:t>
+        <w:t>↳ member re-types PIN</w:t>
       </w:r>
     </w:p>
     <w:p>
@@ -908,16 +1059,16 @@
         <w:rPr>
           <w:rStyle w:val="VerbatimChar"/>
         </w:rPr>
-        <w:t xml:space="preserve">END Success! Membership MC100245 is now linked to this phone.</w:t>
-      </w:r>
-      <w:r>
-        <w:br/>
-      </w:r>
-      <w:r>
-        <w:rPr>
-          <w:rStyle w:val="VerbatimChar"/>
-        </w:rPr>
-        <w:t xml:space="preserve">Dial *XYZ# anytime to access your cover.</w:t>
+        <w:t>END Success! Membership MC100245 is now linked to this phone.</w:t>
+      </w:r>
+      <w:r>
+        <w:br/>
+      </w:r>
+      <w:r>
+        <w:rPr>
+          <w:rStyle w:val="VerbatimChar"/>
+        </w:rPr>
+        <w:t>Dial *XYZ# anytime to access your cover.</w:t>
       </w:r>
     </w:p>
     <w:p>
@@ -929,64 +1080,50 @@
           <w:i/>
           <w:iCs/>
         </w:rPr>
-        <w:t xml:space="preserve">Failure cases:</w:t>
-      </w:r>
-      <w:r>
-        <w:t xml:space="preserve"> </w:t>
-      </w:r>
-      <w:r>
-        <w:t xml:space="preserve">unknown/duplicate ID →</w:t>
-      </w:r>
-      <w:r>
-        <w:t xml:space="preserve"> </w:t>
-      </w:r>
-      <w:r>
-        <w:rPr>
-          <w:rStyle w:val="VerbatimChar"/>
-        </w:rPr>
-        <w:t xml:space="preserve">END Membership ID not found or already linked. Contact support on 0700-MOBICOVA.</w:t>
-      </w:r>
-      <w:r>
-        <w:t xml:space="preserve"> </w:t>
-      </w:r>
-      <w:r>
-        <w:t xml:space="preserve">· PIN mismatch →</w:t>
-      </w:r>
-      <w:r>
-        <w:t xml:space="preserve"> </w:t>
-      </w:r>
-      <w:r>
-        <w:rPr>
-          <w:rStyle w:val="VerbatimChar"/>
-        </w:rPr>
-        <w:t xml:space="preserve">END PINs did not match. Please dial *XYZ# and try again.</w:t>
-      </w:r>
-    </w:p>
-    <w:p>
-      <w:r>
-        <w:pict>
-          <v:rect style="width:0;height:1.5pt" o:hralign="center" o:hrstd="t" o:hr="t"/>
+        <w:lastRenderedPageBreak/>
+        <w:t>Failure cases:</w:t>
+      </w:r>
+      <w:r>
+        <w:t xml:space="preserve"> unknown/duplicate ID → </w:t>
+      </w:r>
+      <w:r>
+        <w:rPr>
+          <w:rStyle w:val="VerbatimChar"/>
+        </w:rPr>
+        <w:t>END Membership ID not found or already linked. Contact support on 0700-MOBICOVA.</w:t>
+      </w:r>
+      <w:r>
+        <w:t xml:space="preserve"> · PIN mismatch → </w:t>
+      </w:r>
+      <w:r>
+        <w:rPr>
+          <w:rStyle w:val="VerbatimChar"/>
+        </w:rPr>
+        <w:t>END PINs did not match. Please dial *XYZ# and try again.</w:t>
+      </w:r>
+    </w:p>
+    <w:p>
+      <w:r>
+        <w:pict w14:anchorId="6A2D0504">
+          <v:rect id="_x0000_i1029" style="width:0;height:1.5pt" o:hralign="center" o:hrstd="t" o:hr="t"/>
         </w:pict>
       </w:r>
     </w:p>
-    <w:bookmarkEnd w:id="12"/>
-    <w:bookmarkStart w:id="13" w:name="my-membership-cover-main-1-pin-required"/>
     <w:p>
       <w:pPr>
         <w:pStyle w:val="Heading3"/>
       </w:pPr>
-      <w:r>
-        <w:t xml:space="preserve">3.2 My Membership &amp; Cover (Main → 1) —</w:t>
-      </w:r>
-      <w:r>
-        <w:t xml:space="preserve"> </w:t>
+      <w:bookmarkStart w:id="6" w:name="my-membership-cover-main-1-pin-required"/>
+      <w:bookmarkEnd w:id="5"/>
+      <w:r>
+        <w:t xml:space="preserve">3.2 My Membership &amp; Cover (Main → 1) — </w:t>
       </w:r>
       <w:r>
         <w:rPr>
           <w:i/>
           <w:iCs/>
         </w:rPr>
-        <w:t xml:space="preserve">PIN required</w:t>
+        <w:t>PIN required</w:t>
       </w:r>
     </w:p>
     <w:p>
@@ -997,7 +1134,7 @@
         <w:rPr>
           <w:rStyle w:val="VerbatimChar"/>
         </w:rPr>
-        <w:t xml:space="preserve">CON Enter your 4-digit PIN:</w:t>
+        <w:t>CON Enter your 4-digit PIN:</w:t>
       </w:r>
     </w:p>
     <w:p>
@@ -1005,7 +1142,7 @@
         <w:pStyle w:val="FirstParagraph"/>
       </w:pPr>
       <w:r>
-        <w:t xml:space="preserve">↳ correct PIN →</w:t>
+        <w:t>↳ correct PIN →</w:t>
       </w:r>
     </w:p>
     <w:p>
@@ -1016,70 +1153,90 @@
         <w:rPr>
           <w:rStyle w:val="VerbatimChar"/>
         </w:rPr>
-        <w:t xml:space="preserve">CON MobiCova Membership</w:t>
-      </w:r>
-      <w:r>
-        <w:br/>
-      </w:r>
-      <w:r>
-        <w:rPr>
-          <w:rStyle w:val="VerbatimChar"/>
-        </w:rPr>
-        <w:t xml:space="preserve">Name: [FirstName LastName]</w:t>
-      </w:r>
-      <w:r>
-        <w:br/>
-      </w:r>
-      <w:r>
-        <w:rPr>
-          <w:rStyle w:val="VerbatimChar"/>
-        </w:rPr>
-        <w:t xml:space="preserve">Plan: [Tier]</w:t>
-      </w:r>
-      <w:r>
-        <w:br/>
-      </w:r>
-      <w:r>
-        <w:rPr>
-          <w:rStyle w:val="VerbatimChar"/>
-        </w:rPr>
-        <w:t xml:space="preserve">Status: Active</w:t>
-      </w:r>
-      <w:r>
-        <w:br/>
-      </w:r>
-      <w:r>
-        <w:rPr>
-          <w:rStyle w:val="VerbatimChar"/>
-        </w:rPr>
-        <w:t xml:space="preserve">Cover balance: ₦[amount]</w:t>
-      </w:r>
-      <w:r>
-        <w:br/>
-      </w:r>
-      <w:r>
-        <w:rPr>
-          <w:rStyle w:val="VerbatimChar"/>
-        </w:rPr>
-        <w:t xml:space="preserve">1. View dependants</w:t>
-      </w:r>
-      <w:r>
-        <w:br/>
-      </w:r>
-      <w:r>
-        <w:rPr>
-          <w:rStyle w:val="VerbatimChar"/>
-        </w:rPr>
-        <w:t xml:space="preserve">2. View plan benefits</w:t>
-      </w:r>
-      <w:r>
-        <w:br/>
-      </w:r>
-      <w:r>
-        <w:rPr>
-          <w:rStyle w:val="VerbatimChar"/>
-        </w:rPr>
-        <w:t xml:space="preserve">0. Back</w:t>
+        <w:t xml:space="preserve">CON </w:t>
+      </w:r>
+      <w:proofErr w:type="spellStart"/>
+      <w:r>
+        <w:rPr>
+          <w:rStyle w:val="VerbatimChar"/>
+        </w:rPr>
+        <w:t>MobiCova</w:t>
+      </w:r>
+      <w:proofErr w:type="spellEnd"/>
+      <w:r>
+        <w:rPr>
+          <w:rStyle w:val="VerbatimChar"/>
+        </w:rPr>
+        <w:t xml:space="preserve"> Health</w:t>
+      </w:r>
+      <w:r>
+        <w:rPr>
+          <w:rStyle w:val="VerbatimChar"/>
+        </w:rPr>
+        <w:t xml:space="preserve"> Membership</w:t>
+      </w:r>
+      <w:r>
+        <w:br/>
+      </w:r>
+      <w:r>
+        <w:rPr>
+          <w:rStyle w:val="VerbatimChar"/>
+        </w:rPr>
+        <w:t>Name: [FirstName LastName]</w:t>
+      </w:r>
+      <w:r>
+        <w:br/>
+      </w:r>
+      <w:r>
+        <w:rPr>
+          <w:rStyle w:val="VerbatimChar"/>
+        </w:rPr>
+        <w:t>Plan: [Tier]</w:t>
+      </w:r>
+      <w:r>
+        <w:br/>
+      </w:r>
+      <w:r>
+        <w:rPr>
+          <w:rStyle w:val="VerbatimChar"/>
+        </w:rPr>
+        <w:t>Status: Active</w:t>
+      </w:r>
+      <w:r>
+        <w:br/>
+      </w:r>
+      <w:r>
+        <w:rPr>
+          <w:rStyle w:val="VerbatimChar"/>
+        </w:rPr>
+        <w:t>Cover balance: ₦[amount]</w:t>
+      </w:r>
+      <w:r>
+        <w:br/>
+      </w:r>
+      <w:r>
+        <w:rPr>
+          <w:rStyle w:val="VerbatimChar"/>
+        </w:rPr>
+        <w:t>1. View dependants</w:t>
+      </w:r>
+      <w:r>
+        <w:br/>
+      </w:r>
+      <w:r>
+        <w:rPr>
+          <w:rStyle w:val="VerbatimChar"/>
+        </w:rPr>
+        <w:t>2. View plan benefits</w:t>
+      </w:r>
+      <w:r>
+        <w:br/>
+      </w:r>
+      <w:r>
+        <w:rPr>
+          <w:rStyle w:val="VerbatimChar"/>
+        </w:rPr>
+        <w:t>0. Back</w:t>
       </w:r>
     </w:p>
     <w:p>
@@ -1091,7 +1248,7 @@
           <w:b/>
           <w:bCs/>
         </w:rPr>
-        <w:t xml:space="preserve">1 → View dependants:</w:t>
+        <w:t>1 → View dependants:</w:t>
       </w:r>
     </w:p>
     <w:p>
@@ -1102,34 +1259,34 @@
         <w:rPr>
           <w:rStyle w:val="VerbatimChar"/>
         </w:rPr>
-        <w:t xml:space="preserve">END Dependants on your plan:</w:t>
-      </w:r>
-      <w:r>
-        <w:br/>
-      </w:r>
-      <w:r>
-        <w:rPr>
-          <w:rStyle w:val="VerbatimChar"/>
-        </w:rPr>
-        <w:t xml:space="preserve">1. [Name] (Spouse)</w:t>
-      </w:r>
-      <w:r>
-        <w:br/>
-      </w:r>
-      <w:r>
-        <w:rPr>
-          <w:rStyle w:val="VerbatimChar"/>
-        </w:rPr>
-        <w:t xml:space="preserve">2. [Name] (Child)</w:t>
-      </w:r>
-      <w:r>
-        <w:br/>
-      </w:r>
-      <w:r>
-        <w:rPr>
-          <w:rStyle w:val="VerbatimChar"/>
-        </w:rPr>
-        <w:t xml:space="preserve">Add/remove via your HR or 0700-MOBICOVA.</w:t>
+        <w:t>END Dependants on your plan:</w:t>
+      </w:r>
+      <w:r>
+        <w:br/>
+      </w:r>
+      <w:r>
+        <w:rPr>
+          <w:rStyle w:val="VerbatimChar"/>
+        </w:rPr>
+        <w:t>1. [Name] (Spouse)</w:t>
+      </w:r>
+      <w:r>
+        <w:br/>
+      </w:r>
+      <w:r>
+        <w:rPr>
+          <w:rStyle w:val="VerbatimChar"/>
+        </w:rPr>
+        <w:t>2. [Name] (Child)</w:t>
+      </w:r>
+      <w:r>
+        <w:br/>
+      </w:r>
+      <w:r>
+        <w:rPr>
+          <w:rStyle w:val="VerbatimChar"/>
+        </w:rPr>
+        <w:t>Add/remove via your HR or 0700-MOBICOVA.</w:t>
       </w:r>
     </w:p>
     <w:p>
@@ -1141,7 +1298,7 @@
           <w:b/>
           <w:bCs/>
         </w:rPr>
-        <w:t xml:space="preserve">2 → View plan benefits:</w:t>
+        <w:t>2 → View plan benefits:</w:t>
       </w:r>
     </w:p>
     <w:p>
@@ -1152,70 +1309,67 @@
         <w:rPr>
           <w:rStyle w:val="VerbatimChar"/>
         </w:rPr>
-        <w:t xml:space="preserve">END [Tier] benefits:</w:t>
-      </w:r>
-      <w:r>
-        <w:br/>
-      </w:r>
-      <w:r>
-        <w:rPr>
-          <w:rStyle w:val="VerbatimChar"/>
-        </w:rPr>
-        <w:t xml:space="preserve">- Telemedicine: unlimited</w:t>
-      </w:r>
-      <w:r>
-        <w:br/>
-      </w:r>
-      <w:r>
-        <w:rPr>
-          <w:rStyle w:val="VerbatimChar"/>
-        </w:rPr>
-        <w:t xml:space="preserve">- AI Health Assistant</w:t>
-      </w:r>
-      <w:r>
-        <w:br/>
-      </w:r>
-      <w:r>
-        <w:rPr>
-          <w:rStyle w:val="VerbatimChar"/>
-        </w:rPr>
-        <w:t xml:space="preserve">- Insurance cover up to ₦[amount]</w:t>
-      </w:r>
-      <w:r>
-        <w:br/>
-      </w:r>
-      <w:r>
-        <w:rPr>
-          <w:rStyle w:val="VerbatimChar"/>
-        </w:rPr>
-        <w:t xml:space="preserve">Underwritten by NAICOM-licensed partners.</w:t>
-      </w:r>
-    </w:p>
-    <w:p>
-      <w:r>
-        <w:pict>
-          <v:rect style="width:0;height:1.5pt" o:hralign="center" o:hrstd="t" o:hr="t"/>
+        <w:t>END [Tier] benefits:</w:t>
+      </w:r>
+      <w:r>
+        <w:br/>
+      </w:r>
+      <w:r>
+        <w:rPr>
+          <w:rStyle w:val="VerbatimChar"/>
+        </w:rPr>
+        <w:t>- Telemedicine: unlimited</w:t>
+      </w:r>
+      <w:r>
+        <w:br/>
+      </w:r>
+      <w:r>
+        <w:rPr>
+          <w:rStyle w:val="VerbatimChar"/>
+        </w:rPr>
+        <w:t>- AI Health Assistant</w:t>
+      </w:r>
+      <w:r>
+        <w:br/>
+      </w:r>
+      <w:r>
+        <w:rPr>
+          <w:rStyle w:val="VerbatimChar"/>
+        </w:rPr>
+        <w:t>- Insurance cover up to ₦[amount]</w:t>
+      </w:r>
+      <w:r>
+        <w:br/>
+      </w:r>
+      <w:r>
+        <w:rPr>
+          <w:rStyle w:val="VerbatimChar"/>
+        </w:rPr>
+        <w:t>Underwritten by NAICOM-licensed partners.</w:t>
+      </w:r>
+    </w:p>
+    <w:p>
+      <w:r>
+        <w:pict w14:anchorId="5C265BE5">
+          <v:rect id="_x0000_i1030" style="width:0;height:1.5pt" o:hralign="center" o:hrstd="t" o:hr="t"/>
         </w:pict>
       </w:r>
     </w:p>
-    <w:bookmarkEnd w:id="13"/>
-    <w:bookmarkStart w:id="14" w:name="request-telemedicine-main-2-pin-required"/>
     <w:p>
       <w:pPr>
         <w:pStyle w:val="Heading3"/>
       </w:pPr>
-      <w:r>
-        <w:t xml:space="preserve">3.3 Request Telemedicine (Main → 2) —</w:t>
-      </w:r>
-      <w:r>
-        <w:t xml:space="preserve"> </w:t>
+      <w:bookmarkStart w:id="7" w:name="request-telemedicine-main-2-pin-required"/>
+      <w:bookmarkEnd w:id="6"/>
+      <w:r>
+        <w:t xml:space="preserve">3.3 Request Telemedicine (Main → 2) — </w:t>
       </w:r>
       <w:r>
         <w:rPr>
           <w:i/>
           <w:iCs/>
         </w:rPr>
-        <w:t xml:space="preserve">PIN required</w:t>
+        <w:t>PIN required</w:t>
       </w:r>
     </w:p>
     <w:p>
@@ -1226,7 +1380,7 @@
         <w:rPr>
           <w:rStyle w:val="VerbatimChar"/>
         </w:rPr>
-        <w:t xml:space="preserve">CON Enter your 4-digit PIN:</w:t>
+        <w:t>CON Enter your 4-digit PIN:</w:t>
       </w:r>
     </w:p>
     <w:p>
@@ -1234,7 +1388,7 @@
         <w:pStyle w:val="FirstParagraph"/>
       </w:pPr>
       <w:r>
-        <w:t xml:space="preserve">↳ correct PIN →</w:t>
+        <w:t>↳ correct PIN →</w:t>
       </w:r>
     </w:p>
     <w:p>
@@ -1245,34 +1399,34 @@
         <w:rPr>
           <w:rStyle w:val="VerbatimChar"/>
         </w:rPr>
-        <w:t xml:space="preserve">CON Request Telemedicine</w:t>
-      </w:r>
-      <w:r>
-        <w:br/>
-      </w:r>
-      <w:r>
-        <w:rPr>
-          <w:rStyle w:val="VerbatimChar"/>
-        </w:rPr>
-        <w:t xml:space="preserve">1. Request doctor callback now</w:t>
-      </w:r>
-      <w:r>
-        <w:br/>
-      </w:r>
-      <w:r>
-        <w:rPr>
-          <w:rStyle w:val="VerbatimChar"/>
-        </w:rPr>
-        <w:t xml:space="preserve">2. Book a teleconsult slot</w:t>
-      </w:r>
-      <w:r>
-        <w:br/>
-      </w:r>
-      <w:r>
-        <w:rPr>
-          <w:rStyle w:val="VerbatimChar"/>
-        </w:rPr>
-        <w:t xml:space="preserve">0. Back</w:t>
+        <w:t>CON Request Telemedicine</w:t>
+      </w:r>
+      <w:r>
+        <w:br/>
+      </w:r>
+      <w:r>
+        <w:rPr>
+          <w:rStyle w:val="VerbatimChar"/>
+        </w:rPr>
+        <w:t>1. Request doctor callback now</w:t>
+      </w:r>
+      <w:r>
+        <w:br/>
+      </w:r>
+      <w:r>
+        <w:rPr>
+          <w:rStyle w:val="VerbatimChar"/>
+        </w:rPr>
+        <w:t>2. Book a teleconsult slot</w:t>
+      </w:r>
+      <w:r>
+        <w:br/>
+      </w:r>
+      <w:r>
+        <w:rPr>
+          <w:rStyle w:val="VerbatimChar"/>
+        </w:rPr>
+        <w:t>0. Back</w:t>
       </w:r>
     </w:p>
     <w:p>
@@ -1284,7 +1438,7 @@
           <w:b/>
           <w:bCs/>
         </w:rPr>
-        <w:t xml:space="preserve">1 → Callback now:</w:t>
+        <w:t>1 → Callback now:</w:t>
       </w:r>
     </w:p>
     <w:p>
@@ -1295,34 +1449,35 @@
         <w:rPr>
           <w:rStyle w:val="VerbatimChar"/>
         </w:rPr>
-        <w:t xml:space="preserve">CON Confirm a callback on [MSISDN]?</w:t>
-      </w:r>
-      <w:r>
-        <w:br/>
-      </w:r>
-      <w:r>
-        <w:rPr>
-          <w:rStyle w:val="VerbatimChar"/>
-        </w:rPr>
-        <w:t xml:space="preserve">1. Yes, call me now</w:t>
-      </w:r>
-      <w:r>
-        <w:br/>
-      </w:r>
-      <w:r>
-        <w:rPr>
-          <w:rStyle w:val="VerbatimChar"/>
-        </w:rPr>
-        <w:t xml:space="preserve">2. Use a different number</w:t>
-      </w:r>
-      <w:r>
-        <w:br/>
-      </w:r>
-      <w:r>
-        <w:rPr>
-          <w:rStyle w:val="VerbatimChar"/>
-        </w:rPr>
-        <w:t xml:space="preserve">0. Back</w:t>
+        <w:t>CON Confirm a callback on [MSISDN]?</w:t>
+      </w:r>
+      <w:r>
+        <w:br/>
+      </w:r>
+      <w:r>
+        <w:rPr>
+          <w:rStyle w:val="VerbatimChar"/>
+        </w:rPr>
+        <w:t>1. Yes, call me now</w:t>
+      </w:r>
+      <w:r>
+        <w:br/>
+      </w:r>
+      <w:r>
+        <w:rPr>
+          <w:rStyle w:val="VerbatimChar"/>
+        </w:rPr>
+        <w:lastRenderedPageBreak/>
+        <w:t>2. Use a different number</w:t>
+      </w:r>
+      <w:r>
+        <w:br/>
+      </w:r>
+      <w:r>
+        <w:rPr>
+          <w:rStyle w:val="VerbatimChar"/>
+        </w:rPr>
+        <w:t>0. Back</w:t>
       </w:r>
     </w:p>
     <w:p>
@@ -1330,22 +1485,16 @@
         <w:pStyle w:val="FirstParagraph"/>
       </w:pPr>
       <w:r>
-        <w:t xml:space="preserve">↳</w:t>
-      </w:r>
-      <w:r>
-        <w:t xml:space="preserve"> </w:t>
-      </w:r>
-      <w:r>
-        <w:rPr>
-          <w:rStyle w:val="VerbatimChar"/>
-        </w:rPr>
-        <w:t xml:space="preserve">1</w:t>
-      </w:r>
-      <w:r>
-        <w:t xml:space="preserve"> </w:t>
-      </w:r>
-      <w:r>
-        <w:t xml:space="preserve">→</w:t>
+        <w:t xml:space="preserve">↳ </w:t>
+      </w:r>
+      <w:r>
+        <w:rPr>
+          <w:rStyle w:val="VerbatimChar"/>
+        </w:rPr>
+        <w:t>1</w:t>
+      </w:r>
+      <w:r>
+        <w:t xml:space="preserve"> →</w:t>
       </w:r>
     </w:p>
     <w:p>
@@ -1356,7 +1505,7 @@
         <w:rPr>
           <w:rStyle w:val="VerbatimChar"/>
         </w:rPr>
-        <w:t xml:space="preserve">END Request received. An MDCN-licensed doctor will call you within 30 mins. Ref: TC-[XXXX].</w:t>
+        <w:t>END Request received. An MDCN-licensed doctor will call you within 30 mins. Ref: TC-[XXXX].</w:t>
       </w:r>
     </w:p>
     <w:p>
@@ -1368,7 +1517,7 @@
           <w:b/>
           <w:bCs/>
         </w:rPr>
-        <w:t xml:space="preserve">2 → Book a slot:</w:t>
+        <w:t>2 → Book a slot:</w:t>
       </w:r>
     </w:p>
     <w:p>
@@ -1379,43 +1528,43 @@
         <w:rPr>
           <w:rStyle w:val="VerbatimChar"/>
         </w:rPr>
-        <w:t xml:space="preserve">CON Choose a slot:</w:t>
-      </w:r>
-      <w:r>
-        <w:br/>
-      </w:r>
-      <w:r>
-        <w:rPr>
-          <w:rStyle w:val="VerbatimChar"/>
-        </w:rPr>
-        <w:t xml:space="preserve">1. Today 4pm-6pm</w:t>
-      </w:r>
-      <w:r>
-        <w:br/>
-      </w:r>
-      <w:r>
-        <w:rPr>
-          <w:rStyle w:val="VerbatimChar"/>
-        </w:rPr>
-        <w:t xml:space="preserve">2. Tomorrow 9am-11am</w:t>
-      </w:r>
-      <w:r>
-        <w:br/>
-      </w:r>
-      <w:r>
-        <w:rPr>
-          <w:rStyle w:val="VerbatimChar"/>
-        </w:rPr>
-        <w:t xml:space="preserve">3. Tomorrow 2pm-4pm</w:t>
-      </w:r>
-      <w:r>
-        <w:br/>
-      </w:r>
-      <w:r>
-        <w:rPr>
-          <w:rStyle w:val="VerbatimChar"/>
-        </w:rPr>
-        <w:t xml:space="preserve">0. Back</w:t>
+        <w:t>CON Choose a slot:</w:t>
+      </w:r>
+      <w:r>
+        <w:br/>
+      </w:r>
+      <w:r>
+        <w:rPr>
+          <w:rStyle w:val="VerbatimChar"/>
+        </w:rPr>
+        <w:t>1. Today 4pm-6pm</w:t>
+      </w:r>
+      <w:r>
+        <w:br/>
+      </w:r>
+      <w:r>
+        <w:rPr>
+          <w:rStyle w:val="VerbatimChar"/>
+        </w:rPr>
+        <w:t>2. Tomorrow 9am-11am</w:t>
+      </w:r>
+      <w:r>
+        <w:br/>
+      </w:r>
+      <w:r>
+        <w:rPr>
+          <w:rStyle w:val="VerbatimChar"/>
+        </w:rPr>
+        <w:t>3. Tomorrow 2pm-4pm</w:t>
+      </w:r>
+      <w:r>
+        <w:br/>
+      </w:r>
+      <w:r>
+        <w:rPr>
+          <w:rStyle w:val="VerbatimChar"/>
+        </w:rPr>
+        <w:t>0. Back</w:t>
       </w:r>
     </w:p>
     <w:p>
@@ -1423,7 +1572,7 @@
         <w:pStyle w:val="FirstParagraph"/>
       </w:pPr>
       <w:r>
-        <w:t xml:space="preserve">↳ select →</w:t>
+        <w:t>↳ select →</w:t>
       </w:r>
     </w:p>
     <w:p>
@@ -1434,34 +1583,31 @@
         <w:rPr>
           <w:rStyle w:val="VerbatimChar"/>
         </w:rPr>
-        <w:t xml:space="preserve">END Booked! A doctor will call you [day, time]. Ref: TC-[XXXX]. You'll get an SMS reminder.</w:t>
-      </w:r>
-    </w:p>
-    <w:p>
-      <w:r>
-        <w:pict>
-          <v:rect style="width:0;height:1.5pt" o:hralign="center" o:hrstd="t" o:hr="t"/>
+        <w:t>END Booked! A doctor will call you [day, time]. Ref: TC-[XXXX]. You'll get an SMS reminder.</w:t>
+      </w:r>
+    </w:p>
+    <w:p>
+      <w:r>
+        <w:pict w14:anchorId="46A03A2E">
+          <v:rect id="_x0000_i1031" style="width:0;height:1.5pt" o:hralign="center" o:hrstd="t" o:hr="t"/>
         </w:pict>
       </w:r>
     </w:p>
-    <w:bookmarkEnd w:id="14"/>
-    <w:bookmarkStart w:id="15" w:name="ai-symptom-check-main-3-no-pin"/>
     <w:p>
       <w:pPr>
         <w:pStyle w:val="Heading3"/>
       </w:pPr>
-      <w:r>
-        <w:t xml:space="preserve">3.4 AI Symptom Check (Main → 3) —</w:t>
-      </w:r>
-      <w:r>
-        <w:t xml:space="preserve"> </w:t>
+      <w:bookmarkStart w:id="8" w:name="ai-symptom-check-main-3-no-pin"/>
+      <w:bookmarkEnd w:id="7"/>
+      <w:r>
+        <w:t xml:space="preserve">3.4 AI Symptom Check (Main → 3) — </w:t>
       </w:r>
       <w:r>
         <w:rPr>
           <w:i/>
           <w:iCs/>
         </w:rPr>
-        <w:t xml:space="preserve">no PIN</w:t>
+        <w:t>no PIN</w:t>
       </w:r>
     </w:p>
     <w:p>
@@ -1472,61 +1618,61 @@
         <w:rPr>
           <w:rStyle w:val="VerbatimChar"/>
         </w:rPr>
-        <w:t xml:space="preserve">CON AI Symptom Check</w:t>
-      </w:r>
-      <w:r>
-        <w:br/>
-      </w:r>
-      <w:r>
-        <w:rPr>
-          <w:rStyle w:val="VerbatimChar"/>
-        </w:rPr>
-        <w:t xml:space="preserve">This gives guidance only, not a diagnosis.</w:t>
-      </w:r>
-      <w:r>
-        <w:br/>
-      </w:r>
-      <w:r>
-        <w:rPr>
-          <w:rStyle w:val="VerbatimChar"/>
-        </w:rPr>
-        <w:t xml:space="preserve">1. Fever</w:t>
-      </w:r>
-      <w:r>
-        <w:br/>
-      </w:r>
-      <w:r>
-        <w:rPr>
-          <w:rStyle w:val="VerbatimChar"/>
-        </w:rPr>
-        <w:t xml:space="preserve">2. Cough / cold</w:t>
-      </w:r>
-      <w:r>
-        <w:br/>
-      </w:r>
-      <w:r>
-        <w:rPr>
-          <w:rStyle w:val="VerbatimChar"/>
-        </w:rPr>
-        <w:t xml:space="preserve">3. Stomach / diarrhoea</w:t>
-      </w:r>
-      <w:r>
-        <w:br/>
-      </w:r>
-      <w:r>
-        <w:rPr>
-          <w:rStyle w:val="VerbatimChar"/>
-        </w:rPr>
-        <w:t xml:space="preserve">4. Headache</w:t>
-      </w:r>
-      <w:r>
-        <w:br/>
-      </w:r>
-      <w:r>
-        <w:rPr>
-          <w:rStyle w:val="VerbatimChar"/>
-        </w:rPr>
-        <w:t xml:space="preserve">5. Other</w:t>
+        <w:t>CON AI Symptom Check</w:t>
+      </w:r>
+      <w:r>
+        <w:br/>
+      </w:r>
+      <w:r>
+        <w:rPr>
+          <w:rStyle w:val="VerbatimChar"/>
+        </w:rPr>
+        <w:t>This gives guidance only, not a diagnosis.</w:t>
+      </w:r>
+      <w:r>
+        <w:br/>
+      </w:r>
+      <w:r>
+        <w:rPr>
+          <w:rStyle w:val="VerbatimChar"/>
+        </w:rPr>
+        <w:t>1. Fever</w:t>
+      </w:r>
+      <w:r>
+        <w:br/>
+      </w:r>
+      <w:r>
+        <w:rPr>
+          <w:rStyle w:val="VerbatimChar"/>
+        </w:rPr>
+        <w:t>2. Cough / cold</w:t>
+      </w:r>
+      <w:r>
+        <w:br/>
+      </w:r>
+      <w:r>
+        <w:rPr>
+          <w:rStyle w:val="VerbatimChar"/>
+        </w:rPr>
+        <w:t>3. Stomach / diarrhoea</w:t>
+      </w:r>
+      <w:r>
+        <w:br/>
+      </w:r>
+      <w:r>
+        <w:rPr>
+          <w:rStyle w:val="VerbatimChar"/>
+        </w:rPr>
+        <w:t>4. Headache</w:t>
+      </w:r>
+      <w:r>
+        <w:br/>
+      </w:r>
+      <w:r>
+        <w:rPr>
+          <w:rStyle w:val="VerbatimChar"/>
+        </w:rPr>
+        <w:t>5. Other</w:t>
       </w:r>
     </w:p>
     <w:p>
@@ -1534,16 +1680,16 @@
         <w:pStyle w:val="FirstParagraph"/>
       </w:pPr>
       <w:r>
-        <w:t xml:space="preserve">↳ select symptom (e.g. </w:t>
-      </w:r>
-      <w:r>
-        <w:rPr>
-          <w:rStyle w:val="VerbatimChar"/>
-        </w:rPr>
-        <w:t xml:space="preserve">1</w:t>
-      </w:r>
-      <w:r>
-        <w:t xml:space="preserve">) →</w:t>
+        <w:t>↳ select symptom (e.g. </w:t>
+      </w:r>
+      <w:r>
+        <w:rPr>
+          <w:rStyle w:val="VerbatimChar"/>
+        </w:rPr>
+        <w:t>1</w:t>
+      </w:r>
+      <w:r>
+        <w:t>) →</w:t>
       </w:r>
     </w:p>
     <w:p>
@@ -1554,34 +1700,34 @@
         <w:rPr>
           <w:rStyle w:val="VerbatimChar"/>
         </w:rPr>
-        <w:t xml:space="preserve">CON How long have you had it?</w:t>
-      </w:r>
-      <w:r>
-        <w:br/>
-      </w:r>
-      <w:r>
-        <w:rPr>
-          <w:rStyle w:val="VerbatimChar"/>
-        </w:rPr>
-        <w:t xml:space="preserve">1. Less than 1 day</w:t>
-      </w:r>
-      <w:r>
-        <w:br/>
-      </w:r>
-      <w:r>
-        <w:rPr>
-          <w:rStyle w:val="VerbatimChar"/>
-        </w:rPr>
-        <w:t xml:space="preserve">2. 1-3 days</w:t>
-      </w:r>
-      <w:r>
-        <w:br/>
-      </w:r>
-      <w:r>
-        <w:rPr>
-          <w:rStyle w:val="VerbatimChar"/>
-        </w:rPr>
-        <w:t xml:space="preserve">3. More than 3 days</w:t>
+        <w:t>CON How long have you had it?</w:t>
+      </w:r>
+      <w:r>
+        <w:br/>
+      </w:r>
+      <w:r>
+        <w:rPr>
+          <w:rStyle w:val="VerbatimChar"/>
+        </w:rPr>
+        <w:t>1. Less than 1 day</w:t>
+      </w:r>
+      <w:r>
+        <w:br/>
+      </w:r>
+      <w:r>
+        <w:rPr>
+          <w:rStyle w:val="VerbatimChar"/>
+        </w:rPr>
+        <w:t>2. 1-3 days</w:t>
+      </w:r>
+      <w:r>
+        <w:br/>
+      </w:r>
+      <w:r>
+        <w:rPr>
+          <w:rStyle w:val="VerbatimChar"/>
+        </w:rPr>
+        <w:t>3. More than 3 days</w:t>
       </w:r>
     </w:p>
     <w:p>
@@ -1589,7 +1735,7 @@
         <w:pStyle w:val="FirstParagraph"/>
       </w:pPr>
       <w:r>
-        <w:t xml:space="preserve">↳ select →</w:t>
+        <w:t>↳ select →</w:t>
       </w:r>
     </w:p>
     <w:p>
@@ -1600,25 +1746,25 @@
         <w:rPr>
           <w:rStyle w:val="VerbatimChar"/>
         </w:rPr>
-        <w:t xml:space="preserve">CON Any severe signs? (chest pain, trouble breathing, fainting, blood)</w:t>
-      </w:r>
-      <w:r>
-        <w:br/>
-      </w:r>
-      <w:r>
-        <w:rPr>
-          <w:rStyle w:val="VerbatimChar"/>
-        </w:rPr>
-        <w:t xml:space="preserve">1. Yes</w:t>
-      </w:r>
-      <w:r>
-        <w:br/>
-      </w:r>
-      <w:r>
-        <w:rPr>
-          <w:rStyle w:val="VerbatimChar"/>
-        </w:rPr>
-        <w:t xml:space="preserve">2. No</w:t>
+        <w:t>CON Any severe signs? (chest pain, trouble breathing, fainting, blood)</w:t>
+      </w:r>
+      <w:r>
+        <w:br/>
+      </w:r>
+      <w:r>
+        <w:rPr>
+          <w:rStyle w:val="VerbatimChar"/>
+        </w:rPr>
+        <w:t>1. Yes</w:t>
+      </w:r>
+      <w:r>
+        <w:br/>
+      </w:r>
+      <w:r>
+        <w:rPr>
+          <w:rStyle w:val="VerbatimChar"/>
+        </w:rPr>
+        <w:t>2. No</w:t>
       </w:r>
     </w:p>
     <w:p>
@@ -1630,97 +1776,455 @@
           <w:b/>
           <w:bCs/>
         </w:rPr>
-        <w:t xml:space="preserve">If</w:t>
-      </w:r>
-      <w:r>
-        <w:rPr>
+        <w:t xml:space="preserve">If </w:t>
+      </w:r>
+      <w:r>
+        <w:rPr>
+          <w:rStyle w:val="VerbatimChar"/>
           <w:b/>
           <w:bCs/>
         </w:rPr>
-        <w:t xml:space="preserve"> </w:t>
-      </w:r>
-      <w:r>
-        <w:rPr>
-          <w:rStyle w:val="VerbatimChar"/>
+        <w:t>1</w:t>
+      </w:r>
+      <w:r>
+        <w:rPr>
           <w:b/>
           <w:bCs/>
         </w:rPr>
-        <w:t xml:space="preserve">1</w:t>
-      </w:r>
+        <w:t xml:space="preserve"> (severe signs):</w:t>
+      </w:r>
+    </w:p>
+    <w:p>
+      <w:pPr>
+        <w:pStyle w:val="SourceCode"/>
+      </w:pPr>
+      <w:r>
+        <w:rPr>
+          <w:rStyle w:val="VerbatimChar"/>
+        </w:rPr>
+        <w:t>END This may be urgent. Please seek care now.</w:t>
+      </w:r>
+      <w:r>
+        <w:br/>
+      </w:r>
+      <w:r>
+        <w:rPr>
+          <w:rStyle w:val="VerbatimChar"/>
+        </w:rPr>
+        <w:t>Dial *XYZ# &gt; Request Telemedicine, or go to your nearest clinic. Emergency: call 112.</w:t>
+      </w:r>
+    </w:p>
+    <w:p>
+      <w:pPr>
+        <w:pStyle w:val="FirstParagraph"/>
+      </w:pPr>
       <w:r>
         <w:rPr>
           <w:b/>
           <w:bCs/>
         </w:rPr>
-        <w:t xml:space="preserve"> </w:t>
-      </w:r>
-      <w:r>
-        <w:rPr>
+        <w:t xml:space="preserve">If </w:t>
+      </w:r>
+      <w:r>
+        <w:rPr>
+          <w:rStyle w:val="VerbatimChar"/>
           <w:b/>
           <w:bCs/>
         </w:rPr>
-        <w:t xml:space="preserve">(severe signs):</w:t>
-      </w:r>
-    </w:p>
-    <w:p>
-      <w:pPr>
-        <w:pStyle w:val="SourceCode"/>
-      </w:pPr>
-      <w:r>
-        <w:rPr>
-          <w:rStyle w:val="VerbatimChar"/>
-        </w:rPr>
-        <w:t xml:space="preserve">END This may be urgent. Please seek care now.</w:t>
-      </w:r>
-      <w:r>
-        <w:br/>
-      </w:r>
-      <w:r>
-        <w:rPr>
-          <w:rStyle w:val="VerbatimChar"/>
-        </w:rPr>
-        <w:t xml:space="preserve">Dial *XYZ# &gt; Request Telemedicine, or go to your nearest clinic. Emergency: call 112.</w:t>
-      </w:r>
-    </w:p>
-    <w:p>
-      <w:pPr>
-        <w:pStyle w:val="FirstParagraph"/>
-      </w:pPr>
+        <w:t>2</w:t>
+      </w:r>
       <w:r>
         <w:rPr>
           <w:b/>
           <w:bCs/>
         </w:rPr>
-        <w:t xml:space="preserve">If</w:t>
-      </w:r>
+        <w:t xml:space="preserve"> (no severe signs) — example output:</w:t>
+      </w:r>
+    </w:p>
+    <w:p>
+      <w:pPr>
+        <w:pStyle w:val="SourceCode"/>
+      </w:pPr>
+      <w:r>
+        <w:rPr>
+          <w:rStyle w:val="VerbatimChar"/>
+        </w:rPr>
+        <w:lastRenderedPageBreak/>
+        <w:t>END Guidance: Rest, fluids, monitor temperature. If it worsens or lasts &gt;3 days, request a teleconsult via *XYZ# &gt; 2. Generated by MobiCova AI Health Assistant.</w:t>
+      </w:r>
+    </w:p>
+    <w:p>
+      <w:pPr>
+        <w:pStyle w:val="BlockText"/>
+      </w:pPr>
+      <w:r>
+        <w:rPr>
+          <w:i/>
+          <w:iCs/>
+        </w:rPr>
+        <w:t>Note for AT:</w:t>
+      </w:r>
+      <w:r>
+        <w:t xml:space="preserve"> triage paths are menu-driven; the response text is produced server-side by MobiCova’s AI Health Assistant within the USSD response window. It provides advice and escalation only — never a diagnosis.</w:t>
+      </w:r>
+    </w:p>
+    <w:p>
+      <w:r>
+        <w:pict w14:anchorId="0BE4D653">
+          <v:rect id="_x0000_i1032" style="width:0;height:1.5pt" o:hralign="center" o:hrstd="t" o:hr="t"/>
+        </w:pict>
+      </w:r>
+    </w:p>
+    <w:p>
+      <w:pPr>
+        <w:pStyle w:val="Heading3"/>
+      </w:pPr>
+      <w:bookmarkStart w:id="9" w:name="find-care-near-me-main-4-no-pin"/>
+      <w:bookmarkEnd w:id="8"/>
+      <w:r>
+        <w:t xml:space="preserve">3.5 Find Care Near Me (Main → 4) — </w:t>
+      </w:r>
+      <w:r>
+        <w:rPr>
+          <w:i/>
+          <w:iCs/>
+        </w:rPr>
+        <w:t>no PIN</w:t>
+      </w:r>
+    </w:p>
+    <w:p>
+      <w:pPr>
+        <w:pStyle w:val="SourceCode"/>
+      </w:pPr>
+      <w:r>
+        <w:rPr>
+          <w:rStyle w:val="VerbatimChar"/>
+        </w:rPr>
+        <w:t>CON Find Care</w:t>
+      </w:r>
+      <w:r>
+        <w:br/>
+      </w:r>
+      <w:r>
+        <w:rPr>
+          <w:rStyle w:val="VerbatimChar"/>
+        </w:rPr>
+        <w:t>1. Nearest clinic</w:t>
+      </w:r>
+      <w:r>
+        <w:br/>
+      </w:r>
+      <w:r>
+        <w:rPr>
+          <w:rStyle w:val="VerbatimChar"/>
+        </w:rPr>
+        <w:t>2. Nearest pharmacy</w:t>
+      </w:r>
+      <w:r>
+        <w:br/>
+      </w:r>
+      <w:r>
+        <w:rPr>
+          <w:rStyle w:val="VerbatimChar"/>
+        </w:rPr>
+        <w:t>3. Search by area name</w:t>
+      </w:r>
+      <w:r>
+        <w:br/>
+      </w:r>
+      <w:r>
+        <w:rPr>
+          <w:rStyle w:val="VerbatimChar"/>
+        </w:rPr>
+        <w:t>0. Back</w:t>
+      </w:r>
+    </w:p>
+    <w:p>
+      <w:pPr>
+        <w:pStyle w:val="FirstParagraph"/>
+      </w:pPr>
       <w:r>
         <w:rPr>
           <w:b/>
           <w:bCs/>
         </w:rPr>
-        <w:t xml:space="preserve"> </w:t>
-      </w:r>
-      <w:r>
-        <w:rPr>
-          <w:rStyle w:val="VerbatimChar"/>
+        <w:t>1 / 2 → uses network location of MSISDN / last known area:</w:t>
+      </w:r>
+    </w:p>
+    <w:p>
+      <w:pPr>
+        <w:pStyle w:val="SourceCode"/>
+      </w:pPr>
+      <w:r>
+        <w:rPr>
+          <w:rStyle w:val="VerbatimChar"/>
+        </w:rPr>
+        <w:t>END Nearest partner clinic:</w:t>
+      </w:r>
+      <w:r>
+        <w:br/>
+      </w:r>
+      <w:r>
+        <w:rPr>
+          <w:rStyle w:val="VerbatimChar"/>
+        </w:rPr>
+        <w:t>[Clinic Name]</w:t>
+      </w:r>
+      <w:r>
+        <w:br/>
+      </w:r>
+      <w:r>
+        <w:rPr>
+          <w:rStyle w:val="VerbatimChar"/>
+        </w:rPr>
+        <w:t>[Address]</w:t>
+      </w:r>
+      <w:r>
+        <w:br/>
+      </w:r>
+      <w:r>
+        <w:rPr>
+          <w:rStyle w:val="VerbatimChar"/>
+        </w:rPr>
+        <w:t>Tel: [phone]</w:t>
+      </w:r>
+      <w:r>
+        <w:br/>
+      </w:r>
+      <w:r>
+        <w:rPr>
+          <w:rStyle w:val="VerbatimChar"/>
+        </w:rPr>
+        <w:t>Show code MC-[XXXX] on arrival.</w:t>
+      </w:r>
+    </w:p>
+    <w:p>
+      <w:pPr>
+        <w:pStyle w:val="FirstParagraph"/>
+      </w:pPr>
+      <w:r>
+        <w:rPr>
           <w:b/>
           <w:bCs/>
         </w:rPr>
-        <w:t xml:space="preserve">2</w:t>
-      </w:r>
+        <w:t>3 → Search by area:</w:t>
+      </w:r>
+    </w:p>
+    <w:p>
+      <w:pPr>
+        <w:pStyle w:val="SourceCode"/>
+      </w:pPr>
+      <w:r>
+        <w:rPr>
+          <w:rStyle w:val="VerbatimChar"/>
+        </w:rPr>
+        <w:t>CON Enter your area or town:</w:t>
+      </w:r>
+    </w:p>
+    <w:p>
+      <w:pPr>
+        <w:pStyle w:val="FirstParagraph"/>
+      </w:pPr>
+      <w:r>
+        <w:t xml:space="preserve">↳ member types </w:t>
+      </w:r>
+      <w:r>
+        <w:rPr>
+          <w:rStyle w:val="VerbatimChar"/>
+        </w:rPr>
+        <w:t>Ikeja</w:t>
+      </w:r>
+      <w:r>
+        <w:t xml:space="preserve"> →</w:t>
+      </w:r>
+    </w:p>
+    <w:p>
+      <w:pPr>
+        <w:pStyle w:val="SourceCode"/>
+      </w:pPr>
+      <w:r>
+        <w:rPr>
+          <w:rStyle w:val="VerbatimChar"/>
+        </w:rPr>
+        <w:t>END Partners in Ikeja:</w:t>
+      </w:r>
+      <w:r>
+        <w:br/>
+      </w:r>
+      <w:r>
+        <w:rPr>
+          <w:rStyle w:val="VerbatimChar"/>
+        </w:rPr>
+        <w:t>1. [Clinic Name] - [phone]</w:t>
+      </w:r>
+      <w:r>
+        <w:br/>
+      </w:r>
+      <w:r>
+        <w:rPr>
+          <w:rStyle w:val="VerbatimChar"/>
+        </w:rPr>
+        <w:t>2. [Pharmacy Name] - [phone]</w:t>
+      </w:r>
+      <w:r>
+        <w:br/>
+      </w:r>
+      <w:r>
+        <w:rPr>
+          <w:rStyle w:val="VerbatimChar"/>
+        </w:rPr>
+        <w:t>Show code MC-[XXXX] on arrival.</w:t>
+      </w:r>
+    </w:p>
+    <w:p>
+      <w:r>
+        <w:pict w14:anchorId="64FED8EF">
+          <v:rect id="_x0000_i1033" style="width:0;height:1.5pt" o:hralign="center" o:hrstd="t" o:hr="t"/>
+        </w:pict>
+      </w:r>
+    </w:p>
+    <w:p>
+      <w:pPr>
+        <w:pStyle w:val="Heading3"/>
+      </w:pPr>
+      <w:bookmarkStart w:id="10" w:name="help-settings-main-5"/>
+      <w:bookmarkEnd w:id="9"/>
+      <w:r>
+        <w:t>3.6 Help &amp; Settings (Main → 5)</w:t>
+      </w:r>
+    </w:p>
+    <w:p>
+      <w:pPr>
+        <w:pStyle w:val="SourceCode"/>
+      </w:pPr>
+      <w:r>
+        <w:rPr>
+          <w:rStyle w:val="VerbatimChar"/>
+        </w:rPr>
+        <w:t>CON Help &amp; Settings</w:t>
+      </w:r>
+      <w:r>
+        <w:br/>
+      </w:r>
+      <w:r>
+        <w:rPr>
+          <w:rStyle w:val="VerbatimChar"/>
+        </w:rPr>
+        <w:t>1. Change PIN</w:t>
+      </w:r>
+      <w:r>
+        <w:br/>
+      </w:r>
+      <w:r>
+        <w:rPr>
+          <w:rStyle w:val="VerbatimChar"/>
+        </w:rPr>
+        <w:t>2. Contact support</w:t>
+      </w:r>
+      <w:r>
+        <w:br/>
+      </w:r>
+      <w:r>
+        <w:rPr>
+          <w:rStyle w:val="VerbatimChar"/>
+        </w:rPr>
+        <w:t xml:space="preserve">3. About </w:t>
+      </w:r>
+      <w:proofErr w:type="spellStart"/>
+      <w:r>
+        <w:rPr>
+          <w:rStyle w:val="VerbatimChar"/>
+        </w:rPr>
+        <w:t>MobiCova</w:t>
+      </w:r>
+      <w:proofErr w:type="spellEnd"/>
+      <w:r>
+        <w:rPr>
+          <w:rStyle w:val="VerbatimChar"/>
+        </w:rPr>
+        <w:t xml:space="preserve"> Health</w:t>
+      </w:r>
+      <w:r>
+        <w:br/>
+      </w:r>
+      <w:r>
+        <w:rPr>
+          <w:rStyle w:val="VerbatimChar"/>
+        </w:rPr>
+        <w:t>0. Back</w:t>
+      </w:r>
+    </w:p>
+    <w:p>
+      <w:pPr>
+        <w:pStyle w:val="FirstParagraph"/>
+      </w:pPr>
       <w:r>
         <w:rPr>
           <w:b/>
           <w:bCs/>
         </w:rPr>
-        <w:t xml:space="preserve"> </w:t>
-      </w:r>
+        <w:t>1 → Change PIN (PIN required):</w:t>
+      </w:r>
+    </w:p>
+    <w:p>
+      <w:pPr>
+        <w:pStyle w:val="SourceCode"/>
+      </w:pPr>
+      <w:r>
+        <w:rPr>
+          <w:rStyle w:val="VerbatimChar"/>
+        </w:rPr>
+        <w:t>CON Enter current PIN:</w:t>
+      </w:r>
+    </w:p>
+    <w:p>
+      <w:pPr>
+        <w:pStyle w:val="FirstParagraph"/>
+      </w:pPr>
+      <w:r>
+        <w:t xml:space="preserve">↳ </w:t>
+      </w:r>
+      <w:r>
+        <w:rPr>
+          <w:rStyle w:val="VerbatimChar"/>
+        </w:rPr>
+        <w:t>CON Enter new 4-digit PIN:</w:t>
+      </w:r>
+      <w:r>
+        <w:t xml:space="preserve"> → </w:t>
+      </w:r>
+      <w:r>
+        <w:rPr>
+          <w:rStyle w:val="VerbatimChar"/>
+        </w:rPr>
+        <w:t>CON Confirm new PIN:</w:t>
+      </w:r>
+      <w:r>
+        <w:t xml:space="preserve"> →</w:t>
+      </w:r>
+    </w:p>
+    <w:p>
+      <w:pPr>
+        <w:pStyle w:val="SourceCode"/>
+      </w:pPr>
+      <w:r>
+        <w:rPr>
+          <w:rStyle w:val="VerbatimChar"/>
+        </w:rPr>
+        <w:t>END Your PIN has been updated.</w:t>
+      </w:r>
+    </w:p>
+    <w:p>
+      <w:pPr>
+        <w:pStyle w:val="FirstParagraph"/>
+      </w:pPr>
       <w:r>
         <w:rPr>
           <w:b/>
           <w:bCs/>
         </w:rPr>
-        <w:t xml:space="preserve">(no severe signs) — example output:</w:t>
+        <w:lastRenderedPageBreak/>
+        <w:t>2 → Contact support:</w:t>
       </w:r>
     </w:p>
     <w:p>
@@ -1731,99 +2235,54 @@
         <w:rPr>
           <w:rStyle w:val="VerbatimChar"/>
         </w:rPr>
-        <w:t xml:space="preserve">END Guidance: Rest, fluids, monitor temperature. If it worsens or lasts &gt;3 days, request a teleconsult via *XYZ# &gt; 2. Generated by MobiCova AI Health Assistant.</w:t>
-      </w:r>
-    </w:p>
-    <w:p>
-      <w:pPr>
-        <w:pStyle w:val="BlockText"/>
-      </w:pPr>
-      <w:r>
-        <w:rPr>
-          <w:i/>
-          <w:iCs/>
-        </w:rPr>
-        <w:t xml:space="preserve">Note for AT:</w:t>
-      </w:r>
-      <w:r>
-        <w:t xml:space="preserve"> </w:t>
-      </w:r>
-      <w:r>
-        <w:t xml:space="preserve">triage paths are menu-driven; the response text is produced server-side by MobiCova’s AI Health Assistant within the USSD response window. It provides advice and escalation only — never a diagnosis.</w:t>
-      </w:r>
-    </w:p>
-    <w:p>
-      <w:r>
-        <w:pict>
-          <v:rect style="width:0;height:1.5pt" o:hralign="center" o:hrstd="t" o:hr="t"/>
-        </w:pict>
-      </w:r>
-    </w:p>
-    <w:bookmarkEnd w:id="15"/>
-    <w:bookmarkStart w:id="16" w:name="find-care-near-me-main-4-no-pin"/>
-    <w:p>
-      <w:pPr>
-        <w:pStyle w:val="Heading3"/>
-      </w:pPr>
-      <w:r>
-        <w:t xml:space="preserve">3.5 Find Care Near Me (Main → 4) —</w:t>
-      </w:r>
-      <w:r>
-        <w:t xml:space="preserve"> </w:t>
-      </w:r>
-      <w:r>
-        <w:rPr>
-          <w:i/>
-          <w:iCs/>
-        </w:rPr>
-        <w:t xml:space="preserve">no PIN</w:t>
-      </w:r>
-    </w:p>
-    <w:p>
-      <w:pPr>
-        <w:pStyle w:val="SourceCode"/>
-      </w:pPr>
-      <w:r>
-        <w:rPr>
-          <w:rStyle w:val="VerbatimChar"/>
-        </w:rPr>
-        <w:t xml:space="preserve">CON Find Care</w:t>
-      </w:r>
-      <w:r>
-        <w:br/>
-      </w:r>
-      <w:r>
-        <w:rPr>
-          <w:rStyle w:val="VerbatimChar"/>
-        </w:rPr>
-        <w:t xml:space="preserve">1. Nearest clinic</w:t>
-      </w:r>
-      <w:r>
-        <w:br/>
-      </w:r>
-      <w:r>
-        <w:rPr>
-          <w:rStyle w:val="VerbatimChar"/>
-        </w:rPr>
-        <w:t xml:space="preserve">2. Nearest pharmacy</w:t>
-      </w:r>
-      <w:r>
-        <w:br/>
-      </w:r>
-      <w:r>
-        <w:rPr>
-          <w:rStyle w:val="VerbatimChar"/>
-        </w:rPr>
-        <w:t xml:space="preserve">3. Search by area name</w:t>
-      </w:r>
-      <w:r>
-        <w:br/>
-      </w:r>
-      <w:r>
-        <w:rPr>
-          <w:rStyle w:val="VerbatimChar"/>
-        </w:rPr>
-        <w:t xml:space="preserve">0. Back</w:t>
+        <w:t xml:space="preserve">END </w:t>
+      </w:r>
+      <w:proofErr w:type="spellStart"/>
+      <w:r>
+        <w:rPr>
+          <w:rStyle w:val="VerbatimChar"/>
+        </w:rPr>
+        <w:t>MobiCova</w:t>
+      </w:r>
+      <w:proofErr w:type="spellEnd"/>
+      <w:r>
+        <w:rPr>
+          <w:rStyle w:val="VerbatimChar"/>
+        </w:rPr>
+        <w:t xml:space="preserve"> Health</w:t>
+      </w:r>
+      <w:r>
+        <w:rPr>
+          <w:rStyle w:val="VerbatimChar"/>
+        </w:rPr>
+        <w:t xml:space="preserve"> Support</w:t>
+      </w:r>
+      <w:r>
+        <w:br/>
+      </w:r>
+      <w:r>
+        <w:rPr>
+          <w:rStyle w:val="VerbatimChar"/>
+        </w:rPr>
+        <w:t>Call: 0700-MOBICOVA (Mon-Sat 8am-8pm)</w:t>
+      </w:r>
+      <w:r>
+        <w:br/>
+      </w:r>
+      <w:r>
+        <w:rPr>
+          <w:rStyle w:val="VerbatimChar"/>
+        </w:rPr>
+        <w:t>SMS: send HELP to [shortcode]</w:t>
+      </w:r>
+      <w:r>
+        <w:br/>
+      </w:r>
+      <w:r>
+        <w:rPr>
+          <w:rStyle w:val="VerbatimChar"/>
+        </w:rPr>
+        <w:t>Email: support@mobicova.com</w:t>
       </w:r>
     </w:p>
     <w:p>
@@ -1835,286 +2294,30 @@
           <w:b/>
           <w:bCs/>
         </w:rPr>
-        <w:t xml:space="preserve">1 / 2 → uses network location of MSISDN / last known area:</w:t>
-      </w:r>
-    </w:p>
-    <w:p>
-      <w:pPr>
-        <w:pStyle w:val="SourceCode"/>
-      </w:pPr>
-      <w:r>
-        <w:rPr>
-          <w:rStyle w:val="VerbatimChar"/>
-        </w:rPr>
-        <w:t xml:space="preserve">END Nearest partner clinic:</w:t>
-      </w:r>
-      <w:r>
-        <w:br/>
-      </w:r>
-      <w:r>
-        <w:rPr>
-          <w:rStyle w:val="VerbatimChar"/>
-        </w:rPr>
-        <w:t xml:space="preserve">[Clinic Name]</w:t>
-      </w:r>
-      <w:r>
-        <w:br/>
-      </w:r>
-      <w:r>
-        <w:rPr>
-          <w:rStyle w:val="VerbatimChar"/>
-        </w:rPr>
-        <w:t xml:space="preserve">[Address]</w:t>
-      </w:r>
-      <w:r>
-        <w:br/>
-      </w:r>
-      <w:r>
-        <w:rPr>
-          <w:rStyle w:val="VerbatimChar"/>
-        </w:rPr>
-        <w:t xml:space="preserve">Tel: [phone]</w:t>
-      </w:r>
-      <w:r>
-        <w:br/>
-      </w:r>
-      <w:r>
-        <w:rPr>
-          <w:rStyle w:val="VerbatimChar"/>
-        </w:rPr>
-        <w:t xml:space="preserve">Show code MC-[XXXX] on arrival.</w:t>
-      </w:r>
-    </w:p>
-    <w:p>
-      <w:pPr>
-        <w:pStyle w:val="FirstParagraph"/>
-      </w:pPr>
+        <w:t xml:space="preserve">3 → About </w:t>
+      </w:r>
+      <w:proofErr w:type="spellStart"/>
       <w:r>
         <w:rPr>
           <w:b/>
           <w:bCs/>
         </w:rPr>
-        <w:t xml:space="preserve">3 → Search by area:</w:t>
-      </w:r>
-    </w:p>
-    <w:p>
-      <w:pPr>
-        <w:pStyle w:val="SourceCode"/>
-      </w:pPr>
-      <w:r>
-        <w:rPr>
-          <w:rStyle w:val="VerbatimChar"/>
-        </w:rPr>
-        <w:t xml:space="preserve">CON Enter your area or town:</w:t>
-      </w:r>
-    </w:p>
-    <w:p>
-      <w:pPr>
-        <w:pStyle w:val="FirstParagraph"/>
-      </w:pPr>
-      <w:r>
-        <w:t xml:space="preserve">↳ member types</w:t>
-      </w:r>
-      <w:r>
-        <w:t xml:space="preserve"> </w:t>
-      </w:r>
-      <w:r>
-        <w:rPr>
-          <w:rStyle w:val="VerbatimChar"/>
-        </w:rPr>
-        <w:t xml:space="preserve">Ikeja</w:t>
-      </w:r>
-      <w:r>
-        <w:t xml:space="preserve"> </w:t>
-      </w:r>
-      <w:r>
-        <w:t xml:space="preserve">→</w:t>
-      </w:r>
-    </w:p>
-    <w:p>
-      <w:pPr>
-        <w:pStyle w:val="SourceCode"/>
-      </w:pPr>
-      <w:r>
-        <w:rPr>
-          <w:rStyle w:val="VerbatimChar"/>
-        </w:rPr>
-        <w:t xml:space="preserve">END Partners in Ikeja:</w:t>
-      </w:r>
-      <w:r>
-        <w:br/>
-      </w:r>
-      <w:r>
-        <w:rPr>
-          <w:rStyle w:val="VerbatimChar"/>
-        </w:rPr>
-        <w:t xml:space="preserve">1. [Clinic Name] - [phone]</w:t>
-      </w:r>
-      <w:r>
-        <w:br/>
-      </w:r>
-      <w:r>
-        <w:rPr>
-          <w:rStyle w:val="VerbatimChar"/>
-        </w:rPr>
-        <w:t xml:space="preserve">2. [Pharmacy Name] - [phone]</w:t>
-      </w:r>
-      <w:r>
-        <w:br/>
-      </w:r>
-      <w:r>
-        <w:rPr>
-          <w:rStyle w:val="VerbatimChar"/>
-        </w:rPr>
-        <w:t xml:space="preserve">Show code MC-[XXXX] on arrival.</w:t>
-      </w:r>
-    </w:p>
-    <w:p>
-      <w:r>
-        <w:pict>
-          <v:rect style="width:0;height:1.5pt" o:hralign="center" o:hrstd="t" o:hr="t"/>
-        </w:pict>
-      </w:r>
-    </w:p>
-    <w:bookmarkEnd w:id="16"/>
-    <w:bookmarkStart w:id="17" w:name="help-settings-main-5"/>
-    <w:p>
-      <w:pPr>
-        <w:pStyle w:val="Heading3"/>
-      </w:pPr>
-      <w:r>
-        <w:t xml:space="preserve">3.6 Help &amp; Settings (Main → 5)</w:t>
-      </w:r>
-    </w:p>
-    <w:p>
-      <w:pPr>
-        <w:pStyle w:val="SourceCode"/>
-      </w:pPr>
-      <w:r>
-        <w:rPr>
-          <w:rStyle w:val="VerbatimChar"/>
-        </w:rPr>
-        <w:t xml:space="preserve">CON Help &amp; Settings</w:t>
-      </w:r>
-      <w:r>
-        <w:br/>
-      </w:r>
-      <w:r>
-        <w:rPr>
-          <w:rStyle w:val="VerbatimChar"/>
-        </w:rPr>
-        <w:t xml:space="preserve">1. Change PIN</w:t>
-      </w:r>
-      <w:r>
-        <w:br/>
-      </w:r>
-      <w:r>
-        <w:rPr>
-          <w:rStyle w:val="VerbatimChar"/>
-        </w:rPr>
-        <w:t xml:space="preserve">2. Contact support</w:t>
-      </w:r>
-      <w:r>
-        <w:br/>
-      </w:r>
-      <w:r>
-        <w:rPr>
-          <w:rStyle w:val="VerbatimChar"/>
-        </w:rPr>
-        <w:t xml:space="preserve">3. About MobiCova</w:t>
-      </w:r>
-      <w:r>
-        <w:br/>
-      </w:r>
-      <w:r>
-        <w:rPr>
-          <w:rStyle w:val="VerbatimChar"/>
-        </w:rPr>
-        <w:t xml:space="preserve">0. Back</w:t>
-      </w:r>
-    </w:p>
-    <w:p>
-      <w:pPr>
-        <w:pStyle w:val="FirstParagraph"/>
-      </w:pPr>
+        <w:t>MobiCova</w:t>
+      </w:r>
+      <w:proofErr w:type="spellEnd"/>
       <w:r>
         <w:rPr>
           <w:b/>
           <w:bCs/>
         </w:rPr>
-        <w:t xml:space="preserve">1 → Change PIN (PIN required):</w:t>
-      </w:r>
-    </w:p>
-    <w:p>
-      <w:pPr>
-        <w:pStyle w:val="SourceCode"/>
-      </w:pPr>
-      <w:r>
-        <w:rPr>
-          <w:rStyle w:val="VerbatimChar"/>
-        </w:rPr>
-        <w:t xml:space="preserve">CON Enter current PIN:</w:t>
-      </w:r>
-    </w:p>
-    <w:p>
-      <w:pPr>
-        <w:pStyle w:val="FirstParagraph"/>
-      </w:pPr>
-      <w:r>
-        <w:t xml:space="preserve">↳</w:t>
-      </w:r>
-      <w:r>
-        <w:t xml:space="preserve"> </w:t>
-      </w:r>
-      <w:r>
-        <w:rPr>
-          <w:rStyle w:val="VerbatimChar"/>
-        </w:rPr>
-        <w:t xml:space="preserve">CON Enter new 4-digit PIN:</w:t>
-      </w:r>
-      <w:r>
-        <w:t xml:space="preserve"> </w:t>
-      </w:r>
-      <w:r>
-        <w:t xml:space="preserve">→</w:t>
-      </w:r>
-      <w:r>
-        <w:t xml:space="preserve"> </w:t>
-      </w:r>
-      <w:r>
-        <w:rPr>
-          <w:rStyle w:val="VerbatimChar"/>
-        </w:rPr>
-        <w:t xml:space="preserve">CON Confirm new PIN:</w:t>
-      </w:r>
-      <w:r>
-        <w:t xml:space="preserve"> </w:t>
-      </w:r>
-      <w:r>
-        <w:t xml:space="preserve">→</w:t>
-      </w:r>
-    </w:p>
-    <w:p>
-      <w:pPr>
-        <w:pStyle w:val="SourceCode"/>
-      </w:pPr>
-      <w:r>
-        <w:rPr>
-          <w:rStyle w:val="VerbatimChar"/>
-        </w:rPr>
-        <w:t xml:space="preserve">END Your PIN has been updated.</w:t>
-      </w:r>
-    </w:p>
-    <w:p>
-      <w:pPr>
-        <w:pStyle w:val="FirstParagraph"/>
-      </w:pPr>
+        <w:t xml:space="preserve"> Health</w:t>
+      </w:r>
       <w:r>
         <w:rPr>
           <w:b/>
           <w:bCs/>
         </w:rPr>
-        <w:t xml:space="preserve">2 → Contact support:</w:t>
+        <w:t>:</w:t>
       </w:r>
     </w:p>
     <w:p>
@@ -2125,129 +2328,108 @@
         <w:rPr>
           <w:rStyle w:val="VerbatimChar"/>
         </w:rPr>
-        <w:t xml:space="preserve">END MobiCova Support</w:t>
-      </w:r>
-      <w:r>
-        <w:br/>
-      </w:r>
-      <w:r>
-        <w:rPr>
-          <w:rStyle w:val="VerbatimChar"/>
-        </w:rPr>
-        <w:t xml:space="preserve">Call: 0700-MOBICOVA (Mon-Sat 8am-8pm)</w:t>
-      </w:r>
-      <w:r>
-        <w:br/>
-      </w:r>
-      <w:r>
-        <w:rPr>
-          <w:rStyle w:val="VerbatimChar"/>
-        </w:rPr>
-        <w:t xml:space="preserve">SMS: send HELP to [shortcode]</w:t>
-      </w:r>
-      <w:r>
-        <w:br/>
-      </w:r>
-      <w:r>
-        <w:rPr>
-          <w:rStyle w:val="VerbatimChar"/>
-        </w:rPr>
-        <w:t xml:space="preserve">Email: support@mobicova.com</w:t>
-      </w:r>
-    </w:p>
-    <w:p>
-      <w:pPr>
-        <w:pStyle w:val="FirstParagraph"/>
-      </w:pPr>
-      <w:r>
-        <w:rPr>
-          <w:b/>
-          <w:bCs/>
-        </w:rPr>
-        <w:t xml:space="preserve">3 → About MobiCova:</w:t>
-      </w:r>
-    </w:p>
-    <w:p>
-      <w:pPr>
-        <w:pStyle w:val="SourceCode"/>
-      </w:pPr>
-      <w:r>
-        <w:rPr>
-          <w:rStyle w:val="VerbatimChar"/>
-        </w:rPr>
-        <w:t xml:space="preserve">END MobiCova connects you to licensed providers for telemedicine, AI health guidance &amp; insurance. A platform &amp; distributor; care delivered by MDCN/NAICOM-licensed partners.</w:t>
-      </w:r>
-    </w:p>
-    <w:p>
-      <w:r>
-        <w:pict>
-          <v:rect style="width:0;height:1.5pt" o:hralign="center" o:hrstd="t" o:hr="t"/>
+        <w:t xml:space="preserve">END </w:t>
+      </w:r>
+      <w:proofErr w:type="spellStart"/>
+      <w:r>
+        <w:rPr>
+          <w:rStyle w:val="VerbatimChar"/>
+        </w:rPr>
+        <w:t>MobiCova</w:t>
+      </w:r>
+      <w:proofErr w:type="spellEnd"/>
+      <w:r>
+        <w:rPr>
+          <w:rStyle w:val="VerbatimChar"/>
+        </w:rPr>
+        <w:t xml:space="preserve"> Health</w:t>
+      </w:r>
+      <w:r>
+        <w:rPr>
+          <w:rStyle w:val="VerbatimChar"/>
+        </w:rPr>
+        <w:t xml:space="preserve"> connects you to licensed providers for telemedicine, AI health guidance &amp; insurance. A platform &amp; distributor; care delivered by MDCN/NAICOM-licensed partners.</w:t>
+      </w:r>
+    </w:p>
+    <w:p>
+      <w:r>
+        <w:pict w14:anchorId="1FD53E2A">
+          <v:rect id="_x0000_i1034" style="width:0;height:1.5pt" o:hralign="center" o:hrstd="t" o:hr="t"/>
         </w:pict>
       </w:r>
     </w:p>
-    <w:bookmarkEnd w:id="17"/>
-    <w:bookmarkEnd w:id="18"/>
-    <w:bookmarkStart w:id="19" w:name="X1567537895b118894b8763350abb9fc53360ed5"/>
     <w:p>
       <w:pPr>
         <w:pStyle w:val="Heading2"/>
       </w:pPr>
-      <w:r>
-        <w:t xml:space="preserve">4. Error &amp; edge-case handling (applies to all screens)</w:t>
+      <w:bookmarkStart w:id="11" w:name="X1567537895b118894b8763350abb9fc53360ed5"/>
+      <w:bookmarkEnd w:id="3"/>
+      <w:bookmarkEnd w:id="10"/>
+      <w:r>
+        <w:t>4. Error &amp; edge-case handling (applies to all screens)</w:t>
       </w:r>
     </w:p>
     <w:tbl>
       <w:tblPr>
         <w:tblStyle w:val="Table"/>
-        <w:tblW w:type="pct" w:w="5000"/>
+        <w:tblW w:w="5000" w:type="pct"/>
         <w:tblLayout w:type="fixed"/>
-        <w:tblLook w:firstRow="1" w:lastRow="0" w:firstColumn="0" w:lastColumn="0" w:noHBand="0" w:noVBand="0" w:val="0020"/>
+        <w:tblLook w:val="0020" w:firstRow="1" w:lastRow="0" w:firstColumn="0" w:lastColumn="0" w:noHBand="0" w:noVBand="0"/>
       </w:tblPr>
       <w:tblGrid>
-        <w:gridCol w:w="3960"/>
-        <w:gridCol w:w="3960"/>
+        <w:gridCol w:w="4788"/>
+        <w:gridCol w:w="4788"/>
       </w:tblGrid>
       <w:tr>
         <w:trPr>
-          <w:tblHeader w:val="on"/>
+          <w:cnfStyle w:val="100000000000" w:firstRow="1" w:lastRow="0" w:firstColumn="0" w:lastColumn="0" w:oddVBand="0" w:evenVBand="0" w:oddHBand="0" w:evenHBand="0" w:firstRowFirstColumn="0" w:firstRowLastColumn="0" w:lastRowFirstColumn="0" w:lastRowLastColumn="0"/>
+          <w:tblHeader/>
         </w:trPr>
         <w:tc>
-          <w:tcPr/>
+          <w:tcPr>
+            <w:tcW w:w="3960" w:type="dxa"/>
+          </w:tcPr>
           <w:p>
             <w:pPr>
               <w:pStyle w:val="Compact"/>
             </w:pPr>
             <w:r>
-              <w:t xml:space="preserve">Scenario</w:t>
+              <w:t>Scenario</w:t>
             </w:r>
           </w:p>
         </w:tc>
         <w:tc>
-          <w:tcPr/>
+          <w:tcPr>
+            <w:tcW w:w="3960" w:type="dxa"/>
+          </w:tcPr>
           <w:p>
             <w:pPr>
               <w:pStyle w:val="Compact"/>
             </w:pPr>
             <w:r>
-              <w:t xml:space="preserve">System response</w:t>
+              <w:t>System response</w:t>
             </w:r>
           </w:p>
         </w:tc>
       </w:tr>
       <w:tr>
         <w:tc>
-          <w:tcPr/>
+          <w:tcPr>
+            <w:tcW w:w="3960" w:type="dxa"/>
+          </w:tcPr>
           <w:p>
             <w:pPr>
               <w:pStyle w:val="Compact"/>
             </w:pPr>
             <w:r>
-              <w:t xml:space="preserve">Invalid menu choice</w:t>
+              <w:t>Invalid menu choice</w:t>
             </w:r>
           </w:p>
         </w:tc>
         <w:tc>
-          <w:tcPr/>
+          <w:tcPr>
+            <w:tcW w:w="3960" w:type="dxa"/>
+          </w:tcPr>
           <w:p>
             <w:pPr>
               <w:pStyle w:val="Compact"/>
@@ -2256,7 +2438,7 @@
               <w:rPr>
                 <w:rStyle w:val="VerbatimChar"/>
               </w:rPr>
-              <w:t xml:space="preserve">CON Invalid choice. Please try again.</w:t>
+              <w:t>CON Invalid choice. Please try again.</w:t>
             </w:r>
             <w:r>
               <w:t xml:space="preserve"> </w:t>
@@ -2266,25 +2448,29 @@
                 <w:i/>
                 <w:iCs/>
               </w:rPr>
-              <w:t xml:space="preserve">(menu re-displayed)</w:t>
+              <w:t>(menu re-displayed)</w:t>
             </w:r>
           </w:p>
         </w:tc>
       </w:tr>
       <w:tr>
         <w:tc>
-          <w:tcPr/>
+          <w:tcPr>
+            <w:tcW w:w="3960" w:type="dxa"/>
+          </w:tcPr>
           <w:p>
             <w:pPr>
               <w:pStyle w:val="Compact"/>
             </w:pPr>
             <w:r>
-              <w:t xml:space="preserve">Wrong PIN (attempts 1–2)</w:t>
+              <w:t>Wrong PIN (attempts 1–2)</w:t>
             </w:r>
           </w:p>
         </w:tc>
         <w:tc>
-          <w:tcPr/>
+          <w:tcPr>
+            <w:tcW w:w="3960" w:type="dxa"/>
+          </w:tcPr>
           <w:p>
             <w:pPr>
               <w:pStyle w:val="Compact"/>
@@ -2293,25 +2479,29 @@
               <w:rPr>
                 <w:rStyle w:val="VerbatimChar"/>
               </w:rPr>
-              <w:t xml:space="preserve">CON Incorrect PIN. Attempts left: [n]. Re-enter PIN:</w:t>
+              <w:t>CON Incorrect PIN. Attempts left: [n]. Re-enter PIN:</w:t>
             </w:r>
           </w:p>
         </w:tc>
       </w:tr>
       <w:tr>
         <w:tc>
-          <w:tcPr/>
+          <w:tcPr>
+            <w:tcW w:w="3960" w:type="dxa"/>
+          </w:tcPr>
           <w:p>
             <w:pPr>
               <w:pStyle w:val="Compact"/>
             </w:pPr>
             <w:r>
-              <w:t xml:space="preserve">Wrong PIN (3rd failure)</w:t>
+              <w:t>Wrong PIN (3rd failure)</w:t>
             </w:r>
           </w:p>
         </w:tc>
         <w:tc>
-          <w:tcPr/>
+          <w:tcPr>
+            <w:tcW w:w="3960" w:type="dxa"/>
+          </w:tcPr>
           <w:p>
             <w:pPr>
               <w:pStyle w:val="Compact"/>
@@ -2320,25 +2510,29 @@
               <w:rPr>
                 <w:rStyle w:val="VerbatimChar"/>
               </w:rPr>
-              <w:t xml:space="preserve">END Too many wrong attempts. PIN locked. Call 0700-MOBICOVA to reset.</w:t>
+              <w:t>END Too many wrong attempts. PIN locked. Call 0700-MOBICOVA to reset.</w:t>
             </w:r>
           </w:p>
         </w:tc>
       </w:tr>
       <w:tr>
         <w:tc>
-          <w:tcPr/>
+          <w:tcPr>
+            <w:tcW w:w="3960" w:type="dxa"/>
+          </w:tcPr>
           <w:p>
             <w:pPr>
               <w:pStyle w:val="Compact"/>
             </w:pPr>
             <w:r>
-              <w:t xml:space="preserve">Member inactive / lapsed cover</w:t>
+              <w:t>Member inactive / lapsed cover</w:t>
             </w:r>
           </w:p>
         </w:tc>
         <w:tc>
-          <w:tcPr/>
+          <w:tcPr>
+            <w:tcW w:w="3960" w:type="dxa"/>
+          </w:tcPr>
           <w:p>
             <w:pPr>
               <w:pStyle w:val="Compact"/>
@@ -2347,25 +2541,29 @@
               <w:rPr>
                 <w:rStyle w:val="VerbatimChar"/>
               </w:rPr>
-              <w:t xml:space="preserve">END Your cover is currently inactive. Contact your HR or 0700-MOBICOVA.</w:t>
+              <w:t>END Your cover is currently inactive. Contact your HR or 0700-MOBICOVA.</w:t>
             </w:r>
           </w:p>
         </w:tc>
       </w:tr>
       <w:tr>
         <w:tc>
-          <w:tcPr/>
+          <w:tcPr>
+            <w:tcW w:w="3960" w:type="dxa"/>
+          </w:tcPr>
           <w:p>
             <w:pPr>
               <w:pStyle w:val="Compact"/>
             </w:pPr>
             <w:r>
-              <w:t xml:space="preserve">Backend unavailable</w:t>
+              <w:t>Backend unavailable</w:t>
             </w:r>
           </w:p>
         </w:tc>
         <w:tc>
-          <w:tcPr/>
+          <w:tcPr>
+            <w:tcW w:w="3960" w:type="dxa"/>
+          </w:tcPr>
           <w:p>
             <w:pPr>
               <w:pStyle w:val="Compact"/>
@@ -2374,40 +2572,41 @@
               <w:rPr>
                 <w:rStyle w:val="VerbatimChar"/>
               </w:rPr>
-              <w:t xml:space="preserve">END Service is temporarily unavailable. Please try again shortly.</w:t>
+              <w:t>END Service is temporarily unavailable. Please try again shortly.</w:t>
             </w:r>
           </w:p>
         </w:tc>
       </w:tr>
       <w:tr>
         <w:tc>
-          <w:tcPr/>
+          <w:tcPr>
+            <w:tcW w:w="3960" w:type="dxa"/>
+          </w:tcPr>
           <w:p>
             <w:pPr>
               <w:pStyle w:val="Compact"/>
             </w:pPr>
             <w:r>
-              <w:t xml:space="preserve">Session timeout</w:t>
+              <w:t>Session timeout</w:t>
             </w:r>
           </w:p>
         </w:tc>
         <w:tc>
-          <w:tcPr/>
+          <w:tcPr>
+            <w:tcW w:w="3960" w:type="dxa"/>
+          </w:tcPr>
           <w:p>
             <w:pPr>
               <w:pStyle w:val="Compact"/>
             </w:pPr>
             <w:r>
-              <w:t xml:space="preserve">Session ends; member re-dials</w:t>
-            </w:r>
-            <w:r>
-              <w:t xml:space="preserve"> </w:t>
+              <w:t xml:space="preserve">Session ends; member re-dials </w:t>
             </w:r>
             <w:r>
               <w:rPr>
                 <w:rStyle w:val="VerbatimChar"/>
               </w:rPr>
-              <w:t xml:space="preserve">*XYZ#</w:t>
+              <w:t>*XYZ#</w:t>
             </w:r>
           </w:p>
         </w:tc>
@@ -2415,19 +2614,19 @@
     </w:tbl>
     <w:p>
       <w:r>
-        <w:pict>
-          <v:rect style="width:0;height:1.5pt" o:hralign="center" o:hrstd="t" o:hr="t"/>
+        <w:pict w14:anchorId="52BE95F7">
+          <v:rect id="_x0000_i1035" style="width:0;height:1.5pt" o:hralign="center" o:hrstd="t" o:hr="t"/>
         </w:pict>
       </w:r>
     </w:p>
-    <w:bookmarkEnd w:id="19"/>
-    <w:bookmarkStart w:id="20" w:name="declaration"/>
     <w:p>
       <w:pPr>
         <w:pStyle w:val="Heading2"/>
       </w:pPr>
-      <w:r>
-        <w:t xml:space="preserve">5. Declaration</w:t>
+      <w:bookmarkStart w:id="12" w:name="declaration"/>
+      <w:bookmarkEnd w:id="11"/>
+      <w:r>
+        <w:t>5. Declaration</w:t>
       </w:r>
     </w:p>
     <w:p>
@@ -2435,23 +2634,31 @@
         <w:pStyle w:val="FirstParagraph"/>
       </w:pPr>
       <w:r>
-        <w:t xml:space="preserve">The menu flow, options, ordering, and on-screen text described in this document constitute the complete MobiCova USSD service as of v1.0.</w:t>
-      </w:r>
-      <w:r>
-        <w:t xml:space="preserve"> </w:t>
+        <w:t xml:space="preserve">The menu flow, options, ordering, and on-screen text described in this document constitute the complete </w:t>
+      </w:r>
+      <w:proofErr w:type="spellStart"/>
+      <w:r>
+        <w:t>MobiCova</w:t>
+      </w:r>
+      <w:proofErr w:type="spellEnd"/>
+      <w:r>
+        <w:t xml:space="preserve"> Health</w:t>
+      </w:r>
+      <w:r>
+        <w:t xml:space="preserve"> USSD service as of v1.0. </w:t>
       </w:r>
       <w:r>
         <w:rPr>
           <w:b/>
           <w:bCs/>
         </w:rPr>
-        <w:t xml:space="preserve">Any change will be communicated to Africa’s Talking in writing before it goes live.</w:t>
-      </w:r>
-    </w:p>
-    <w:p>
-      <w:r>
-        <w:pict>
-          <v:rect style="width:0;height:1.5pt" o:hralign="center" o:hrstd="t" o:hr="t"/>
+        <w:t>Any change will be communicated to Africa’s Talking in writing before it goes live.</w:t>
+      </w:r>
+    </w:p>
+    <w:p>
+      <w:r>
+        <w:pict w14:anchorId="748C1439">
+          <v:rect id="_x0000_i1036" style="width:0;height:1.5pt" o:hralign="center" o:hrstd="t" o:hr="t"/>
         </w:pict>
       </w:r>
     </w:p>
@@ -2464,69 +2671,41 @@
           <w:b/>
           <w:bCs/>
         </w:rPr>
-        <w:t xml:space="preserve">Open items before submission:</w:t>
-      </w:r>
-      <w:r>
-        <w:t xml:space="preserve"> </w:t>
-      </w:r>
-      <w:r>
-        <w:t xml:space="preserve">(1) replace</w:t>
-      </w:r>
-      <w:r>
-        <w:t xml:space="preserve"> </w:t>
-      </w:r>
-      <w:r>
-        <w:rPr>
-          <w:rStyle w:val="VerbatimChar"/>
-        </w:rPr>
-        <w:t xml:space="preserve">*XYZ#</w:t>
-      </w:r>
-      <w:r>
-        <w:t xml:space="preserve"> </w:t>
-      </w:r>
-      <w:r>
-        <w:t xml:space="preserve">with the AT-assigned shortcode; (2) bracketed names/IDs are runtime placeholders from member records; (3) decide whether §3.4 AI triage stays server-generated or converts to fully pre-written rule-based advice to guarantee instant USSD responses.</w:t>
-      </w:r>
-    </w:p>
-    <w:bookmarkEnd w:id="20"/>
-    <w:bookmarkEnd w:id="21"/>
+        <w:t>Open items before submission:</w:t>
+      </w:r>
+      <w:r>
+        <w:t xml:space="preserve"> (1) replace </w:t>
+      </w:r>
+      <w:r>
+        <w:rPr>
+          <w:rStyle w:val="VerbatimChar"/>
+        </w:rPr>
+        <w:t>*XYZ#</w:t>
+      </w:r>
+      <w:r>
+        <w:t xml:space="preserve"> with the AT-assigned shortcode; (2) bracketed names/IDs are runtime placeholders from member records; (3) decide whether §3.4 AI triage stays server-generated or converts to fully pre-written rule-based advice to guarantee instant USSD responses.</w:t>
+      </w:r>
+      <w:bookmarkEnd w:id="0"/>
+      <w:bookmarkEnd w:id="12"/>
+    </w:p>
     <w:sectPr>
       <w:footnotePr>
         <w:numRestart w:val="eachSect"/>
       </w:footnotePr>
+      <w:pgSz w:w="12240" w:h="15840"/>
+      <w:pgMar w:top="1440" w:right="1440" w:bottom="1440" w:left="1440" w:header="720" w:footer="720" w:gutter="0"/>
+      <w:cols w:space="720"/>
     </w:sectPr>
   </w:body>
 </w:document>
 </file>
 
-<file path=word/comments.xml><?xml version="1.0" encoding="utf-8"?>
-<w:comments xmlns:w="http://schemas.openxmlformats.org/wordprocessingml/2006/main" xmlns:m="http://schemas.openxmlformats.org/officeDocument/2006/math" xmlns:r="http://schemas.openxmlformats.org/officeDocument/2006/relationships" xmlns:o="urn:schemas-microsoft-com:office:office" xmlns:v="urn:schemas-microsoft-com:vml" xmlns:w10="urn:schemas-microsoft-com:office:word" xmlns:a="http://schemas.openxmlformats.org/drawingml/2006/main" xmlns:pic="http://schemas.openxmlformats.org/drawingml/2006/picture" xmlns:wp="http://schemas.openxmlformats.org/drawingml/2006/wordprocessingDrawing"/>
-</file>
-
-<file path=word/footnotes.xml><?xml version="1.0" encoding="utf-8"?>
-<w:footnotes xmlns:w="http://schemas.openxmlformats.org/wordprocessingml/2006/main" xmlns:m="http://schemas.openxmlformats.org/officeDocument/2006/math" xmlns:r="http://schemas.openxmlformats.org/officeDocument/2006/relationships" xmlns:o="urn:schemas-microsoft-com:office:office" xmlns:v="urn:schemas-microsoft-com:vml" xmlns:w10="urn:schemas-microsoft-com:office:word" xmlns:a="http://schemas.openxmlformats.org/drawingml/2006/main" xmlns:pic="http://schemas.openxmlformats.org/drawingml/2006/picture" xmlns:wp="http://schemas.openxmlformats.org/drawingml/2006/wordprocessingDrawing">
-  <w:footnote w:type="continuationSeparator" w:id="0">
-    <w:p>
-      <w:r>
-        <w:continuationSeparator/>
-      </w:r>
-    </w:p>
-  </w:footnote>
-  <w:footnote w:type="separator" w:id="-1">
-    <w:p>
-      <w:r>
-        <w:separator/>
-      </w:r>
-    </w:p>
-  </w:footnote>
-</w:footnotes>
-</file>
-
 <file path=word/numbering.xml><?xml version="1.0" encoding="utf-8"?>
-<w:numbering xmlns:w="http://schemas.openxmlformats.org/wordprocessingml/2006/main">
-  <w:abstractNum w:abstractNumId="990">
+<w:numbering xmlns:wpc="http://schemas.microsoft.com/office/word/2010/wordprocessingCanvas" xmlns:cx="http://schemas.microsoft.com/office/drawing/2014/chartex" xmlns:cx1="http://schemas.microsoft.com/office/drawing/2015/9/8/chartex" xmlns:cx2="http://schemas.microsoft.com/office/drawing/2015/10/21/chartex" xmlns:cx3="http://schemas.microsoft.com/office/drawing/2016/5/9/chartex" xmlns:cx4="http://schemas.microsoft.com/office/drawing/2016/5/10/chartex" xmlns:cx5="http://schemas.microsoft.com/office/drawing/2016/5/11/chartex" xmlns:cx6="http://schemas.microsoft.com/office/drawing/2016/5/12/chartex" xmlns:cx7="http://schemas.microsoft.com/office/drawing/2016/5/13/chartex" xmlns:cx8="http://schemas.microsoft.com/office/drawing/2016/5/14/chartex" xmlns:mc="http://schemas.openxmlformats.org/markup-compatibility/2006" xmlns:aink="http://schemas.microsoft.com/office/drawing/2016/ink" xmlns:am3d="http://schemas.microsoft.com/office/drawing/2017/model3d" xmlns:o="urn:schemas-microsoft-com:office:office" xmlns:oel="http://schemas.microsoft.com/office/2019/extlst" xmlns:r="http://schemas.openxmlformats.org/officeDocument/2006/relationships" xmlns:m="http://schemas.openxmlformats.org/officeDocument/2006/math" xmlns:v="urn:schemas-microsoft-com:vml" xmlns:wp14="http://schemas.microsoft.com/office/word/2010/wordprocessingDrawing" xmlns:wp="http://schemas.openxmlformats.org/drawingml/2006/wordprocessingDrawing" xmlns:w10="urn:schemas-microsoft-com:office:word" xmlns:w="http://schemas.openxmlformats.org/wordprocessingml/2006/main" xmlns:w14="http://schemas.microsoft.com/office/word/2010/wordml" xmlns:w15="http://schemas.microsoft.com/office/word/2012/wordml" xmlns:w16cex="http://schemas.microsoft.com/office/word/2018/wordml/cex" xmlns:w16cid="http://schemas.microsoft.com/office/word/2016/wordml/cid" xmlns:w16="http://schemas.microsoft.com/office/word/2018/wordml" xmlns:w16du="http://schemas.microsoft.com/office/word/2023/wordml/word16du" xmlns:w16sdtdh="http://schemas.microsoft.com/office/word/2020/wordml/sdtdatahash" xmlns:w16sdtfl="http://schemas.microsoft.com/office/word/2024/wordml/sdtformatlock" xmlns:w16se="http://schemas.microsoft.com/office/word/2015/wordml/symex" xmlns:wpg="http://schemas.microsoft.com/office/word/2010/wordprocessingGroup" xmlns:wpi="http://schemas.microsoft.com/office/word/2010/wordprocessingInk" xmlns:wne="http://schemas.microsoft.com/office/word/2006/wordml" xmlns:wps="http://schemas.microsoft.com/office/word/2010/wordprocessingShape" mc:Ignorable="w14 w15 w16se w16cid w16 w16cex w16sdtdh w16sdtfl w16du wp14">
+  <w:abstractNum w:abstractNumId="0" w15:restartNumberingAfterBreak="0">
     <w:nsid w:val="0000A990"/>
     <w:multiLevelType w:val="multilevel"/>
+    <w:tmpl w:val="B89CB7AC"/>
     <w:lvl w:ilvl="0">
       <w:numFmt w:val="bullet"/>
       <w:lvlText w:val=" "/>
@@ -2600,21 +2779,21 @@
       </w:pPr>
     </w:lvl>
   </w:abstractNum>
-  <w:num w:numId="1000">
-    <w:abstractNumId w:val="990"/>
+  <w:num w:numId="1" w16cid:durableId="1357387594">
+    <w:abstractNumId w:val="0"/>
   </w:num>
 </w:numbering>
 </file>
 
 <file path=word/styles.xml><?xml version="1.0" encoding="utf-8"?>
-<w:styles xmlns:r="http://schemas.openxmlformats.org/officeDocument/2006/relationships" xmlns:w="http://schemas.openxmlformats.org/wordprocessingml/2006/main">
+<w:styles xmlns:mc="http://schemas.openxmlformats.org/markup-compatibility/2006" xmlns:r="http://schemas.openxmlformats.org/officeDocument/2006/relationships" xmlns:w="http://schemas.openxmlformats.org/wordprocessingml/2006/main" xmlns:w14="http://schemas.microsoft.com/office/word/2010/wordml" xmlns:w15="http://schemas.microsoft.com/office/word/2012/wordml" xmlns:w16cex="http://schemas.microsoft.com/office/word/2018/wordml/cex" xmlns:w16cid="http://schemas.microsoft.com/office/word/2016/wordml/cid" xmlns:w16="http://schemas.microsoft.com/office/word/2018/wordml" xmlns:w16du="http://schemas.microsoft.com/office/word/2023/wordml/word16du" xmlns:w16sdtdh="http://schemas.microsoft.com/office/word/2020/wordml/sdtdatahash" xmlns:w16sdtfl="http://schemas.microsoft.com/office/word/2024/wordml/sdtformatlock" xmlns:w16se="http://schemas.microsoft.com/office/word/2015/wordml/symex" mc:Ignorable="w14 w15 w16se w16cid w16 w16cex w16sdtdh w16sdtfl w16du">
   <w:docDefaults>
     <w:rPrDefault>
       <w:rPr>
-        <w:rFonts w:asciiTheme="minorHAnsi" w:cstheme="minorBidi" w:eastAsiaTheme="minorEastAsia" w:hAnsiTheme="minorHAnsi"/>
+        <w:rFonts w:asciiTheme="minorHAnsi" w:eastAsiaTheme="minorEastAsia" w:hAnsiTheme="minorHAnsi" w:cstheme="minorBidi"/>
         <w:sz w:val="24"/>
         <w:szCs w:val="24"/>
-        <w:lang w:bidi="ar-SA" w:eastAsia="zh-CN" w:val="en-US"/>
+        <w:lang w:val="en-US" w:eastAsia="zh-CN" w:bidi="ar-SA"/>
       </w:rPr>
     </w:rPrDefault>
     <w:pPrDefault>
@@ -2623,8 +2802,251 @@
       </w:pPr>
     </w:pPrDefault>
   </w:docDefaults>
-  <w:latentStyles w:count="276" w:defLockedState="0" w:defQFormat="0" w:defSemiHidden="0" w:defUIPriority="0" w:defUnhideWhenUsed="0"/>
-  <w:style w:default="1" w:styleId="Normal" w:type="paragraph">
+  <w:latentStyles w:defLockedState="0" w:defUIPriority="0" w:defSemiHidden="0" w:defUnhideWhenUsed="0" w:defQFormat="0" w:count="376">
+    <w:lsdException w:name="Normal Table" w:semiHidden="1" w:unhideWhenUsed="1"/>
+    <w:lsdException w:name="Table Simple 1" w:semiHidden="1" w:unhideWhenUsed="1"/>
+    <w:lsdException w:name="Table Simple 2" w:semiHidden="1" w:unhideWhenUsed="1"/>
+    <w:lsdException w:name="Table Simple 3" w:semiHidden="1" w:unhideWhenUsed="1"/>
+    <w:lsdException w:name="Table Classic 1" w:semiHidden="1" w:unhideWhenUsed="1"/>
+    <w:lsdException w:name="Table Classic 2" w:semiHidden="1" w:unhideWhenUsed="1"/>
+    <w:lsdException w:name="Table Classic 3" w:semiHidden="1" w:unhideWhenUsed="1"/>
+    <w:lsdException w:name="Table Classic 4" w:semiHidden="1" w:unhideWhenUsed="1"/>
+    <w:lsdException w:name="Table Colorful 1" w:semiHidden="1" w:unhideWhenUsed="1"/>
+    <w:lsdException w:name="Table Colorful 2" w:semiHidden="1" w:unhideWhenUsed="1"/>
+    <w:lsdException w:name="Table Colorful 3" w:semiHidden="1" w:unhideWhenUsed="1"/>
+    <w:lsdException w:name="Table Columns 1" w:semiHidden="1" w:unhideWhenUsed="1"/>
+    <w:lsdException w:name="Table Columns 2" w:semiHidden="1" w:unhideWhenUsed="1"/>
+    <w:lsdException w:name="Table Columns 3" w:semiHidden="1" w:unhideWhenUsed="1"/>
+    <w:lsdException w:name="Table Columns 4" w:semiHidden="1" w:unhideWhenUsed="1"/>
+    <w:lsdException w:name="Table Columns 5" w:semiHidden="1" w:unhideWhenUsed="1"/>
+    <w:lsdException w:name="Table Grid 1" w:semiHidden="1" w:unhideWhenUsed="1"/>
+    <w:lsdException w:name="Table Grid 2" w:semiHidden="1" w:unhideWhenUsed="1"/>
+    <w:lsdException w:name="Table Grid 3" w:semiHidden="1" w:unhideWhenUsed="1"/>
+    <w:lsdException w:name="Table Grid 4" w:semiHidden="1" w:unhideWhenUsed="1"/>
+    <w:lsdException w:name="Table Grid 5" w:semiHidden="1" w:unhideWhenUsed="1"/>
+    <w:lsdException w:name="Table Grid 6" w:semiHidden="1" w:unhideWhenUsed="1"/>
+    <w:lsdException w:name="Table Grid 7" w:semiHidden="1" w:unhideWhenUsed="1"/>
+    <w:lsdException w:name="Table Grid 8" w:semiHidden="1" w:unhideWhenUsed="1"/>
+    <w:lsdException w:name="Table List 1" w:semiHidden="1" w:unhideWhenUsed="1"/>
+    <w:lsdException w:name="Table List 2" w:semiHidden="1" w:unhideWhenUsed="1"/>
+    <w:lsdException w:name="Table List 3" w:semiHidden="1" w:unhideWhenUsed="1"/>
+    <w:lsdException w:name="Table List 4" w:semiHidden="1" w:unhideWhenUsed="1"/>
+    <w:lsdException w:name="Table List 5" w:semiHidden="1" w:unhideWhenUsed="1"/>
+    <w:lsdException w:name="Table List 6" w:semiHidden="1" w:unhideWhenUsed="1"/>
+    <w:lsdException w:name="Table List 7" w:semiHidden="1" w:unhideWhenUsed="1"/>
+    <w:lsdException w:name="Table List 8" w:semiHidden="1" w:unhideWhenUsed="1"/>
+    <w:lsdException w:name="Table 3D effects 1" w:semiHidden="1" w:unhideWhenUsed="1"/>
+    <w:lsdException w:name="Table 3D effects 2" w:semiHidden="1" w:unhideWhenUsed="1"/>
+    <w:lsdException w:name="Table 3D effects 3" w:semiHidden="1" w:unhideWhenUsed="1"/>
+    <w:lsdException w:name="Table Contemporary" w:semiHidden="1" w:unhideWhenUsed="1"/>
+    <w:lsdException w:name="Table Elegant" w:semiHidden="1" w:unhideWhenUsed="1"/>
+    <w:lsdException w:name="Table Professional" w:semiHidden="1" w:unhideWhenUsed="1"/>
+    <w:lsdException w:name="Table Subtle 1" w:semiHidden="1" w:unhideWhenUsed="1"/>
+    <w:lsdException w:name="Table Subtle 2" w:semiHidden="1" w:unhideWhenUsed="1"/>
+    <w:lsdException w:name="Table Web 1" w:semiHidden="1" w:unhideWhenUsed="1"/>
+    <w:lsdException w:name="Table Web 2" w:semiHidden="1" w:unhideWhenUsed="1"/>
+    <w:lsdException w:name="Table Web 3" w:semiHidden="1" w:unhideWhenUsed="1"/>
+    <w:lsdException w:name="Table Theme" w:semiHidden="1" w:unhideWhenUsed="1"/>
+    <w:lsdException w:name="Light Shading"/>
+    <w:lsdException w:name="Light List"/>
+    <w:lsdException w:name="Light Grid"/>
+    <w:lsdException w:name="Medium Shading 1"/>
+    <w:lsdException w:name="Medium Shading 2"/>
+    <w:lsdException w:name="Medium List 1"/>
+    <w:lsdException w:name="Medium List 2"/>
+    <w:lsdException w:name="Medium Grid 1"/>
+    <w:lsdException w:name="Medium Grid 2"/>
+    <w:lsdException w:name="Medium Grid 3"/>
+    <w:lsdException w:name="Dark List"/>
+    <w:lsdException w:name="Colorful Shading"/>
+    <w:lsdException w:name="Colorful List"/>
+    <w:lsdException w:name="Colorful Grid"/>
+    <w:lsdException w:name="Light Shading Accent 1"/>
+    <w:lsdException w:name="Light List Accent 1"/>
+    <w:lsdException w:name="Light Grid Accent 1"/>
+    <w:lsdException w:name="Medium Shading 1 Accent 1"/>
+    <w:lsdException w:name="Medium Shading 2 Accent 1"/>
+    <w:lsdException w:name="Medium List 1 Accent 1"/>
+    <w:lsdException w:name="Medium List 2 Accent 1"/>
+    <w:lsdException w:name="Medium Grid 1 Accent 1"/>
+    <w:lsdException w:name="Medium Grid 2 Accent 1"/>
+    <w:lsdException w:name="Medium Grid 3 Accent 1"/>
+    <w:lsdException w:name="Dark List Accent 1"/>
+    <w:lsdException w:name="Colorful Shading Accent 1"/>
+    <w:lsdException w:name="Colorful List Accent 1"/>
+    <w:lsdException w:name="Colorful Grid Accent 1"/>
+    <w:lsdException w:name="Light Shading Accent 2"/>
+    <w:lsdException w:name="Light List Accent 2"/>
+    <w:lsdException w:name="Light Grid Accent 2"/>
+    <w:lsdException w:name="Medium Shading 1 Accent 2"/>
+    <w:lsdException w:name="Medium Shading 2 Accent 2"/>
+    <w:lsdException w:name="Medium List 1 Accent 2"/>
+    <w:lsdException w:name="Medium List 2 Accent 2"/>
+    <w:lsdException w:name="Medium Grid 1 Accent 2"/>
+    <w:lsdException w:name="Medium Grid 2 Accent 2"/>
+    <w:lsdException w:name="Medium Grid 3 Accent 2"/>
+    <w:lsdException w:name="Dark List Accent 2"/>
+    <w:lsdException w:name="Colorful Shading Accent 2"/>
+    <w:lsdException w:name="Colorful List Accent 2"/>
+    <w:lsdException w:name="Colorful Grid Accent 2"/>
+    <w:lsdException w:name="Light Shading Accent 3"/>
+    <w:lsdException w:name="Light List Accent 3"/>
+    <w:lsdException w:name="Light Grid Accent 3"/>
+    <w:lsdException w:name="Medium Shading 1 Accent 3"/>
+    <w:lsdException w:name="Medium Shading 2 Accent 3"/>
+    <w:lsdException w:name="Medium List 1 Accent 3"/>
+    <w:lsdException w:name="Medium List 2 Accent 3"/>
+    <w:lsdException w:name="Medium Grid 1 Accent 3"/>
+    <w:lsdException w:name="Medium Grid 2 Accent 3"/>
+    <w:lsdException w:name="Medium Grid 3 Accent 3"/>
+    <w:lsdException w:name="Dark List Accent 3"/>
+    <w:lsdException w:name="Colorful Shading Accent 3"/>
+    <w:lsdException w:name="Colorful List Accent 3"/>
+    <w:lsdException w:name="Colorful Grid Accent 3"/>
+    <w:lsdException w:name="Light Shading Accent 4"/>
+    <w:lsdException w:name="Light List Accent 4"/>
+    <w:lsdException w:name="Light Grid Accent 4"/>
+    <w:lsdException w:name="Medium Shading 1 Accent 4"/>
+    <w:lsdException w:name="Medium Shading 2 Accent 4"/>
+    <w:lsdException w:name="Medium List 1 Accent 4"/>
+    <w:lsdException w:name="Medium List 2 Accent 4"/>
+    <w:lsdException w:name="Medium Grid 1 Accent 4"/>
+    <w:lsdException w:name="Medium Grid 2 Accent 4"/>
+    <w:lsdException w:name="Medium Grid 3 Accent 4"/>
+    <w:lsdException w:name="Dark List Accent 4"/>
+    <w:lsdException w:name="Colorful Shading Accent 4"/>
+    <w:lsdException w:name="Colorful List Accent 4"/>
+    <w:lsdException w:name="Colorful Grid Accent 4"/>
+    <w:lsdException w:name="Light Shading Accent 5"/>
+    <w:lsdException w:name="Light List Accent 5"/>
+    <w:lsdException w:name="Light Grid Accent 5"/>
+    <w:lsdException w:name="Medium Shading 1 Accent 5"/>
+    <w:lsdException w:name="Medium Shading 2 Accent 5"/>
+    <w:lsdException w:name="Medium List 1 Accent 5"/>
+    <w:lsdException w:name="Medium List 2 Accent 5"/>
+    <w:lsdException w:name="Medium Grid 1 Accent 5"/>
+    <w:lsdException w:name="Medium Grid 2 Accent 5"/>
+    <w:lsdException w:name="Medium Grid 3 Accent 5"/>
+    <w:lsdException w:name="Dark List Accent 5"/>
+    <w:lsdException w:name="Colorful Shading Accent 5"/>
+    <w:lsdException w:name="Colorful List Accent 5"/>
+    <w:lsdException w:name="Colorful Grid Accent 5"/>
+    <w:lsdException w:name="Light Shading Accent 6"/>
+    <w:lsdException w:name="Light List Accent 6"/>
+    <w:lsdException w:name="Light Grid Accent 6"/>
+    <w:lsdException w:name="Medium Shading 1 Accent 6"/>
+    <w:lsdException w:name="Medium Shading 2 Accent 6"/>
+    <w:lsdException w:name="Medium List 1 Accent 6"/>
+    <w:lsdException w:name="Medium List 2 Accent 6"/>
+    <w:lsdException w:name="Medium Grid 1 Accent 6"/>
+    <w:lsdException w:name="Medium Grid 2 Accent 6"/>
+    <w:lsdException w:name="Medium Grid 3 Accent 6"/>
+    <w:lsdException w:name="Dark List Accent 6"/>
+    <w:lsdException w:name="Colorful Shading Accent 6"/>
+    <w:lsdException w:name="Colorful List Accent 6"/>
+    <w:lsdException w:name="Colorful Grid Accent 6"/>
+    <w:lsdException w:name="Grid Table 4" w:uiPriority="49"/>
+    <w:lsdException w:name="Grid Table 5 Dark" w:uiPriority="50"/>
+    <w:lsdException w:name="Grid Table 6 Colorful" w:uiPriority="51"/>
+    <w:lsdException w:name="Grid Table 7 Colorful" w:uiPriority="52"/>
+    <w:lsdException w:name="Grid Table 1 Light Accent 1" w:uiPriority="46"/>
+    <w:lsdException w:name="Grid Table 2 Accent 1" w:uiPriority="47"/>
+    <w:lsdException w:name="Grid Table 3 Accent 1" w:uiPriority="48"/>
+    <w:lsdException w:name="Grid Table 4 Accent 1" w:uiPriority="49"/>
+    <w:lsdException w:name="Grid Table 5 Dark Accent 1" w:uiPriority="50"/>
+    <w:lsdException w:name="Grid Table 6 Colorful Accent 1" w:uiPriority="51"/>
+    <w:lsdException w:name="Grid Table 7 Colorful Accent 1" w:uiPriority="52"/>
+    <w:lsdException w:name="Grid Table 1 Light Accent 2" w:uiPriority="46"/>
+    <w:lsdException w:name="Grid Table 2 Accent 2" w:uiPriority="47"/>
+    <w:lsdException w:name="Grid Table 3 Accent 2" w:uiPriority="48"/>
+    <w:lsdException w:name="Grid Table 4 Accent 2" w:uiPriority="49"/>
+    <w:lsdException w:name="Grid Table 5 Dark Accent 2" w:uiPriority="50"/>
+    <w:lsdException w:name="Grid Table 6 Colorful Accent 2" w:uiPriority="51"/>
+    <w:lsdException w:name="Grid Table 7 Colorful Accent 2" w:uiPriority="52"/>
+    <w:lsdException w:name="Grid Table 1 Light Accent 3" w:uiPriority="46"/>
+    <w:lsdException w:name="Grid Table 2 Accent 3" w:uiPriority="47"/>
+    <w:lsdException w:name="Grid Table 3 Accent 3" w:uiPriority="48"/>
+    <w:lsdException w:name="Grid Table 4 Accent 3" w:uiPriority="49"/>
+    <w:lsdException w:name="Grid Table 5 Dark Accent 3" w:uiPriority="50"/>
+    <w:lsdException w:name="Grid Table 6 Colorful Accent 3" w:uiPriority="51"/>
+    <w:lsdException w:name="Grid Table 7 Colorful Accent 3" w:uiPriority="52"/>
+    <w:lsdException w:name="Grid Table 1 Light Accent 4" w:uiPriority="46"/>
+    <w:lsdException w:name="Grid Table 2 Accent 4" w:uiPriority="47"/>
+    <w:lsdException w:name="Grid Table 3 Accent 4" w:uiPriority="48"/>
+    <w:lsdException w:name="Grid Table 4 Accent 4" w:uiPriority="49"/>
+    <w:lsdException w:name="Grid Table 5 Dark Accent 4" w:uiPriority="50"/>
+    <w:lsdException w:name="Grid Table 6 Colorful Accent 4" w:uiPriority="51"/>
+    <w:lsdException w:name="Grid Table 7 Colorful Accent 4" w:uiPriority="52"/>
+    <w:lsdException w:name="Grid Table 1 Light Accent 5" w:uiPriority="46"/>
+    <w:lsdException w:name="Grid Table 2 Accent 5" w:uiPriority="47"/>
+    <w:lsdException w:name="Grid Table 3 Accent 5" w:uiPriority="48"/>
+    <w:lsdException w:name="Grid Table 4 Accent 5" w:uiPriority="49"/>
+    <w:lsdException w:name="Grid Table 5 Dark Accent 5" w:uiPriority="50"/>
+    <w:lsdException w:name="Grid Table 6 Colorful Accent 5" w:uiPriority="51"/>
+    <w:lsdException w:name="Grid Table 7 Colorful Accent 5" w:uiPriority="52"/>
+    <w:lsdException w:name="Grid Table 1 Light Accent 6" w:uiPriority="46"/>
+    <w:lsdException w:name="Grid Table 2 Accent 6" w:uiPriority="47"/>
+    <w:lsdException w:name="Grid Table 3 Accent 6" w:uiPriority="48"/>
+    <w:lsdException w:name="Grid Table 4 Accent 6" w:uiPriority="49"/>
+    <w:lsdException w:name="Grid Table 5 Dark Accent 6" w:uiPriority="50"/>
+    <w:lsdException w:name="Grid Table 6 Colorful Accent 6" w:uiPriority="51"/>
+    <w:lsdException w:name="Grid Table 7 Colorful Accent 6" w:uiPriority="52"/>
+    <w:lsdException w:name="List Table 1 Light" w:uiPriority="46"/>
+    <w:lsdException w:name="List Table 2" w:uiPriority="47"/>
+    <w:lsdException w:name="List Table 3" w:uiPriority="48"/>
+    <w:lsdException w:name="List Table 4" w:uiPriority="49"/>
+    <w:lsdException w:name="List Table 5 Dark" w:uiPriority="50"/>
+    <w:lsdException w:name="List Table 6 Colorful" w:uiPriority="51"/>
+    <w:lsdException w:name="List Table 7 Colorful" w:uiPriority="52"/>
+    <w:lsdException w:name="List Table 1 Light Accent 1" w:uiPriority="46"/>
+    <w:lsdException w:name="List Table 2 Accent 1" w:uiPriority="47"/>
+    <w:lsdException w:name="List Table 3 Accent 1" w:uiPriority="48"/>
+    <w:lsdException w:name="List Table 4 Accent 1" w:uiPriority="49"/>
+    <w:lsdException w:name="List Table 5 Dark Accent 1" w:uiPriority="50"/>
+    <w:lsdException w:name="List Table 6 Colorful Accent 1" w:uiPriority="51"/>
+    <w:lsdException w:name="List Table 7 Colorful Accent 1" w:uiPriority="52"/>
+    <w:lsdException w:name="List Table 1 Light Accent 2" w:uiPriority="46"/>
+    <w:lsdException w:name="List Table 2 Accent 2" w:uiPriority="47"/>
+    <w:lsdException w:name="List Table 3 Accent 2" w:uiPriority="48"/>
+    <w:lsdException w:name="List Table 4 Accent 2" w:uiPriority="49"/>
+    <w:lsdException w:name="List Table 5 Dark Accent 2" w:uiPriority="50"/>
+    <w:lsdException w:name="List Table 6 Colorful Accent 2" w:uiPriority="51"/>
+    <w:lsdException w:name="List Table 7 Colorful Accent 2" w:uiPriority="52"/>
+    <w:lsdException w:name="List Table 1 Light Accent 3" w:uiPriority="46"/>
+    <w:lsdException w:name="List Table 2 Accent 3" w:uiPriority="47"/>
+    <w:lsdException w:name="List Table 3 Accent 3" w:uiPriority="48"/>
+    <w:lsdException w:name="List Table 4 Accent 3" w:uiPriority="49"/>
+    <w:lsdException w:name="List Table 5 Dark Accent 3" w:uiPriority="50"/>
+    <w:lsdException w:name="List Table 6 Colorful Accent 3" w:uiPriority="51"/>
+    <w:lsdException w:name="List Table 7 Colorful Accent 3" w:uiPriority="52"/>
+    <w:lsdException w:name="List Table 1 Light Accent 4" w:uiPriority="46"/>
+    <w:lsdException w:name="List Table 2 Accent 4" w:uiPriority="47"/>
+    <w:lsdException w:name="List Table 3 Accent 4" w:uiPriority="48"/>
+    <w:lsdException w:name="List Table 4 Accent 4" w:uiPriority="49"/>
+    <w:lsdException w:name="List Table 5 Dark Accent 4" w:uiPriority="50"/>
+    <w:lsdException w:name="List Table 6 Colorful Accent 4" w:uiPriority="51"/>
+    <w:lsdException w:name="List Table 7 Colorful Accent 4" w:uiPriority="52"/>
+    <w:lsdException w:name="List Table 1 Light Accent 5" w:uiPriority="46"/>
+    <w:lsdException w:name="List Table 2 Accent 5" w:uiPriority="47"/>
+    <w:lsdException w:name="List Table 3 Accent 5" w:uiPriority="48"/>
+    <w:lsdException w:name="List Table 4 Accent 5" w:uiPriority="49"/>
+    <w:lsdException w:name="List Table 5 Dark Accent 5" w:uiPriority="50"/>
+    <w:lsdException w:name="List Table 6 Colorful Accent 5" w:uiPriority="51"/>
+    <w:lsdException w:name="List Table 7 Colorful Accent 5" w:uiPriority="52"/>
+    <w:lsdException w:name="List Table 1 Light Accent 6" w:uiPriority="46"/>
+    <w:lsdException w:name="List Table 2 Accent 6" w:uiPriority="47"/>
+    <w:lsdException w:name="List Table 3 Accent 6" w:uiPriority="48"/>
+    <w:lsdException w:name="List Table 4 Accent 6" w:uiPriority="49"/>
+    <w:lsdException w:name="List Table 5 Dark Accent 6" w:uiPriority="50"/>
+    <w:lsdException w:name="List Table 6 Colorful Accent 6" w:uiPriority="51"/>
+    <w:lsdException w:name="List Table 7 Colorful Accent 6" w:uiPriority="52"/>
+    <w:lsdException w:name="Mention" w:semiHidden="1" w:uiPriority="99" w:unhideWhenUsed="1"/>
+    <w:lsdException w:name="Smart Hyperlink" w:semiHidden="1" w:uiPriority="99" w:unhideWhenUsed="1"/>
+    <w:lsdException w:name="Hashtag" w:semiHidden="1" w:uiPriority="99" w:unhideWhenUsed="1"/>
+    <w:lsdException w:name="Unresolved Mention" w:semiHidden="1" w:uiPriority="99" w:unhideWhenUsed="1"/>
+    <w:lsdException w:name="Smart Link" w:semiHidden="1" w:uiPriority="99" w:unhideWhenUsed="1"/>
+  </w:latentStyles>
+  <w:style w:type="paragraph" w:default="1" w:styleId="Normal">
     <w:name w:val="Normal"/>
     <w:qFormat/>
     <w:rPr>
@@ -2632,165 +3054,7 @@
       <w:sz w:val="22"/>
     </w:rPr>
   </w:style>
-  <w:style w:styleId="BodyText" w:type="paragraph">
-    <w:name w:val="Body Text"/>
-    <w:basedOn w:val="Normal"/>
-    <w:link w:val="BodyTextChar"/>
-    <w:qFormat/>
-    <w:pPr>
-      <w:spacing w:after="180" w:before="180"/>
-    </w:pPr>
-  </w:style>
-  <w:style w:customStyle="1" w:styleId="FirstParagraph" w:type="paragraph">
-    <w:name w:val="First Paragraph"/>
-    <w:basedOn w:val="BodyText"/>
-    <w:next w:val="BodyText"/>
-    <w:qFormat/>
-  </w:style>
-  <w:style w:customStyle="1" w:styleId="Compact" w:type="paragraph">
-    <w:name w:val="Compact"/>
-    <w:basedOn w:val="BodyText"/>
-    <w:qFormat/>
-    <w:pPr>
-      <w:spacing w:after="36" w:before="36"/>
-    </w:pPr>
-  </w:style>
-  <w:style w:styleId="Title" w:type="paragraph">
-    <w:name w:val="Title"/>
-    <w:basedOn w:val="Normal"/>
-    <w:next w:val="BodyText"/>
-    <w:link w:val="TitleChar"/>
-    <w:uiPriority w:val="10"/>
-    <w:qFormat/>
-    <w:rsid w:val="00A10FD9"/>
-    <w:pPr>
-      <w:spacing w:after="80" w:line="240" w:lineRule="auto"/>
-      <w:contextualSpacing/>
-      <w:jc w:val="center"/>
-    </w:pPr>
-    <w:rPr>
-      <w:rFonts w:asciiTheme="majorHAnsi" w:cstheme="majorBidi" w:eastAsiaTheme="majorEastAsia" w:hAnsiTheme="majorHAnsi" w:ascii="Calibri" w:hAnsi="Calibri"/>
-      <w:b/>
-      <w:color w:val="0A7B7B"/>
-      <w:sz w:val="48"/>
-      <w:szCs w:val="56"/>
-    </w:rPr>
-  </w:style>
-  <w:style w:customStyle="1" w:styleId="TitleChar" w:type="character">
-    <w:name w:val="Title Char"/>
-    <w:basedOn w:val="DefaultParagraphFont"/>
-    <w:link w:val="Title"/>
-    <w:uiPriority w:val="10"/>
-    <w:rsid w:val="00A10FD9"/>
-    <w:rPr>
-      <w:rFonts w:asciiTheme="majorHAnsi" w:cstheme="majorBidi" w:eastAsiaTheme="majorEastAsia" w:hAnsiTheme="majorHAnsi"/>
-      <w:sz w:val="56"/>
-      <w:szCs w:val="56"/>
-    </w:rPr>
-  </w:style>
-  <w:style w:styleId="Subtitle" w:type="paragraph">
-    <w:name w:val="Subtitle"/>
-    <w:basedOn w:val="Title"/>
-    <w:next w:val="BodyText"/>
-    <w:link w:val="SubtitleChar"/>
-    <w:uiPriority w:val="11"/>
-    <w:qFormat/>
-    <w:rsid w:val="00A10FD9"/>
-    <w:pPr>
-      <w:numPr>
-        <w:ilvl w:val="1"/>
-      </w:numPr>
-    </w:pPr>
-    <w:rPr>
-      <w:rFonts w:cstheme="majorBidi" w:eastAsiaTheme="majorEastAsia"/>
-      <w:spacing w:val="15"/>
-      <w:sz w:val="28"/>
-      <w:szCs w:val="28"/>
-    </w:rPr>
-  </w:style>
-  <w:style w:customStyle="1" w:styleId="SubtitleChar" w:type="character">
-    <w:name w:val="Subtitle Char"/>
-    <w:basedOn w:val="DefaultParagraphFont"/>
-    <w:link w:val="Subtitle"/>
-    <w:uiPriority w:val="11"/>
-    <w:rsid w:val="00A10FD9"/>
-    <w:rPr>
-      <w:rFonts w:cstheme="majorBidi" w:eastAsiaTheme="majorEastAsia"/>
-      <w:color w:themeColor="text1" w:themeTint="A6" w:val="595959"/>
-      <w:spacing w:val="15"/>
-      <w:sz w:val="28"/>
-      <w:szCs w:val="28"/>
-    </w:rPr>
-  </w:style>
-  <w:style w:customStyle="1" w:styleId="Author" w:type="paragraph">
-    <w:name w:val="Author"/>
-    <w:basedOn w:val="Title"/>
-    <w:next w:val="BodyText"/>
-    <w:qFormat/>
-    <w:pPr>
-      <w:keepNext/>
-      <w:keepLines/>
-    </w:pPr>
-    <w:rPr>
-      <w:sz w:val="24"/>
-      <w:szCs w:val="24"/>
-    </w:rPr>
-  </w:style>
-  <w:style w:styleId="Date" w:type="paragraph">
-    <w:name w:val="Date"/>
-    <w:basedOn w:val="Title"/>
-    <w:next w:val="BodyText"/>
-    <w:qFormat/>
-    <w:pPr>
-      <w:keepNext/>
-      <w:keepLines/>
-    </w:pPr>
-    <w:rPr>
-      <w:sz w:val="24"/>
-      <w:szCs w:val="24"/>
-    </w:rPr>
-  </w:style>
-  <w:style w:customStyle="1" w:styleId="AbstractTitle" w:type="paragraph">
-    <w:name w:val="Abstract Title"/>
-    <w:basedOn w:val="Normal"/>
-    <w:next w:val="Abstract"/>
-    <w:qFormat/>
-    <w:pPr>
-      <w:keepNext/>
-      <w:keepLines/>
-      <w:spacing w:after="0" w:before="300"/>
-      <w:jc w:val="center"/>
-    </w:pPr>
-    <w:rPr>
-      <w:b/>
-      <w:sz w:val="20"/>
-      <w:szCs w:val="20"/>
-    </w:rPr>
-  </w:style>
-  <w:style w:customStyle="1" w:styleId="Abstract" w:type="paragraph">
-    <w:name w:val="Abstract"/>
-    <w:basedOn w:val="Normal"/>
-    <w:next w:val="BodyText"/>
-    <w:qFormat/>
-    <w:pPr>
-      <w:keepNext/>
-      <w:keepLines/>
-      <w:spacing w:after="300" w:before="100"/>
-    </w:pPr>
-    <w:rPr>
-      <w:sz w:val="20"/>
-      <w:szCs w:val="20"/>
-    </w:rPr>
-  </w:style>
-  <w:style w:styleId="Bibliography" w:type="paragraph">
-    <w:name w:val="Bibliography"/>
-    <w:basedOn w:val="Normal"/>
-    <w:next w:val="Bibliography"/>
-    <w:qFormat/>
-    <w:pPr/>
-    <w:rPr/>
-  </w:style>
-  <w:style w:styleId="Heading1" w:type="paragraph">
+  <w:style w:type="paragraph" w:styleId="Heading1">
     <w:name w:val="heading 1"/>
     <w:basedOn w:val="Normal"/>
     <w:next w:val="BodyText"/>
@@ -2801,18 +3065,18 @@
     <w:pPr>
       <w:keepNext/>
       <w:keepLines/>
-      <w:spacing w:after="80" w:before="360"/>
+      <w:spacing w:before="360" w:after="80"/>
       <w:outlineLvl w:val="0"/>
     </w:pPr>
     <w:rPr>
-      <w:rFonts w:asciiTheme="majorHAnsi" w:cstheme="majorBidi" w:eastAsiaTheme="majorEastAsia" w:hAnsiTheme="majorHAnsi" w:ascii="Calibri" w:hAnsi="Calibri"/>
+      <w:rFonts w:asciiTheme="majorHAnsi" w:eastAsiaTheme="majorEastAsia" w:hAnsiTheme="majorHAnsi" w:cstheme="majorBidi"/>
       <w:b/>
       <w:color w:val="0A7B7B"/>
       <w:sz w:val="34"/>
       <w:szCs w:val="40"/>
     </w:rPr>
   </w:style>
-  <w:style w:styleId="Heading2" w:type="paragraph">
+  <w:style w:type="paragraph" w:styleId="Heading2">
     <w:name w:val="heading 2"/>
     <w:basedOn w:val="Normal"/>
     <w:next w:val="BodyText"/>
@@ -2825,18 +3089,18 @@
     <w:pPr>
       <w:keepNext/>
       <w:keepLines/>
-      <w:spacing w:after="80" w:before="160"/>
+      <w:spacing w:before="160" w:after="80"/>
       <w:outlineLvl w:val="1"/>
     </w:pPr>
     <w:rPr>
-      <w:rFonts w:asciiTheme="majorHAnsi" w:cstheme="majorBidi" w:eastAsiaTheme="majorEastAsia" w:hAnsiTheme="majorHAnsi" w:ascii="Calibri" w:hAnsi="Calibri"/>
+      <w:rFonts w:asciiTheme="majorHAnsi" w:eastAsiaTheme="majorEastAsia" w:hAnsiTheme="majorHAnsi" w:cstheme="majorBidi"/>
       <w:b/>
       <w:color w:val="0A7B7B"/>
       <w:sz w:val="27"/>
       <w:szCs w:val="32"/>
     </w:rPr>
   </w:style>
-  <w:style w:styleId="Heading3" w:type="paragraph">
+  <w:style w:type="paragraph" w:styleId="Heading3">
     <w:name w:val="heading 3"/>
     <w:basedOn w:val="Normal"/>
     <w:next w:val="BodyText"/>
@@ -2849,18 +3113,18 @@
     <w:pPr>
       <w:keepNext/>
       <w:keepLines/>
-      <w:spacing w:after="80" w:before="160"/>
+      <w:spacing w:before="160" w:after="80"/>
       <w:outlineLvl w:val="2"/>
     </w:pPr>
     <w:rPr>
-      <w:rFonts w:cstheme="majorBidi" w:eastAsiaTheme="majorEastAsia" w:ascii="Calibri" w:hAnsi="Calibri"/>
+      <w:rFonts w:eastAsiaTheme="majorEastAsia" w:cstheme="majorBidi"/>
       <w:b/>
       <w:color w:val="0A7B7B"/>
       <w:sz w:val="24"/>
       <w:szCs w:val="28"/>
     </w:rPr>
   </w:style>
-  <w:style w:styleId="Heading4" w:type="paragraph">
+  <w:style w:type="paragraph" w:styleId="Heading4">
     <w:name w:val="heading 4"/>
     <w:basedOn w:val="Normal"/>
     <w:next w:val="BodyText"/>
@@ -2873,17 +3137,17 @@
     <w:pPr>
       <w:keepNext/>
       <w:keepLines/>
-      <w:spacing w:after="40" w:before="80"/>
+      <w:spacing w:before="80" w:after="40"/>
       <w:outlineLvl w:val="3"/>
     </w:pPr>
     <w:rPr>
-      <w:rFonts w:cstheme="majorBidi" w:eastAsiaTheme="majorEastAsia"/>
+      <w:rFonts w:eastAsiaTheme="majorEastAsia" w:cstheme="majorBidi"/>
       <w:i/>
       <w:iCs/>
-      <w:color w:themeColor="accent1" w:themeShade="BF" w:val="0F4761"/>
-    </w:rPr>
-  </w:style>
-  <w:style w:styleId="Heading5" w:type="paragraph">
+      <w:color w:val="0F4761" w:themeColor="accent1" w:themeShade="BF"/>
+    </w:rPr>
+  </w:style>
+  <w:style w:type="paragraph" w:styleId="Heading5">
     <w:name w:val="heading 5"/>
     <w:basedOn w:val="Normal"/>
     <w:next w:val="BodyText"/>
@@ -2896,15 +3160,15 @@
     <w:pPr>
       <w:keepNext/>
       <w:keepLines/>
-      <w:spacing w:after="40" w:before="80"/>
+      <w:spacing w:before="80" w:after="40"/>
       <w:outlineLvl w:val="4"/>
     </w:pPr>
     <w:rPr>
-      <w:rFonts w:cstheme="majorBidi" w:eastAsiaTheme="majorEastAsia"/>
-      <w:color w:themeColor="accent1" w:themeShade="BF" w:val="0F4761"/>
-    </w:rPr>
-  </w:style>
-  <w:style w:styleId="Heading6" w:type="paragraph">
+      <w:rFonts w:eastAsiaTheme="majorEastAsia" w:cstheme="majorBidi"/>
+      <w:color w:val="0F4761" w:themeColor="accent1" w:themeShade="BF"/>
+    </w:rPr>
+  </w:style>
+  <w:style w:type="paragraph" w:styleId="Heading6">
     <w:name w:val="heading 6"/>
     <w:basedOn w:val="Normal"/>
     <w:next w:val="BodyText"/>
@@ -2917,17 +3181,17 @@
     <w:pPr>
       <w:keepNext/>
       <w:keepLines/>
-      <w:spacing w:after="0" w:before="40"/>
+      <w:spacing w:before="40" w:after="0"/>
       <w:outlineLvl w:val="5"/>
     </w:pPr>
     <w:rPr>
-      <w:rFonts w:cstheme="majorBidi" w:eastAsiaTheme="majorEastAsia"/>
+      <w:rFonts w:eastAsiaTheme="majorEastAsia" w:cstheme="majorBidi"/>
       <w:i/>
       <w:iCs/>
-      <w:color w:themeColor="text1" w:themeTint="A6" w:val="595959"/>
-    </w:rPr>
-  </w:style>
-  <w:style w:styleId="Heading7" w:type="paragraph">
+      <w:color w:val="595959" w:themeColor="text1" w:themeTint="A6"/>
+    </w:rPr>
+  </w:style>
+  <w:style w:type="paragraph" w:styleId="Heading7">
     <w:name w:val="heading 7"/>
     <w:basedOn w:val="Normal"/>
     <w:next w:val="BodyText"/>
@@ -2940,15 +3204,15 @@
     <w:pPr>
       <w:keepNext/>
       <w:keepLines/>
-      <w:spacing w:after="0" w:before="40"/>
+      <w:spacing w:before="40" w:after="0"/>
       <w:outlineLvl w:val="6"/>
     </w:pPr>
     <w:rPr>
-      <w:rFonts w:cstheme="majorBidi" w:eastAsiaTheme="majorEastAsia"/>
-      <w:color w:themeColor="text1" w:themeTint="A6" w:val="595959"/>
-    </w:rPr>
-  </w:style>
-  <w:style w:styleId="Heading8" w:type="paragraph">
+      <w:rFonts w:eastAsiaTheme="majorEastAsia" w:cstheme="majorBidi"/>
+      <w:color w:val="595959" w:themeColor="text1" w:themeTint="A6"/>
+    </w:rPr>
+  </w:style>
+  <w:style w:type="paragraph" w:styleId="Heading8">
     <w:name w:val="heading 8"/>
     <w:basedOn w:val="Normal"/>
     <w:next w:val="BodyText"/>
@@ -2965,13 +3229,13 @@
       <w:outlineLvl w:val="7"/>
     </w:pPr>
     <w:rPr>
-      <w:rFonts w:cstheme="majorBidi" w:eastAsiaTheme="majorEastAsia"/>
+      <w:rFonts w:eastAsiaTheme="majorEastAsia" w:cstheme="majorBidi"/>
       <w:i/>
       <w:iCs/>
-      <w:color w:themeColor="text1" w:themeTint="D8" w:val="272727"/>
-    </w:rPr>
-  </w:style>
-  <w:style w:styleId="Heading9" w:type="paragraph">
+      <w:color w:val="272727" w:themeColor="text1" w:themeTint="D8"/>
+    </w:rPr>
+  </w:style>
+  <w:style w:type="paragraph" w:styleId="Heading9">
     <w:name w:val="heading 9"/>
     <w:basedOn w:val="Normal"/>
     <w:next w:val="BodyText"/>
@@ -2988,24 +3252,204 @@
       <w:outlineLvl w:val="8"/>
     </w:pPr>
     <w:rPr>
-      <w:rFonts w:cstheme="majorBidi" w:eastAsiaTheme="majorEastAsia"/>
-      <w:color w:themeColor="text1" w:themeTint="D8" w:val="272727"/>
-    </w:rPr>
-  </w:style>
-  <w:style w:customStyle="1" w:styleId="Heading1Char" w:type="character">
+      <w:rFonts w:eastAsiaTheme="majorEastAsia" w:cstheme="majorBidi"/>
+      <w:color w:val="272727" w:themeColor="text1" w:themeTint="D8"/>
+    </w:rPr>
+  </w:style>
+  <w:style w:type="character" w:default="1" w:styleId="DefaultParagraphFont">
+    <w:name w:val="Default Paragraph Font"/>
+    <w:uiPriority w:val="1"/>
+    <w:semiHidden/>
+    <w:unhideWhenUsed/>
+  </w:style>
+  <w:style w:type="table" w:default="1" w:styleId="TableNormal">
+    <w:name w:val="Normal Table"/>
+    <w:uiPriority w:val="99"/>
+    <w:semiHidden/>
+    <w:unhideWhenUsed/>
+    <w:tblPr>
+      <w:tblInd w:w="0" w:type="dxa"/>
+      <w:tblCellMar>
+        <w:top w:w="0" w:type="dxa"/>
+        <w:left w:w="108" w:type="dxa"/>
+        <w:bottom w:w="0" w:type="dxa"/>
+        <w:right w:w="108" w:type="dxa"/>
+      </w:tblCellMar>
+    </w:tblPr>
+  </w:style>
+  <w:style w:type="numbering" w:default="1" w:styleId="NoList">
+    <w:name w:val="No List"/>
+    <w:uiPriority w:val="99"/>
+    <w:semiHidden/>
+    <w:unhideWhenUsed/>
+  </w:style>
+  <w:style w:type="paragraph" w:styleId="BodyText">
+    <w:name w:val="Body Text"/>
+    <w:basedOn w:val="Normal"/>
+    <w:qFormat/>
+    <w:pPr>
+      <w:spacing w:before="180" w:after="180"/>
+    </w:pPr>
+  </w:style>
+  <w:style w:type="paragraph" w:customStyle="1" w:styleId="FirstParagraph">
+    <w:name w:val="First Paragraph"/>
+    <w:basedOn w:val="BodyText"/>
+    <w:next w:val="BodyText"/>
+    <w:qFormat/>
+  </w:style>
+  <w:style w:type="paragraph" w:customStyle="1" w:styleId="Compact">
+    <w:name w:val="Compact"/>
+    <w:basedOn w:val="BodyText"/>
+    <w:qFormat/>
+    <w:pPr>
+      <w:spacing w:before="36" w:after="36"/>
+    </w:pPr>
+  </w:style>
+  <w:style w:type="paragraph" w:styleId="Title">
+    <w:name w:val="Title"/>
+    <w:basedOn w:val="Normal"/>
+    <w:next w:val="BodyText"/>
+    <w:link w:val="TitleChar"/>
+    <w:uiPriority w:val="10"/>
+    <w:qFormat/>
+    <w:rsid w:val="00A10FD9"/>
+    <w:pPr>
+      <w:spacing w:after="80"/>
+      <w:contextualSpacing/>
+      <w:jc w:val="center"/>
+    </w:pPr>
+    <w:rPr>
+      <w:rFonts w:asciiTheme="majorHAnsi" w:eastAsiaTheme="majorEastAsia" w:hAnsiTheme="majorHAnsi" w:cstheme="majorBidi"/>
+      <w:b/>
+      <w:color w:val="0A7B7B"/>
+      <w:sz w:val="48"/>
+      <w:szCs w:val="56"/>
+    </w:rPr>
+  </w:style>
+  <w:style w:type="character" w:customStyle="1" w:styleId="TitleChar">
+    <w:name w:val="Title Char"/>
+    <w:basedOn w:val="DefaultParagraphFont"/>
+    <w:link w:val="Title"/>
+    <w:uiPriority w:val="10"/>
+    <w:rsid w:val="00A10FD9"/>
+    <w:rPr>
+      <w:rFonts w:asciiTheme="majorHAnsi" w:eastAsiaTheme="majorEastAsia" w:hAnsiTheme="majorHAnsi" w:cstheme="majorBidi"/>
+      <w:sz w:val="56"/>
+      <w:szCs w:val="56"/>
+    </w:rPr>
+  </w:style>
+  <w:style w:type="paragraph" w:styleId="Subtitle">
+    <w:name w:val="Subtitle"/>
+    <w:basedOn w:val="Title"/>
+    <w:next w:val="BodyText"/>
+    <w:link w:val="SubtitleChar"/>
+    <w:uiPriority w:val="11"/>
+    <w:qFormat/>
+    <w:rsid w:val="00A10FD9"/>
+    <w:pPr>
+      <w:numPr>
+        <w:ilvl w:val="1"/>
+      </w:numPr>
+    </w:pPr>
+    <w:rPr>
+      <w:spacing w:val="15"/>
+      <w:sz w:val="28"/>
+      <w:szCs w:val="28"/>
+    </w:rPr>
+  </w:style>
+  <w:style w:type="character" w:customStyle="1" w:styleId="SubtitleChar">
+    <w:name w:val="Subtitle Char"/>
+    <w:basedOn w:val="DefaultParagraphFont"/>
+    <w:link w:val="Subtitle"/>
+    <w:uiPriority w:val="11"/>
+    <w:rsid w:val="00A10FD9"/>
+    <w:rPr>
+      <w:rFonts w:eastAsiaTheme="majorEastAsia" w:cstheme="majorBidi"/>
+      <w:color w:val="595959" w:themeColor="text1" w:themeTint="A6"/>
+      <w:spacing w:val="15"/>
+      <w:sz w:val="28"/>
+      <w:szCs w:val="28"/>
+    </w:rPr>
+  </w:style>
+  <w:style w:type="paragraph" w:customStyle="1" w:styleId="Author">
+    <w:name w:val="Author"/>
+    <w:basedOn w:val="Title"/>
+    <w:next w:val="BodyText"/>
+    <w:qFormat/>
+    <w:pPr>
+      <w:keepNext/>
+      <w:keepLines/>
+    </w:pPr>
+    <w:rPr>
+      <w:sz w:val="24"/>
+      <w:szCs w:val="24"/>
+    </w:rPr>
+  </w:style>
+  <w:style w:type="paragraph" w:styleId="Date">
+    <w:name w:val="Date"/>
+    <w:basedOn w:val="Title"/>
+    <w:next w:val="BodyText"/>
+    <w:qFormat/>
+    <w:pPr>
+      <w:keepNext/>
+      <w:keepLines/>
+    </w:pPr>
+    <w:rPr>
+      <w:sz w:val="24"/>
+      <w:szCs w:val="24"/>
+    </w:rPr>
+  </w:style>
+  <w:style w:type="paragraph" w:customStyle="1" w:styleId="AbstractTitle">
+    <w:name w:val="Abstract Title"/>
+    <w:basedOn w:val="Normal"/>
+    <w:next w:val="Abstract"/>
+    <w:qFormat/>
+    <w:pPr>
+      <w:keepNext/>
+      <w:keepLines/>
+      <w:spacing w:before="300" w:after="0"/>
+      <w:jc w:val="center"/>
+    </w:pPr>
+    <w:rPr>
+      <w:b/>
+      <w:sz w:val="20"/>
+      <w:szCs w:val="20"/>
+    </w:rPr>
+  </w:style>
+  <w:style w:type="paragraph" w:customStyle="1" w:styleId="Abstract">
+    <w:name w:val="Abstract"/>
+    <w:basedOn w:val="Normal"/>
+    <w:next w:val="BodyText"/>
+    <w:qFormat/>
+    <w:pPr>
+      <w:keepNext/>
+      <w:keepLines/>
+      <w:spacing w:before="100" w:after="300"/>
+    </w:pPr>
+    <w:rPr>
+      <w:sz w:val="20"/>
+      <w:szCs w:val="20"/>
+    </w:rPr>
+  </w:style>
+  <w:style w:type="paragraph" w:styleId="Bibliography">
+    <w:name w:val="Bibliography"/>
+    <w:basedOn w:val="Normal"/>
+    <w:qFormat/>
+  </w:style>
+  <w:style w:type="character" w:customStyle="1" w:styleId="Heading1Char">
     <w:name w:val="Heading 1 Char"/>
     <w:basedOn w:val="DefaultParagraphFont"/>
     <w:link w:val="Heading1"/>
     <w:uiPriority w:val="9"/>
     <w:rsid w:val="00A10FD9"/>
     <w:rPr>
-      <w:rFonts w:asciiTheme="majorHAnsi" w:cstheme="majorBidi" w:eastAsiaTheme="majorEastAsia" w:hAnsiTheme="majorHAnsi"/>
-      <w:color w:themeColor="accent1" w:themeShade="BF" w:val="0F4761"/>
+      <w:rFonts w:asciiTheme="majorHAnsi" w:eastAsiaTheme="majorEastAsia" w:hAnsiTheme="majorHAnsi" w:cstheme="majorBidi"/>
+      <w:color w:val="0F4761" w:themeColor="accent1" w:themeShade="BF"/>
       <w:sz w:val="40"/>
       <w:szCs w:val="40"/>
     </w:rPr>
   </w:style>
-  <w:style w:customStyle="1" w:styleId="Heading2Char" w:type="character">
+  <w:style w:type="character" w:customStyle="1" w:styleId="Heading2Char">
     <w:name w:val="Heading 2 Char"/>
     <w:basedOn w:val="DefaultParagraphFont"/>
     <w:link w:val="Heading2"/>
@@ -3013,13 +3457,13 @@
     <w:semiHidden/>
     <w:rsid w:val="00A10FD9"/>
     <w:rPr>
-      <w:rFonts w:asciiTheme="majorHAnsi" w:cstheme="majorBidi" w:eastAsiaTheme="majorEastAsia" w:hAnsiTheme="majorHAnsi"/>
-      <w:color w:themeColor="accent1" w:themeShade="BF" w:val="0F4761"/>
+      <w:rFonts w:asciiTheme="majorHAnsi" w:eastAsiaTheme="majorEastAsia" w:hAnsiTheme="majorHAnsi" w:cstheme="majorBidi"/>
+      <w:color w:val="0F4761" w:themeColor="accent1" w:themeShade="BF"/>
       <w:sz w:val="32"/>
       <w:szCs w:val="32"/>
     </w:rPr>
   </w:style>
-  <w:style w:customStyle="1" w:styleId="Heading3Char" w:type="character">
+  <w:style w:type="character" w:customStyle="1" w:styleId="Heading3Char">
     <w:name w:val="Heading 3 Char"/>
     <w:basedOn w:val="DefaultParagraphFont"/>
     <w:link w:val="Heading3"/>
@@ -3027,13 +3471,13 @@
     <w:semiHidden/>
     <w:rsid w:val="00A10FD9"/>
     <w:rPr>
-      <w:rFonts w:cstheme="majorBidi" w:eastAsiaTheme="majorEastAsia"/>
-      <w:color w:themeColor="accent1" w:themeShade="BF" w:val="0F4761"/>
+      <w:rFonts w:eastAsiaTheme="majorEastAsia" w:cstheme="majorBidi"/>
+      <w:color w:val="0F4761" w:themeColor="accent1" w:themeShade="BF"/>
       <w:sz w:val="28"/>
       <w:szCs w:val="28"/>
     </w:rPr>
   </w:style>
-  <w:style w:customStyle="1" w:styleId="Heading4Char" w:type="character">
+  <w:style w:type="character" w:customStyle="1" w:styleId="Heading4Char">
     <w:name w:val="Heading 4 Char"/>
     <w:basedOn w:val="DefaultParagraphFont"/>
     <w:link w:val="Heading4"/>
@@ -3041,13 +3485,13 @@
     <w:semiHidden/>
     <w:rsid w:val="00A10FD9"/>
     <w:rPr>
-      <w:rFonts w:cstheme="majorBidi" w:eastAsiaTheme="majorEastAsia"/>
+      <w:rFonts w:eastAsiaTheme="majorEastAsia" w:cstheme="majorBidi"/>
       <w:i/>
       <w:iCs/>
-      <w:color w:themeColor="accent1" w:themeShade="BF" w:val="0F4761"/>
-    </w:rPr>
-  </w:style>
-  <w:style w:customStyle="1" w:styleId="Heading5Char" w:type="character">
+      <w:color w:val="0F4761" w:themeColor="accent1" w:themeShade="BF"/>
+    </w:rPr>
+  </w:style>
+  <w:style w:type="character" w:customStyle="1" w:styleId="Heading5Char">
     <w:name w:val="Heading 5 Char"/>
     <w:basedOn w:val="DefaultParagraphFont"/>
     <w:link w:val="Heading5"/>
@@ -3055,11 +3499,11 @@
     <w:semiHidden/>
     <w:rsid w:val="00A10FD9"/>
     <w:rPr>
-      <w:rFonts w:cstheme="majorBidi" w:eastAsiaTheme="majorEastAsia"/>
-      <w:color w:themeColor="accent1" w:themeShade="BF" w:val="0F4761"/>
-    </w:rPr>
-  </w:style>
-  <w:style w:customStyle="1" w:styleId="Heading6Char" w:type="character">
+      <w:rFonts w:eastAsiaTheme="majorEastAsia" w:cstheme="majorBidi"/>
+      <w:color w:val="0F4761" w:themeColor="accent1" w:themeShade="BF"/>
+    </w:rPr>
+  </w:style>
+  <w:style w:type="character" w:customStyle="1" w:styleId="Heading6Char">
     <w:name w:val="Heading 6 Char"/>
     <w:basedOn w:val="DefaultParagraphFont"/>
     <w:link w:val="Heading6"/>
@@ -3067,13 +3511,13 @@
     <w:semiHidden/>
     <w:rsid w:val="00A10FD9"/>
     <w:rPr>
-      <w:rFonts w:cstheme="majorBidi" w:eastAsiaTheme="majorEastAsia"/>
+      <w:rFonts w:eastAsiaTheme="majorEastAsia" w:cstheme="majorBidi"/>
       <w:i/>
       <w:iCs/>
-      <w:color w:themeColor="text1" w:themeTint="A6" w:val="595959"/>
-    </w:rPr>
-  </w:style>
-  <w:style w:customStyle="1" w:styleId="Heading7Char" w:type="character">
+      <w:color w:val="595959" w:themeColor="text1" w:themeTint="A6"/>
+    </w:rPr>
+  </w:style>
+  <w:style w:type="character" w:customStyle="1" w:styleId="Heading7Char">
     <w:name w:val="Heading 7 Char"/>
     <w:basedOn w:val="DefaultParagraphFont"/>
     <w:link w:val="Heading7"/>
@@ -3081,11 +3525,11 @@
     <w:semiHidden/>
     <w:rsid w:val="00A10FD9"/>
     <w:rPr>
-      <w:rFonts w:cstheme="majorBidi" w:eastAsiaTheme="majorEastAsia"/>
-      <w:color w:themeColor="text1" w:themeTint="A6" w:val="595959"/>
-    </w:rPr>
-  </w:style>
-  <w:style w:customStyle="1" w:styleId="Heading8Char" w:type="character">
+      <w:rFonts w:eastAsiaTheme="majorEastAsia" w:cstheme="majorBidi"/>
+      <w:color w:val="595959" w:themeColor="text1" w:themeTint="A6"/>
+    </w:rPr>
+  </w:style>
+  <w:style w:type="character" w:customStyle="1" w:styleId="Heading8Char">
     <w:name w:val="Heading 8 Char"/>
     <w:basedOn w:val="DefaultParagraphFont"/>
     <w:link w:val="Heading8"/>
@@ -3093,13 +3537,13 @@
     <w:semiHidden/>
     <w:rsid w:val="00A10FD9"/>
     <w:rPr>
-      <w:rFonts w:cstheme="majorBidi" w:eastAsiaTheme="majorEastAsia"/>
+      <w:rFonts w:eastAsiaTheme="majorEastAsia" w:cstheme="majorBidi"/>
       <w:i/>
       <w:iCs/>
-      <w:color w:themeColor="text1" w:themeTint="D8" w:val="272727"/>
-    </w:rPr>
-  </w:style>
-  <w:style w:customStyle="1" w:styleId="Heading9Char" w:type="character">
+      <w:color w:val="272727" w:themeColor="text1" w:themeTint="D8"/>
+    </w:rPr>
+  </w:style>
+  <w:style w:type="character" w:customStyle="1" w:styleId="Heading9Char">
     <w:name w:val="Heading 9 Char"/>
     <w:basedOn w:val="DefaultParagraphFont"/>
     <w:link w:val="Heading9"/>
@@ -3107,11 +3551,11 @@
     <w:semiHidden/>
     <w:rsid w:val="00A10FD9"/>
     <w:rPr>
-      <w:rFonts w:cstheme="majorBidi" w:eastAsiaTheme="majorEastAsia"/>
-      <w:color w:themeColor="text1" w:themeTint="D8" w:val="272727"/>
-    </w:rPr>
-  </w:style>
-  <w:style w:styleId="BlockText" w:type="paragraph">
+      <w:rFonts w:eastAsiaTheme="majorEastAsia" w:cstheme="majorBidi"/>
+      <w:color w:val="272727" w:themeColor="text1" w:themeTint="D8"/>
+    </w:rPr>
+  </w:style>
+  <w:style w:type="paragraph" w:styleId="BlockText">
     <w:name w:val="Block Text"/>
     <w:basedOn w:val="BodyText"/>
     <w:next w:val="BodyText"/>
@@ -3119,19 +3563,18 @@
     <w:unhideWhenUsed/>
     <w:qFormat/>
     <w:pPr>
-      <w:spacing w:after="100" w:before="100"/>
-      <w:ind w:firstLine="0" w:left="480" w:right="480"/>
+      <w:spacing w:before="100" w:after="100"/>
+      <w:ind w:left="480" w:right="480"/>
     </w:pPr>
   </w:style>
-  <w:style w:styleId="FootnoteText" w:type="paragraph">
-    <w:name w:val="Footnote Text"/>
+  <w:style w:type="paragraph" w:styleId="FootnoteText">
+    <w:name w:val="footnote text"/>
     <w:basedOn w:val="Normal"/>
-    <w:next w:val="FootnoteText"/>
     <w:uiPriority w:val="9"/>
     <w:unhideWhenUsed/>
     <w:qFormat/>
   </w:style>
-  <w:style w:styleId="FootnoteBlockText" w:type="paragraph">
+  <w:style w:type="paragraph" w:customStyle="1" w:styleId="FootnoteBlockText">
     <w:name w:val="Footnote Block Text"/>
     <w:basedOn w:val="FootnoteText"/>
     <w:next w:val="FootnoteText"/>
@@ -3139,40 +3582,35 @@
     <w:unhideWhenUsed/>
     <w:qFormat/>
     <w:pPr>
-      <w:spacing w:after="100" w:before="100"/>
-      <w:ind w:firstLine="0" w:left="480" w:right="480"/>
+      <w:spacing w:before="100" w:after="100"/>
+      <w:ind w:left="480" w:right="480"/>
     </w:pPr>
   </w:style>
-  <w:style w:default="1" w:styleId="DefaultParagraphFont" w:type="character">
-    <w:name w:val="Default Paragraph Font"/>
-    <w:semiHidden/>
-    <w:unhideWhenUsed/>
-  </w:style>
-  <w:style w:default="1" w:styleId="Table" w:type="table">
+  <w:style w:type="table" w:customStyle="1" w:styleId="Table">
     <w:name w:val="Table"/>
-    <w:basedOn w:val="TableNormal"/>
     <w:semiHidden/>
     <w:unhideWhenUsed/>
     <w:qFormat/>
     <w:tblPr>
-      <w:tblInd w:type="dxa" w:w="0"/>
+      <w:tblInd w:w="0" w:type="dxa"/>
       <w:tblCellMar>
-        <w:top w:type="dxa" w:w="0"/>
-        <w:left w:type="dxa" w:w="108"/>
-        <w:bottom w:type="dxa" w:w="0"/>
-        <w:right w:type="dxa" w:w="108"/>
+        <w:top w:w="0" w:type="dxa"/>
+        <w:left w:w="108" w:type="dxa"/>
+        <w:bottom w:w="0" w:type="dxa"/>
+        <w:right w:w="108" w:type="dxa"/>
       </w:tblCellMar>
     </w:tblPr>
     <w:tblStylePr w:type="firstRow">
+      <w:tblPr/>
       <w:tcPr>
         <w:tcBorders>
-          <w:bottom w:val="single"/>
+          <w:bottom w:val="single" w:sz="0" w:space="0" w:color="auto"/>
         </w:tcBorders>
         <w:vAlign w:val="bottom"/>
       </w:tcPr>
     </w:tblStylePr>
   </w:style>
-  <w:style w:customStyle="1" w:styleId="DefinitionTerm" w:type="paragraph">
+  <w:style w:type="paragraph" w:customStyle="1" w:styleId="DefinitionTerm">
     <w:name w:val="Definition Term"/>
     <w:basedOn w:val="Normal"/>
     <w:next w:val="Definition"/>
@@ -3185,75 +3623,76 @@
       <w:b/>
     </w:rPr>
   </w:style>
-  <w:style w:customStyle="1" w:styleId="Definition" w:type="paragraph">
+  <w:style w:type="paragraph" w:customStyle="1" w:styleId="Definition">
     <w:name w:val="Definition"/>
     <w:basedOn w:val="Normal"/>
   </w:style>
-  <w:style w:styleId="Caption" w:type="paragraph">
-    <w:name w:val="Caption"/>
+  <w:style w:type="paragraph" w:styleId="Caption">
+    <w:name w:val="caption"/>
     <w:basedOn w:val="Normal"/>
-    <w:link w:val="BodyTextChar"/>
+    <w:link w:val="CaptionChar"/>
     <w:pPr>
-      <w:spacing w:after="120" w:before="0"/>
+      <w:spacing w:after="120"/>
     </w:pPr>
     <w:rPr>
       <w:i/>
     </w:rPr>
   </w:style>
-  <w:style w:customStyle="1" w:styleId="TableCaption" w:type="paragraph">
+  <w:style w:type="paragraph" w:customStyle="1" w:styleId="TableCaption">
     <w:name w:val="Table Caption"/>
     <w:basedOn w:val="Caption"/>
     <w:pPr>
       <w:keepNext/>
     </w:pPr>
   </w:style>
-  <w:style w:customStyle="1" w:styleId="ImageCaption" w:type="paragraph">
+  <w:style w:type="paragraph" w:customStyle="1" w:styleId="ImageCaption">
     <w:name w:val="Image Caption"/>
     <w:basedOn w:val="Caption"/>
   </w:style>
-  <w:style w:customStyle="1" w:styleId="Figure" w:type="paragraph">
+  <w:style w:type="paragraph" w:customStyle="1" w:styleId="Figure">
     <w:name w:val="Figure"/>
     <w:basedOn w:val="Normal"/>
   </w:style>
-  <w:style w:customStyle="1" w:styleId="CaptionedFigure" w:type="paragraph">
+  <w:style w:type="paragraph" w:customStyle="1" w:styleId="CaptionedFigure">
     <w:name w:val="Captioned Figure"/>
     <w:basedOn w:val="Figure"/>
     <w:pPr>
       <w:keepNext/>
     </w:pPr>
   </w:style>
-  <w:style w:customStyle="1" w:styleId="BodyTextChar" w:type="character">
-    <w:name w:val="Body Text Char"/>
+  <w:style w:type="character" w:customStyle="1" w:styleId="CaptionChar">
+    <w:name w:val="Caption Char"/>
     <w:basedOn w:val="DefaultParagraphFont"/>
-    <w:link w:val="BodyText"/>
-  </w:style>
-  <w:style w:customStyle="1" w:styleId="VerbatimChar" w:type="character">
+    <w:link w:val="Caption"/>
+  </w:style>
+  <w:style w:type="character" w:customStyle="1" w:styleId="VerbatimChar">
     <w:name w:val="Verbatim Char"/>
-    <w:basedOn w:val="BodyTextChar"/>
+    <w:basedOn w:val="CaptionChar"/>
+    <w:link w:val="SourceCode"/>
     <w:rPr>
       <w:rFonts w:ascii="Consolas" w:hAnsi="Consolas"/>
       <w:sz w:val="22"/>
     </w:rPr>
   </w:style>
-  <w:style w:customStyle="1" w:styleId="SectionNumber" w:type="character">
+  <w:style w:type="character" w:customStyle="1" w:styleId="SectionNumber">
     <w:name w:val="Section Number"/>
-    <w:basedOn w:val="BodyTextChar"/>
-  </w:style>
-  <w:style w:styleId="FootnoteReference" w:type="character">
-    <w:name w:val="Footnote Reference"/>
-    <w:basedOn w:val="BodyTextChar"/>
+    <w:basedOn w:val="CaptionChar"/>
+  </w:style>
+  <w:style w:type="character" w:styleId="FootnoteReference">
+    <w:name w:val="footnote reference"/>
+    <w:basedOn w:val="CaptionChar"/>
     <w:rPr>
       <w:vertAlign w:val="superscript"/>
     </w:rPr>
   </w:style>
-  <w:style w:styleId="Hyperlink" w:type="character">
+  <w:style w:type="character" w:styleId="Hyperlink">
     <w:name w:val="Hyperlink"/>
-    <w:basedOn w:val="BodyTextChar"/>
-    <w:rPr>
-      <w:color w:themeColor="accent1" w:val="4F81BD"/>
-    </w:rPr>
-  </w:style>
-  <w:style w:styleId="TOCHeading" w:type="paragraph">
+    <w:basedOn w:val="CaptionChar"/>
+    <w:rPr>
+      <w:color w:val="156082" w:themeColor="accent1"/>
+    </w:rPr>
+  </w:style>
+  <w:style w:type="paragraph" w:styleId="TOCHeading">
     <w:name w:val="TOC Heading"/>
     <w:basedOn w:val="Heading1"/>
     <w:next w:val="BodyText"/>
@@ -3265,10 +3704,8 @@
       <w:outlineLvl w:val="9"/>
     </w:pPr>
     <w:rPr>
-      <w:rFonts w:asciiTheme="majorHAnsi" w:cstheme="majorBidi" w:eastAsiaTheme="majorEastAsia" w:hAnsiTheme="majorHAnsi"/>
       <w:b w:val="0"/>
-      <w:bCs w:val="0"/>
-      <w:color w:themeColor="accent1" w:themeShade="BF" w:val="365F91"/>
+      <w:color w:val="0F4761" w:themeColor="accent1" w:themeShade="BF"/>
     </w:rPr>
   </w:style>
   <w:style w:type="paragraph" w:customStyle="1" w:styleId="SourceCode">
@@ -3276,234 +3713,299 @@
     <w:basedOn w:val="Normal"/>
     <w:link w:val="VerbatimChar"/>
     <w:pPr>
-      <w:wordWrap w:val="off"/>
+      <w:wordWrap w:val="0"/>
     </w:pPr>
   </w:style>
   <w:style w:type="character" w:customStyle="1" w:styleId="KeywordTok">
     <w:name w:val="KeywordTok"/>
     <w:basedOn w:val="VerbatimChar"/>
     <w:rPr>
+      <w:rFonts w:ascii="Consolas" w:hAnsi="Consolas"/>
       <w:b/>
       <w:color w:val="007020"/>
+      <w:sz w:val="22"/>
     </w:rPr>
   </w:style>
   <w:style w:type="character" w:customStyle="1" w:styleId="DataTypeTok">
     <w:name w:val="DataTypeTok"/>
     <w:basedOn w:val="VerbatimChar"/>
     <w:rPr>
+      <w:rFonts w:ascii="Consolas" w:hAnsi="Consolas"/>
       <w:color w:val="902000"/>
+      <w:sz w:val="22"/>
     </w:rPr>
   </w:style>
   <w:style w:type="character" w:customStyle="1" w:styleId="DecValTok">
     <w:name w:val="DecValTok"/>
     <w:basedOn w:val="VerbatimChar"/>
     <w:rPr>
-      <w:color w:val="40a070"/>
+      <w:rFonts w:ascii="Consolas" w:hAnsi="Consolas"/>
+      <w:color w:val="40A070"/>
+      <w:sz w:val="22"/>
     </w:rPr>
   </w:style>
   <w:style w:type="character" w:customStyle="1" w:styleId="BaseNTok">
     <w:name w:val="BaseNTok"/>
     <w:basedOn w:val="VerbatimChar"/>
     <w:rPr>
-      <w:color w:val="40a070"/>
+      <w:rFonts w:ascii="Consolas" w:hAnsi="Consolas"/>
+      <w:color w:val="40A070"/>
+      <w:sz w:val="22"/>
     </w:rPr>
   </w:style>
   <w:style w:type="character" w:customStyle="1" w:styleId="FloatTok">
     <w:name w:val="FloatTok"/>
     <w:basedOn w:val="VerbatimChar"/>
     <w:rPr>
-      <w:color w:val="40a070"/>
+      <w:rFonts w:ascii="Consolas" w:hAnsi="Consolas"/>
+      <w:color w:val="40A070"/>
+      <w:sz w:val="22"/>
     </w:rPr>
   </w:style>
   <w:style w:type="character" w:customStyle="1" w:styleId="ConstantTok">
     <w:name w:val="ConstantTok"/>
     <w:basedOn w:val="VerbatimChar"/>
     <w:rPr>
+      <w:rFonts w:ascii="Consolas" w:hAnsi="Consolas"/>
       <w:color w:val="880000"/>
+      <w:sz w:val="22"/>
     </w:rPr>
   </w:style>
   <w:style w:type="character" w:customStyle="1" w:styleId="CharTok">
     <w:name w:val="CharTok"/>
     <w:basedOn w:val="VerbatimChar"/>
     <w:rPr>
-      <w:color w:val="4070a0"/>
+      <w:rFonts w:ascii="Consolas" w:hAnsi="Consolas"/>
+      <w:color w:val="4070A0"/>
+      <w:sz w:val="22"/>
     </w:rPr>
   </w:style>
   <w:style w:type="character" w:customStyle="1" w:styleId="SpecialCharTok">
     <w:name w:val="SpecialCharTok"/>
     <w:basedOn w:val="VerbatimChar"/>
     <w:rPr>
-      <w:color w:val="4070a0"/>
+      <w:rFonts w:ascii="Consolas" w:hAnsi="Consolas"/>
+      <w:color w:val="4070A0"/>
+      <w:sz w:val="22"/>
     </w:rPr>
   </w:style>
   <w:style w:type="character" w:customStyle="1" w:styleId="StringTok">
     <w:name w:val="StringTok"/>
     <w:basedOn w:val="VerbatimChar"/>
     <w:rPr>
-      <w:color w:val="4070a0"/>
+      <w:rFonts w:ascii="Consolas" w:hAnsi="Consolas"/>
+      <w:color w:val="4070A0"/>
+      <w:sz w:val="22"/>
     </w:rPr>
   </w:style>
   <w:style w:type="character" w:customStyle="1" w:styleId="VerbatimStringTok">
     <w:name w:val="VerbatimStringTok"/>
     <w:basedOn w:val="VerbatimChar"/>
     <w:rPr>
-      <w:color w:val="4070a0"/>
+      <w:rFonts w:ascii="Consolas" w:hAnsi="Consolas"/>
+      <w:color w:val="4070A0"/>
+      <w:sz w:val="22"/>
     </w:rPr>
   </w:style>
   <w:style w:type="character" w:customStyle="1" w:styleId="SpecialStringTok">
     <w:name w:val="SpecialStringTok"/>
     <w:basedOn w:val="VerbatimChar"/>
     <w:rPr>
-      <w:color w:val="bb6688"/>
+      <w:rFonts w:ascii="Consolas" w:hAnsi="Consolas"/>
+      <w:color w:val="BB6688"/>
+      <w:sz w:val="22"/>
     </w:rPr>
   </w:style>
   <w:style w:type="character" w:customStyle="1" w:styleId="ImportTok">
     <w:name w:val="ImportTok"/>
     <w:basedOn w:val="VerbatimChar"/>
     <w:rPr>
+      <w:rFonts w:ascii="Consolas" w:hAnsi="Consolas"/>
       <w:b/>
       <w:color w:val="008000"/>
+      <w:sz w:val="22"/>
     </w:rPr>
   </w:style>
   <w:style w:type="character" w:customStyle="1" w:styleId="CommentTok">
     <w:name w:val="CommentTok"/>
     <w:basedOn w:val="VerbatimChar"/>
     <w:rPr>
+      <w:rFonts w:ascii="Consolas" w:hAnsi="Consolas"/>
       <w:i/>
-      <w:color w:val="60a0b0"/>
+      <w:color w:val="60A0B0"/>
+      <w:sz w:val="22"/>
     </w:rPr>
   </w:style>
   <w:style w:type="character" w:customStyle="1" w:styleId="DocumentationTok">
     <w:name w:val="DocumentationTok"/>
     <w:basedOn w:val="VerbatimChar"/>
     <w:rPr>
+      <w:rFonts w:ascii="Consolas" w:hAnsi="Consolas"/>
       <w:i/>
-      <w:color w:val="ba2121"/>
+      <w:color w:val="BA2121"/>
+      <w:sz w:val="22"/>
     </w:rPr>
   </w:style>
   <w:style w:type="character" w:customStyle="1" w:styleId="AnnotationTok">
     <w:name w:val="AnnotationTok"/>
     <w:basedOn w:val="VerbatimChar"/>
     <w:rPr>
+      <w:rFonts w:ascii="Consolas" w:hAnsi="Consolas"/>
       <w:b/>
       <w:i/>
-      <w:color w:val="60a0b0"/>
+      <w:color w:val="60A0B0"/>
+      <w:sz w:val="22"/>
     </w:rPr>
   </w:style>
   <w:style w:type="character" w:customStyle="1" w:styleId="CommentVarTok">
     <w:name w:val="CommentVarTok"/>
     <w:basedOn w:val="VerbatimChar"/>
     <w:rPr>
+      <w:rFonts w:ascii="Consolas" w:hAnsi="Consolas"/>
       <w:b/>
       <w:i/>
-      <w:color w:val="60a0b0"/>
+      <w:color w:val="60A0B0"/>
+      <w:sz w:val="22"/>
     </w:rPr>
   </w:style>
   <w:style w:type="character" w:customStyle="1" w:styleId="OtherTok">
     <w:name w:val="OtherTok"/>
     <w:basedOn w:val="VerbatimChar"/>
     <w:rPr>
+      <w:rFonts w:ascii="Consolas" w:hAnsi="Consolas"/>
       <w:color w:val="007020"/>
+      <w:sz w:val="22"/>
     </w:rPr>
   </w:style>
   <w:style w:type="character" w:customStyle="1" w:styleId="FunctionTok">
     <w:name w:val="FunctionTok"/>
     <w:basedOn w:val="VerbatimChar"/>
     <w:rPr>
-      <w:color w:val="06287e"/>
+      <w:rFonts w:ascii="Consolas" w:hAnsi="Consolas"/>
+      <w:color w:val="06287E"/>
+      <w:sz w:val="22"/>
     </w:rPr>
   </w:style>
   <w:style w:type="character" w:customStyle="1" w:styleId="VariableTok">
     <w:name w:val="VariableTok"/>
     <w:basedOn w:val="VerbatimChar"/>
     <w:rPr>
-      <w:color w:val="19177c"/>
+      <w:rFonts w:ascii="Consolas" w:hAnsi="Consolas"/>
+      <w:color w:val="19177C"/>
+      <w:sz w:val="22"/>
     </w:rPr>
   </w:style>
   <w:style w:type="character" w:customStyle="1" w:styleId="ControlFlowTok">
     <w:name w:val="ControlFlowTok"/>
     <w:basedOn w:val="VerbatimChar"/>
     <w:rPr>
+      <w:rFonts w:ascii="Consolas" w:hAnsi="Consolas"/>
       <w:b/>
       <w:color w:val="007020"/>
+      <w:sz w:val="22"/>
     </w:rPr>
   </w:style>
   <w:style w:type="character" w:customStyle="1" w:styleId="OperatorTok">
     <w:name w:val="OperatorTok"/>
     <w:basedOn w:val="VerbatimChar"/>
     <w:rPr>
+      <w:rFonts w:ascii="Consolas" w:hAnsi="Consolas"/>
       <w:color w:val="666666"/>
+      <w:sz w:val="22"/>
     </w:rPr>
   </w:style>
   <w:style w:type="character" w:customStyle="1" w:styleId="BuiltInTok">
     <w:name w:val="BuiltInTok"/>
     <w:basedOn w:val="VerbatimChar"/>
     <w:rPr>
+      <w:rFonts w:ascii="Consolas" w:hAnsi="Consolas"/>
       <w:color w:val="008000"/>
+      <w:sz w:val="22"/>
     </w:rPr>
   </w:style>
   <w:style w:type="character" w:customStyle="1" w:styleId="ExtensionTok">
     <w:name w:val="ExtensionTok"/>
     <w:basedOn w:val="VerbatimChar"/>
-    <w:rPr/>
+    <w:rPr>
+      <w:rFonts w:ascii="Consolas" w:hAnsi="Consolas"/>
+      <w:sz w:val="22"/>
+    </w:rPr>
   </w:style>
   <w:style w:type="character" w:customStyle="1" w:styleId="PreprocessorTok">
     <w:name w:val="PreprocessorTok"/>
     <w:basedOn w:val="VerbatimChar"/>
     <w:rPr>
-      <w:color w:val="bc7a00"/>
+      <w:rFonts w:ascii="Consolas" w:hAnsi="Consolas"/>
+      <w:color w:val="BC7A00"/>
+      <w:sz w:val="22"/>
     </w:rPr>
   </w:style>
   <w:style w:type="character" w:customStyle="1" w:styleId="AttributeTok">
     <w:name w:val="AttributeTok"/>
     <w:basedOn w:val="VerbatimChar"/>
     <w:rPr>
-      <w:color w:val="7d9029"/>
+      <w:rFonts w:ascii="Consolas" w:hAnsi="Consolas"/>
+      <w:color w:val="7D9029"/>
+      <w:sz w:val="22"/>
     </w:rPr>
   </w:style>
   <w:style w:type="character" w:customStyle="1" w:styleId="RegionMarkerTok">
     <w:name w:val="RegionMarkerTok"/>
     <w:basedOn w:val="VerbatimChar"/>
-    <w:rPr/>
+    <w:rPr>
+      <w:rFonts w:ascii="Consolas" w:hAnsi="Consolas"/>
+      <w:sz w:val="22"/>
+    </w:rPr>
   </w:style>
   <w:style w:type="character" w:customStyle="1" w:styleId="InformationTok">
     <w:name w:val="InformationTok"/>
     <w:basedOn w:val="VerbatimChar"/>
     <w:rPr>
+      <w:rFonts w:ascii="Consolas" w:hAnsi="Consolas"/>
       <w:b/>
       <w:i/>
-      <w:color w:val="60a0b0"/>
+      <w:color w:val="60A0B0"/>
+      <w:sz w:val="22"/>
     </w:rPr>
   </w:style>
   <w:style w:type="character" w:customStyle="1" w:styleId="WarningTok">
     <w:name w:val="WarningTok"/>
     <w:basedOn w:val="VerbatimChar"/>
     <w:rPr>
+      <w:rFonts w:ascii="Consolas" w:hAnsi="Consolas"/>
       <w:b/>
       <w:i/>
-      <w:color w:val="60a0b0"/>
+      <w:color w:val="60A0B0"/>
+      <w:sz w:val="22"/>
     </w:rPr>
   </w:style>
   <w:style w:type="character" w:customStyle="1" w:styleId="AlertTok">
     <w:name w:val="AlertTok"/>
     <w:basedOn w:val="VerbatimChar"/>
     <w:rPr>
+      <w:rFonts w:ascii="Consolas" w:hAnsi="Consolas"/>
       <w:b/>
-      <w:color w:val="ff0000"/>
+      <w:color w:val="FF0000"/>
+      <w:sz w:val="22"/>
     </w:rPr>
   </w:style>
   <w:style w:type="character" w:customStyle="1" w:styleId="ErrorTok">
     <w:name w:val="ErrorTok"/>
     <w:basedOn w:val="VerbatimChar"/>
     <w:rPr>
+      <w:rFonts w:ascii="Consolas" w:hAnsi="Consolas"/>
       <w:b/>
-      <w:color w:val="ff0000"/>
+      <w:color w:val="FF0000"/>
+      <w:sz w:val="22"/>
     </w:rPr>
   </w:style>
   <w:style w:type="character" w:customStyle="1" w:styleId="NormalTok">
     <w:name w:val="NormalTok"/>
     <w:basedOn w:val="VerbatimChar"/>
-    <w:rPr/>
+    <w:rPr>
+      <w:rFonts w:ascii="Consolas" w:hAnsi="Consolas"/>
+      <w:sz w:val="22"/>
+    </w:rPr>
   </w:style>
 </w:styles>
 </file>
